--- a/AlgoTradingPython/Mean-Reverting Portfolios.docx
+++ b/AlgoTradingPython/Mean-Reverting Portfolios.docx
@@ -34,6 +34,77 @@
       </w:pPr>
       <w:r>
         <w:rPr/>
+        <w:t>Project Highlights</w:t>
+      </w:r>
+    </w:p>
+    <w:p>
+      <w:pPr>
+        <w:pStyle w:val="TextBody"/>
+        <w:numPr>
+          <w:ilvl w:val="0"/>
+          <w:numId w:val="2"/>
+        </w:numPr>
+        <w:bidi w:val="0"/>
+        <w:jc w:val="left"/>
+        <w:rPr/>
+      </w:pPr>
+      <w:r>
+        <w:rPr/>
+        <w:t>Developed fully automated mean-reverting trading strategy using Python and IBKR API</w:t>
+      </w:r>
+    </w:p>
+    <w:p>
+      <w:pPr>
+        <w:pStyle w:val="TextBody"/>
+        <w:numPr>
+          <w:ilvl w:val="0"/>
+          <w:numId w:val="2"/>
+        </w:numPr>
+        <w:bidi w:val="0"/>
+        <w:jc w:val="left"/>
+        <w:rPr/>
+      </w:pPr>
+      <w:r>
+        <w:rPr/>
+        <w:t>Implemented PCA- based stock selection, OU calibration via Savitzky-Golay smoothing</w:t>
+      </w:r>
+    </w:p>
+    <w:p>
+      <w:pPr>
+        <w:pStyle w:val="TextBody"/>
+        <w:numPr>
+          <w:ilvl w:val="0"/>
+          <w:numId w:val="2"/>
+        </w:numPr>
+        <w:bidi w:val="0"/>
+        <w:jc w:val="left"/>
+        <w:rPr/>
+      </w:pPr>
+      <w:r>
+        <w:rPr/>
+        <w:t>Optimised signal parameters using GMM and Optuna with parallel tuning</w:t>
+      </w:r>
+    </w:p>
+    <w:p>
+      <w:pPr>
+        <w:pStyle w:val="TextBody"/>
+        <w:bidi w:val="0"/>
+        <w:jc w:val="left"/>
+        <w:rPr/>
+      </w:pPr>
+      <w:r>
+        <w:rPr/>
+      </w:r>
+    </w:p>
+    <w:p>
+      <w:pPr>
+        <w:pStyle w:val="Heading2"/>
+        <w:bidi w:val="0"/>
+        <w:jc w:val="left"/>
+        <w:rPr/>
+      </w:pPr>
+      <w:r>
+        <w:rPr/>
         <w:t>Strategy Overview</w:t>
       </w:r>
     </w:p>
@@ -46,15 +117,7 @@
       </w:pPr>
       <w:r>
         <w:rPr/>
-        <w:t xml:space="preserve">This document outlines a trading strategy by construction a portfolio, consisting of US equities, such that the historical portfolio value shows a mean-reverting pattern. The strategy is back-tested </w:t>
-      </w:r>
-      <w:r>
-        <w:rPr/>
-        <w:t>and implemented</w:t>
-      </w:r>
-      <w:r>
-        <w:rPr/>
-        <w:t xml:space="preserve"> in Python utilising Interactive Brokers (IBKR) API infrastructure to obtain real time market data and execution. </w:t>
+        <w:t>This document outlines a trading strategy by constructing a portfolio consisting of US equities such that the historical portfolio value shows a mean-reverting pattern. The strategy is back-tested and implemented in Python, utilising Interactive Brokers (IBKR) API infrastructure to obtain real-time market data and execution.</w:t>
       </w:r>
     </w:p>
     <w:p>
@@ -102,27 +165,28 @@
       </w:pPr>
       <w:r>
         <w:rPr/>
-        <w:t xml:space="preserve">A total of 55 US stocks are selected for this strategy. Eight stocks with the lowest variance are selected, using Principal Component Analysis (PCA), </w:t>
-      </w:r>
-      <w:r>
-        <w:rPr/>
-        <w:t xml:space="preserve">which will be used to construct the portfolios.  Selecting the lowest variance ensure a smooth portfolio values time-series with minimal noise to show the mean-reverting pattern. </w:t>
-      </w:r>
-      <w:r>
-        <w:rPr/>
-        <w:t xml:space="preserve"> </w:t>
-      </w:r>
-    </w:p>
-    <w:p>
-      <w:pPr>
-        <w:pStyle w:val="TextBody"/>
-        <w:bidi w:val="0"/>
-        <w:jc w:val="both"/>
-        <w:rPr/>
-      </w:pPr>
-      <w:r>
-        <w:rPr/>
-        <w:t xml:space="preserve">A series of portfolios are constructed consisting of different combination of five stocks. </w:t>
+        <w:t>A total of 55 US stocks are selected for this strategy. Eight stocks with the lowest variance are chosen using Principal Component Analysis (PCA) and used to construct portfolios. Selecting stocks with the lowest variance ensures a smooth portfolio value time series with minimal noise, making the mean-reverting pattern more detectable.</w:t>
+      </w:r>
+    </w:p>
+    <w:p>
+      <w:pPr>
+        <w:pStyle w:val="TextBody"/>
+        <w:rPr/>
+      </w:pPr>
+      <w:r>
+        <w:rPr/>
+        <w:t>A series of portfolios are then constructed, each consisting of different combinations of five stocks.</w:t>
+      </w:r>
+    </w:p>
+    <w:p>
+      <w:pPr>
+        <w:pStyle w:val="TextBody"/>
+        <w:bidi w:val="0"/>
+        <w:jc w:val="both"/>
+        <w:rPr/>
+      </w:pPr>
+      <w:r>
+        <w:rPr/>
       </w:r>
     </w:p>
     <w:p>
@@ -146,106 +210,68 @@
       </w:pPr>
       <w:r>
         <w:rPr/>
-        <w:t>Each stock in a portfolio is assign a weight</w:t>
-      </w:r>
+        <w:t>Each stock in a portfolio is assigned a weight representing the number of shares to hold. In this modelling step, fractional share holdings are allowed. These are converted to integer amounts during the back-testing process, based on the investment amount and stock prices.</w:t>
+      </w:r>
+    </w:p>
+    <w:p>
+      <w:pPr>
+        <w:pStyle w:val="TextBody"/>
+        <w:rPr/>
+      </w:pPr>
+      <w:r>
+        <w:rPr/>
+        <w:t>The calibration process involves smoothing the historical portfolio value time series using a Savitzky-Golay filter (window size = 31, polyorder = 10). This filter smooths the time series while preserving features such as peaks, heights, widths, and positions. It is especially suited for low-noise series.</w:t>
+      </w:r>
+    </w:p>
+    <w:p>
+      <w:pPr>
+        <w:pStyle w:val="TextBody"/>
+        <w:rPr/>
+      </w:pPr>
+      <w:r>
+        <w:rPr/>
+        <w:t>The smoothed series is then calibrated to an Ornstein-Uhlenbeck (OU) process using the method of moments, matching empirical and theoretical moments.</w:t>
+      </w:r>
+    </w:p>
+    <w:p>
+      <w:pPr>
+        <w:pStyle w:val="TextBody"/>
+        <w:rPr/>
+      </w:pPr>
       <w:r>
         <w:rPr>
-          <w:rStyle w:val="FootnoteAnchor"/>
+          <w:rFonts w:ascii="Liberation Serif" w:hAnsi="Liberation Serif"/>
         </w:rPr>
-        <w:footnoteReference w:id="2"/>
-      </w:r>
-      <w:r>
-        <w:rPr/>
-        <w:t>, where each weight represent the amount of stocks to hold. In this part of the modelling, I have assume</w:t>
-      </w:r>
-      <w:r>
-        <w:rPr/>
-        <w:t>d</w:t>
-      </w:r>
-      <w:r>
-        <w:rPr/>
-        <w:t xml:space="preserve"> that the portfolio is able to hold a fraction of stocks. The stocks amount will be converted to an integer amount in the back-testing process, which will depend on the investment amount and stock price. </w:t>
-      </w:r>
-    </w:p>
-    <w:p>
-      <w:pPr>
-        <w:pStyle w:val="TextBody"/>
-        <w:bidi w:val="0"/>
-        <w:jc w:val="both"/>
-        <w:rPr/>
-      </w:pPr>
-      <w:r>
-        <w:rPr/>
-        <w:t xml:space="preserve">The calibration involved smoothing the historical portfolio value time series using Savitzky-Golay filter with window size of 31 and polyorder of 10. The filter is used to smooth the time series while preserving features such as peak, height, width, and position. This smoothing model is suitable for low noise time series.  </w:t>
-      </w:r>
-    </w:p>
-    <w:p>
-      <w:pPr>
-        <w:pStyle w:val="TextBody"/>
-        <w:bidi w:val="0"/>
-        <w:jc w:val="both"/>
-        <w:rPr/>
-      </w:pPr>
-      <w:r>
-        <w:rPr/>
-        <w:t xml:space="preserve">The smoothed time series are then calibrated to Ornstein-Ublenbeck (OU) process using method-of-moment. Method-of-moment involved matching the empirical moments of the observed data to the theoretical moments of OU process. </w:t>
-      </w:r>
-    </w:p>
-    <w:p>
-      <w:pPr>
-        <w:pStyle w:val="TextBody"/>
-        <w:bidi w:val="0"/>
-        <w:spacing w:before="0" w:after="140"/>
-        <w:jc w:val="both"/>
-        <w:rPr/>
-      </w:pPr>
-      <w:r>
-        <w:rPr/>
-        <w:t xml:space="preserve">The calibration is performed by maximising the OU speed of reversion (theta) and minimising the volatility. In </w:t>
-      </w:r>
-      <w:r>
-        <w:rPr/>
-        <w:t>Python</w:t>
-      </w:r>
-      <w:r>
-        <w:rPr/>
-        <w:t xml:space="preserve">, I use the </w:t>
-      </w:r>
-      <w:r>
-        <w:rPr/>
-        <w:t xml:space="preserve">scipy library and use the minimize function utilising SLSQP, trust-constr, BFGS, Nelder-mean, and Powell methods. Should the SLSQP fails to </w:t>
-      </w:r>
-      <w:r>
-        <w:rPr/>
-        <w:t xml:space="preserve">achieve convergence, then the optimiser move to the next method and apply different methods. </w:t>
-      </w:r>
-    </w:p>
-    <w:p>
-      <w:pPr>
-        <w:pStyle w:val="TextBody"/>
-        <w:bidi w:val="0"/>
-        <w:spacing w:before="0" w:after="140"/>
-        <w:jc w:val="both"/>
-        <w:rPr/>
-      </w:pPr>
-      <w:r>
-        <w:rPr/>
-        <w:t xml:space="preserve">The calibration </w:t>
-      </w:r>
-      <w:r>
-        <w:rPr/>
-        <w:t xml:space="preserve">result </w:t>
-      </w:r>
-      <w:r>
-        <w:rPr/>
-        <w:t xml:space="preserve">assigns weights to each stock in each portfolio. </w:t>
-      </w:r>
-    </w:p>
-    <w:p>
-      <w:pPr>
-        <w:pStyle w:val="TextBody"/>
-        <w:bidi w:val="0"/>
-        <w:spacing w:before="0" w:after="140"/>
+        <w:t xml:space="preserve">Calibration aims to maximise the OU speed of reversion (theta) and minimise volatility. In Python, I use </w:t>
+      </w:r>
+      <w:r>
+        <w:rPr>
+          <w:rStyle w:val="SourceText"/>
+          <w:rFonts w:ascii="Liberation Serif" w:hAnsi="Liberation Serif"/>
+        </w:rPr>
+        <w:t>scipy.optimize.minimize</w:t>
+      </w:r>
+      <w:r>
+        <w:rPr>
+          <w:rFonts w:ascii="Liberation Serif" w:hAnsi="Liberation Serif"/>
+        </w:rPr>
+        <w:t xml:space="preserve"> with methods including SLSQP, trust-constr, BFGS, Nelder-Mead, and Powell. If SLSQP fails to converge, the optimiser proceeds to the next method.</w:t>
+      </w:r>
+    </w:p>
+    <w:p>
+      <w:pPr>
+        <w:pStyle w:val="TextBody"/>
+        <w:rPr/>
+      </w:pPr>
+      <w:r>
+        <w:rPr/>
+        <w:t>The result of the calibration is a set of weights assigned to each stock in the portfolio.</w:t>
+      </w:r>
+    </w:p>
+    <w:p>
+      <w:pPr>
+        <w:pStyle w:val="TextBody"/>
+        <w:bidi w:val="0"/>
         <w:jc w:val="both"/>
         <w:rPr/>
       </w:pPr>
@@ -279,411 +305,324 @@
       </w:pPr>
       <w:r>
         <w:rPr/>
-        <w:t>Given the weights and the allocated investment amount for each portfolio</w:t>
-      </w:r>
-      <w:r>
-        <w:rPr>
-          <w:rStyle w:val="FootnoteAnchor"/>
-        </w:rPr>
-        <w:footnoteReference w:id="3"/>
-      </w:r>
-      <w:r>
-        <w:rPr/>
-        <w:t>, I constructed a time series of the portfolio values over the last 200 historical days, by:</w:t>
-      </w:r>
-    </w:p>
-    <w:p>
-      <w:pPr>
-        <w:pStyle w:val="TextBody"/>
-        <w:widowControl/>
+        <w:t>Given the weights and allocated investment amount, I construct a time series of portfolio values over the last 200 historical days by:</w:t>
+      </w:r>
+    </w:p>
+    <w:p>
+      <w:pPr>
+        <w:pStyle w:val="TextBody"/>
         <w:numPr>
-          <w:ilvl w:val="3"/>
+          <w:ilvl w:val="0"/>
           <w:numId w:val="3"/>
         </w:numPr>
-        <w:suppressAutoHyphens w:val="true"/>
-        <w:bidi w:val="0"/>
-        <w:spacing w:lineRule="auto" w:line="276" w:before="0" w:after="140"/>
-        <w:ind w:left="907" w:right="0" w:hanging="340"/>
-        <w:jc w:val="both"/>
-        <w:rPr/>
-      </w:pPr>
-      <w:r>
-        <w:rPr/>
-        <w:t>allocating the number of shared per stock (i.e., investment amount * weights)</w:t>
-      </w:r>
-    </w:p>
-    <w:p>
-      <w:pPr>
-        <w:pStyle w:val="TextBody"/>
-        <w:widowControl/>
+        <w:tabs>
+          <w:tab w:val="clear" w:pos="720"/>
+          <w:tab w:val="left" w:pos="0" w:leader="none"/>
+        </w:tabs>
+        <w:ind w:left="709" w:hanging="283"/>
+        <w:rPr/>
+      </w:pPr>
+      <w:r>
+        <w:rPr/>
+        <w:t>Allocating the number of shares per stock (investment amount × weights).</w:t>
+      </w:r>
+    </w:p>
+    <w:p>
+      <w:pPr>
+        <w:pStyle w:val="TextBody"/>
         <w:numPr>
-          <w:ilvl w:val="3"/>
+          <w:ilvl w:val="0"/>
           <w:numId w:val="3"/>
         </w:numPr>
-        <w:suppressAutoHyphens w:val="true"/>
-        <w:bidi w:val="0"/>
-        <w:spacing w:lineRule="auto" w:line="276" w:before="0" w:after="140"/>
-        <w:ind w:left="907" w:right="0" w:hanging="340"/>
-        <w:jc w:val="both"/>
-        <w:rPr/>
-      </w:pPr>
-      <w:r>
-        <w:rPr/>
-        <w:t>smoothing the historical time series using Savitzky-Golay filter</w:t>
-      </w:r>
-    </w:p>
-    <w:p>
-      <w:pPr>
-        <w:pStyle w:val="TextBody"/>
-        <w:widowControl/>
-        <w:suppressAutoHyphens w:val="true"/>
-        <w:bidi w:val="0"/>
-        <w:spacing w:lineRule="auto" w:line="276" w:before="0" w:after="140"/>
-        <w:ind w:right="0" w:hanging="0"/>
-        <w:jc w:val="both"/>
-        <w:rPr/>
-      </w:pPr>
-      <w:r>
-        <w:rPr/>
-        <w:t>Using the smoothed time series, I calculated the:</w:t>
-      </w:r>
-    </w:p>
-    <w:p>
-      <w:pPr>
-        <w:pStyle w:val="TextBody"/>
-        <w:widowControl/>
+        <w:tabs>
+          <w:tab w:val="clear" w:pos="720"/>
+          <w:tab w:val="left" w:pos="0" w:leader="none"/>
+        </w:tabs>
+        <w:ind w:left="709" w:hanging="283"/>
+        <w:rPr/>
+      </w:pPr>
+      <w:r>
+        <w:rPr/>
+        <w:t>Smoothing the historical time series using the Savitzky-Golay filter.</w:t>
+      </w:r>
+    </w:p>
+    <w:p>
+      <w:pPr>
+        <w:pStyle w:val="TextBody"/>
+        <w:rPr/>
+      </w:pPr>
+      <w:r>
+        <w:rPr/>
+        <w:t>From the smoothed series, I compute the following technical indicators:</w:t>
+      </w:r>
+    </w:p>
+    <w:p>
+      <w:pPr>
+        <w:pStyle w:val="TextBody"/>
         <w:numPr>
           <w:ilvl w:val="0"/>
           <w:numId w:val="4"/>
         </w:numPr>
-        <w:suppressAutoHyphens w:val="true"/>
-        <w:bidi w:val="0"/>
-        <w:spacing w:lineRule="auto" w:line="276" w:before="0" w:after="140"/>
-        <w:ind w:left="907" w:right="0" w:hanging="340"/>
-        <w:jc w:val="both"/>
-        <w:rPr/>
-      </w:pPr>
-      <w:r>
-        <w:rPr/>
-        <w:t>hurst exponent</w:t>
-      </w:r>
-    </w:p>
-    <w:p>
-      <w:pPr>
-        <w:pStyle w:val="TextBody"/>
-        <w:widowControl/>
+        <w:tabs>
+          <w:tab w:val="clear" w:pos="720"/>
+          <w:tab w:val="left" w:pos="0" w:leader="none"/>
+        </w:tabs>
+        <w:ind w:left="709" w:hanging="283"/>
+        <w:rPr/>
+      </w:pPr>
+      <w:r>
+        <w:rPr/>
+        <w:t>Hurst exponent</w:t>
+      </w:r>
+    </w:p>
+    <w:p>
+      <w:pPr>
+        <w:pStyle w:val="TextBody"/>
         <w:numPr>
           <w:ilvl w:val="0"/>
           <w:numId w:val="4"/>
         </w:numPr>
-        <w:suppressAutoHyphens w:val="true"/>
-        <w:bidi w:val="0"/>
-        <w:spacing w:lineRule="auto" w:line="276" w:before="0" w:after="140"/>
-        <w:ind w:left="907" w:right="0" w:hanging="340"/>
-        <w:jc w:val="both"/>
-        <w:rPr/>
-      </w:pPr>
-      <w:r>
-        <w:rPr/>
-        <w:t>half-life</w:t>
-      </w:r>
-    </w:p>
-    <w:p>
-      <w:pPr>
-        <w:pStyle w:val="TextBody"/>
-        <w:widowControl/>
+        <w:tabs>
+          <w:tab w:val="clear" w:pos="720"/>
+          <w:tab w:val="left" w:pos="0" w:leader="none"/>
+        </w:tabs>
+        <w:ind w:left="709" w:hanging="283"/>
+        <w:rPr/>
+      </w:pPr>
+      <w:r>
+        <w:rPr/>
+        <w:t>Half-life</w:t>
+      </w:r>
+    </w:p>
+    <w:p>
+      <w:pPr>
+        <w:pStyle w:val="TextBody"/>
         <w:numPr>
           <w:ilvl w:val="0"/>
           <w:numId w:val="4"/>
         </w:numPr>
-        <w:suppressAutoHyphens w:val="true"/>
-        <w:bidi w:val="0"/>
-        <w:spacing w:lineRule="auto" w:line="276" w:before="0" w:after="140"/>
-        <w:ind w:left="907" w:right="0" w:hanging="340"/>
-        <w:jc w:val="both"/>
-        <w:rPr/>
-      </w:pPr>
-      <w:r>
-        <w:rPr/>
-        <w:t>10-day simple moving average (SMA)</w:t>
-      </w:r>
-    </w:p>
-    <w:p>
-      <w:pPr>
-        <w:pStyle w:val="TextBody"/>
-        <w:widowControl/>
+        <w:tabs>
+          <w:tab w:val="clear" w:pos="720"/>
+          <w:tab w:val="left" w:pos="0" w:leader="none"/>
+        </w:tabs>
+        <w:ind w:left="709" w:hanging="283"/>
+        <w:rPr/>
+      </w:pPr>
+      <w:r>
+        <w:rPr/>
+        <w:t>10-day Simple Moving Average (SMA)</w:t>
+      </w:r>
+    </w:p>
+    <w:p>
+      <w:pPr>
+        <w:pStyle w:val="TextBody"/>
         <w:numPr>
           <w:ilvl w:val="0"/>
           <w:numId w:val="4"/>
         </w:numPr>
-        <w:suppressAutoHyphens w:val="true"/>
-        <w:bidi w:val="0"/>
-        <w:spacing w:lineRule="auto" w:line="276" w:before="0" w:after="140"/>
-        <w:ind w:left="907" w:right="0" w:hanging="340"/>
-        <w:jc w:val="both"/>
-        <w:rPr/>
-      </w:pPr>
-      <w:r>
-        <w:rPr/>
-        <w:t>OU long term average (mu), and sigma</w:t>
-      </w:r>
-    </w:p>
-    <w:p>
-      <w:pPr>
-        <w:pStyle w:val="TextBody"/>
-        <w:widowControl/>
-        <w:suppressAutoHyphens w:val="true"/>
-        <w:bidi w:val="0"/>
-        <w:spacing w:lineRule="auto" w:line="276" w:before="0" w:after="140"/>
-        <w:ind w:right="0" w:hanging="0"/>
-        <w:jc w:val="both"/>
-        <w:rPr/>
-      </w:pPr>
-      <w:r>
-        <w:rPr/>
-        <w:t>The technical indicators are used to identify entry trading opportunities:</w:t>
-      </w:r>
-    </w:p>
-    <w:p>
-      <w:pPr>
-        <w:pStyle w:val="TextBody"/>
-        <w:widowControl/>
+        <w:tabs>
+          <w:tab w:val="clear" w:pos="720"/>
+          <w:tab w:val="left" w:pos="0" w:leader="none"/>
+        </w:tabs>
+        <w:ind w:left="709" w:hanging="283"/>
+        <w:rPr/>
+      </w:pPr>
+      <w:r>
+        <w:rPr/>
+        <w:t>OU long-term mean (mu) and standard deviation (sigma)</w:t>
+      </w:r>
+    </w:p>
+    <w:p>
+      <w:pPr>
+        <w:pStyle w:val="TextBody"/>
+        <w:rPr/>
+      </w:pPr>
+      <w:r>
+        <w:rPr/>
+        <w:t>These indicators inform the entry conditions:</w:t>
+      </w:r>
+    </w:p>
+    <w:p>
+      <w:pPr>
+        <w:pStyle w:val="TextBody"/>
         <w:numPr>
           <w:ilvl w:val="0"/>
           <w:numId w:val="5"/>
         </w:numPr>
-        <w:suppressAutoHyphens w:val="true"/>
-        <w:bidi w:val="0"/>
-        <w:spacing w:lineRule="auto" w:line="276" w:before="0" w:after="140"/>
-        <w:ind w:left="907" w:right="0" w:hanging="340"/>
-        <w:jc w:val="both"/>
-        <w:rPr/>
-      </w:pPr>
-      <w:r>
-        <w:rPr/>
-        <w:t>hurst exponent &lt; hurst Level</w:t>
-      </w:r>
-    </w:p>
-    <w:p>
-      <w:pPr>
-        <w:pStyle w:val="TextBody"/>
-        <w:widowControl/>
+        <w:tabs>
+          <w:tab w:val="clear" w:pos="720"/>
+          <w:tab w:val="left" w:pos="0" w:leader="none"/>
+        </w:tabs>
+        <w:ind w:left="709" w:hanging="283"/>
+        <w:rPr/>
+      </w:pPr>
+      <w:r>
+        <w:rPr/>
+        <w:t>Hurst exponent &lt; threshold</w:t>
+      </w:r>
+    </w:p>
+    <w:p>
+      <w:pPr>
+        <w:pStyle w:val="TextBody"/>
         <w:numPr>
           <w:ilvl w:val="0"/>
           <w:numId w:val="5"/>
         </w:numPr>
-        <w:suppressAutoHyphens w:val="true"/>
-        <w:bidi w:val="0"/>
-        <w:spacing w:lineRule="auto" w:line="276" w:before="0" w:after="140"/>
-        <w:ind w:left="907" w:right="0" w:hanging="340"/>
-        <w:jc w:val="both"/>
-        <w:rPr/>
-      </w:pPr>
-      <w:r>
-        <w:rPr/>
-        <w:t xml:space="preserve">0 </w:t>
-      </w:r>
-      <w:r>
-        <w:rPr/>
-        <w:t>&lt; half-life &lt; half-life upper limit</w:t>
-      </w:r>
-    </w:p>
-    <w:p>
-      <w:pPr>
-        <w:pStyle w:val="TextBody"/>
-        <w:widowControl/>
-        <w:numPr>
-          <w:ilvl w:val="0"/>
-          <w:numId w:val="5"/>
-        </w:numPr>
-        <w:suppressAutoHyphens w:val="true"/>
-        <w:bidi w:val="0"/>
-        <w:spacing w:lineRule="auto" w:line="276" w:before="0" w:after="140"/>
-        <w:ind w:left="907" w:right="0" w:hanging="340"/>
-        <w:jc w:val="both"/>
-        <w:rPr/>
-      </w:pPr>
-      <w:r>
-        <w:rPr/>
-        <w:t>to enter long position:</w:t>
-      </w:r>
-    </w:p>
-    <w:p>
-      <w:pPr>
-        <w:pStyle w:val="TextBody"/>
-        <w:widowControl/>
-        <w:numPr>
-          <w:ilvl w:val="1"/>
-          <w:numId w:val="5"/>
-        </w:numPr>
-        <w:suppressAutoHyphens w:val="true"/>
-        <w:bidi w:val="0"/>
-        <w:spacing w:lineRule="auto" w:line="276" w:before="0" w:after="140"/>
-        <w:ind w:left="1077" w:right="0" w:hanging="340"/>
-        <w:jc w:val="both"/>
-        <w:rPr/>
-      </w:pPr>
-      <w:r>
-        <w:rPr/>
-        <w:t>portfolio value &lt; mu and (SMA &lt; mu – sigma * multiplication or SMA &gt; mu + sigma * multiplication)</w:t>
-      </w:r>
-    </w:p>
-    <w:p>
-      <w:pPr>
-        <w:pStyle w:val="TextBody"/>
-        <w:widowControl/>
-        <w:numPr>
-          <w:ilvl w:val="0"/>
-          <w:numId w:val="5"/>
-        </w:numPr>
-        <w:suppressAutoHyphens w:val="true"/>
-        <w:bidi w:val="0"/>
-        <w:spacing w:lineRule="auto" w:line="276" w:before="0" w:after="140"/>
-        <w:ind w:left="907" w:right="0" w:hanging="340"/>
-        <w:jc w:val="both"/>
-        <w:rPr/>
-      </w:pPr>
-      <w:r>
-        <w:rPr/>
-        <w:t>to enter short position:</w:t>
-      </w:r>
-    </w:p>
-    <w:p>
-      <w:pPr>
-        <w:pStyle w:val="TextBody"/>
-        <w:widowControl/>
-        <w:numPr>
-          <w:ilvl w:val="1"/>
-          <w:numId w:val="5"/>
-        </w:numPr>
         <w:tabs>
           <w:tab w:val="clear" w:pos="720"/>
-          <w:tab w:val="left" w:pos="850" w:leader="none"/>
-        </w:tabs>
-        <w:suppressAutoHyphens w:val="true"/>
-        <w:bidi w:val="0"/>
-        <w:spacing w:lineRule="auto" w:line="276" w:before="0" w:after="140"/>
-        <w:ind w:left="1077" w:right="0" w:hanging="340"/>
-        <w:jc w:val="both"/>
-        <w:rPr/>
-      </w:pPr>
-      <w:r>
-        <w:rPr/>
-        <w:t>portfolio value &gt; mu and (SMA &lt; mu – sigma * multiplication or SMA &gt; mu + sigma * multiplication)</w:t>
-      </w:r>
-    </w:p>
-    <w:p>
-      <w:pPr>
-        <w:pStyle w:val="TextBody"/>
-        <w:widowControl/>
-        <w:tabs>
-          <w:tab w:val="clear" w:pos="720"/>
-          <w:tab w:val="left" w:pos="850" w:leader="none"/>
-        </w:tabs>
-        <w:suppressAutoHyphens w:val="true"/>
-        <w:bidi w:val="0"/>
-        <w:spacing w:lineRule="auto" w:line="276" w:before="0" w:after="140"/>
-        <w:ind w:right="0" w:hanging="0"/>
-        <w:jc w:val="both"/>
-        <w:rPr/>
-      </w:pPr>
-      <w:r>
-        <w:rPr/>
-        <w:t xml:space="preserve">I implemented trailing stop losses to exit positions. The first stop loss is set at </w:t>
-      </w:r>
-      <w:r>
-        <w:rPr/>
-        <w:t>20</w:t>
-      </w:r>
-      <w:r>
-        <w:rPr/>
-        <w:t xml:space="preserve">% of the portfolio value. Once the portfolio reaches 5% profit, then I set the stop loss to 5%. </w:t>
-      </w:r>
-    </w:p>
-    <w:p>
-      <w:pPr>
-        <w:pStyle w:val="TextBody"/>
-        <w:widowControl/>
-        <w:tabs>
-          <w:tab w:val="clear" w:pos="720"/>
-          <w:tab w:val="left" w:pos="850" w:leader="none"/>
-        </w:tabs>
-        <w:suppressAutoHyphens w:val="true"/>
-        <w:bidi w:val="0"/>
-        <w:spacing w:lineRule="auto" w:line="276" w:before="0" w:after="140"/>
-        <w:ind w:right="0" w:hanging="0"/>
-        <w:jc w:val="both"/>
-        <w:rPr/>
-      </w:pPr>
-      <w:r>
-        <w:rPr/>
-      </w:r>
-    </w:p>
-    <w:p>
-      <w:pPr>
-        <w:pStyle w:val="Heading4"/>
-        <w:rPr/>
-      </w:pPr>
-      <w:r>
-        <w:rPr/>
-        <w:t xml:space="preserve"> </w:t>
-      </w:r>
-      <w:r>
-        <w:rPr/>
-        <w:t>In-Sample Back-testing</w:t>
-      </w:r>
-    </w:p>
-    <w:p>
-      <w:pPr>
-        <w:pStyle w:val="TextBody"/>
-        <w:widowControl/>
-        <w:tabs>
-          <w:tab w:val="clear" w:pos="720"/>
-          <w:tab w:val="left" w:pos="850" w:leader="none"/>
-        </w:tabs>
-        <w:suppressAutoHyphens w:val="true"/>
-        <w:bidi w:val="0"/>
-        <w:spacing w:lineRule="auto" w:line="276" w:before="0" w:after="140"/>
-        <w:ind w:right="0" w:hanging="0"/>
-        <w:jc w:val="both"/>
-        <w:rPr/>
-      </w:pPr>
-      <w:r>
-        <w:rPr/>
-        <w:t>The in-sample back-testing is performed on 250 days historical data, which is used to find the optimal hurst level, SMA multiplication, and half-life upper values. Figure 1 shows the return distribution using parameter values of:</w:t>
-      </w:r>
-    </w:p>
-    <w:p>
-      <w:pPr>
-        <w:pStyle w:val="TextBody"/>
-        <w:widowControl/>
+          <w:tab w:val="left" w:pos="0" w:leader="none"/>
+        </w:tabs>
+        <w:ind w:left="709" w:hanging="283"/>
+        <w:rPr/>
+      </w:pPr>
+      <w:r>
+        <w:rPr/>
+        <w:t>0 &lt; half-life &lt; upper bound</w:t>
+      </w:r>
+    </w:p>
+    <w:p>
+      <w:pPr>
+        <w:pStyle w:val="TextBody"/>
+        <w:rPr/>
+      </w:pPr>
+      <w:r>
+        <w:rPr>
+          <w:rStyle w:val="StrongEmphasis"/>
+        </w:rPr>
+        <w:t>To enter a long position:</w:t>
+      </w:r>
+    </w:p>
+    <w:p>
+      <w:pPr>
+        <w:pStyle w:val="TextBody"/>
         <w:numPr>
           <w:ilvl w:val="0"/>
           <w:numId w:val="6"/>
         </w:numPr>
         <w:tabs>
           <w:tab w:val="clear" w:pos="720"/>
-          <w:tab w:val="left" w:pos="850" w:leader="none"/>
-        </w:tabs>
-        <w:suppressAutoHyphens w:val="true"/>
-        <w:bidi w:val="0"/>
-        <w:spacing w:lineRule="auto" w:line="276" w:before="0" w:after="140"/>
-        <w:jc w:val="both"/>
-        <w:rPr/>
-      </w:pPr>
-      <w:r>
-        <w:rPr/>
-        <w:t>Hurst level of 0.97</w:t>
-      </w:r>
-    </w:p>
-    <w:p>
-      <w:pPr>
-        <w:pStyle w:val="TextBody"/>
-        <w:widowControl/>
+          <w:tab w:val="left" w:pos="0" w:leader="none"/>
+        </w:tabs>
+        <w:ind w:left="709" w:hanging="283"/>
+        <w:rPr/>
+      </w:pPr>
+      <w:r>
+        <w:rPr/>
+        <w:t>Portfolio value &lt; mu AND (SMA &lt; mu − sigma × multiplier OR SMA &gt; mu + sigma × multiplier)</w:t>
+      </w:r>
+    </w:p>
+    <w:p>
+      <w:pPr>
+        <w:pStyle w:val="TextBody"/>
+        <w:rPr/>
+      </w:pPr>
+      <w:r>
+        <w:rPr>
+          <w:rStyle w:val="StrongEmphasis"/>
+        </w:rPr>
+        <w:t>To enter a short position:</w:t>
+      </w:r>
+    </w:p>
+    <w:p>
+      <w:pPr>
+        <w:pStyle w:val="TextBody"/>
         <w:numPr>
           <w:ilvl w:val="0"/>
-          <w:numId w:val="6"/>
+          <w:numId w:val="7"/>
         </w:numPr>
+        <w:tabs>
+          <w:tab w:val="clear" w:pos="720"/>
+          <w:tab w:val="left" w:pos="0" w:leader="none"/>
+        </w:tabs>
+        <w:ind w:left="709" w:hanging="283"/>
+        <w:rPr/>
+      </w:pPr>
+      <w:r>
+        <w:rPr/>
+        <w:t>Portfolio value &gt; mu AND (SMA &lt; mu − sigma × multiplier OR SMA &gt; mu + sigma × multiplier)</w:t>
+      </w:r>
+    </w:p>
+    <w:p>
+      <w:pPr>
+        <w:pStyle w:val="TextBody"/>
+        <w:rPr/>
+      </w:pPr>
+      <w:r>
+        <w:rPr/>
+        <w:t>Trailing stop losses are used to exit positions:</w:t>
+      </w:r>
+    </w:p>
+    <w:p>
+      <w:pPr>
+        <w:pStyle w:val="TextBody"/>
+        <w:numPr>
+          <w:ilvl w:val="0"/>
+          <w:numId w:val="8"/>
+        </w:numPr>
+        <w:tabs>
+          <w:tab w:val="clear" w:pos="720"/>
+          <w:tab w:val="left" w:pos="0" w:leader="none"/>
+        </w:tabs>
+        <w:ind w:left="709" w:hanging="283"/>
+        <w:rPr/>
+      </w:pPr>
+      <w:r>
+        <w:rPr/>
+        <w:t>Initial stop loss at 20% of portfolio value.</w:t>
+      </w:r>
+    </w:p>
+    <w:p>
+      <w:pPr>
+        <w:pStyle w:val="TextBody"/>
+        <w:numPr>
+          <w:ilvl w:val="0"/>
+          <w:numId w:val="8"/>
+        </w:numPr>
+        <w:tabs>
+          <w:tab w:val="clear" w:pos="720"/>
+          <w:tab w:val="left" w:pos="0" w:leader="none"/>
+        </w:tabs>
+        <w:ind w:left="709" w:hanging="283"/>
+        <w:rPr/>
+      </w:pPr>
+      <w:r>
+        <w:rPr/>
+        <w:t>After a 5% profit, stop loss is tightened to 5%.</w:t>
+      </w:r>
+    </w:p>
+    <w:p>
+      <w:pPr>
+        <w:pStyle w:val="TextBody"/>
+        <w:numPr>
+          <w:ilvl w:val="0"/>
+          <w:numId w:val="0"/>
+        </w:numPr>
+        <w:ind w:left="0" w:hanging="0"/>
+        <w:jc w:val="both"/>
+        <w:rPr/>
+      </w:pPr>
+      <w:r>
+        <w:rPr/>
+      </w:r>
+    </w:p>
+    <w:p>
+      <w:pPr>
+        <w:pStyle w:val="Heading4"/>
+        <w:rPr/>
+      </w:pPr>
+      <w:r>
+        <w:rPr/>
+        <w:t xml:space="preserve"> </w:t>
+      </w:r>
+      <w:r>
+        <w:rPr/>
+        <w:t>In-Sample Back-testing</w:t>
+      </w:r>
+    </w:p>
+    <w:p>
+      <w:pPr>
+        <w:pStyle w:val="TextBody"/>
+        <w:widowControl/>
         <w:tabs>
           <w:tab w:val="clear" w:pos="720"/>
           <w:tab w:val="left" w:pos="850" w:leader="none"/>
@@ -691,22 +630,86 @@
         <w:suppressAutoHyphens w:val="true"/>
         <w:bidi w:val="0"/>
         <w:spacing w:lineRule="auto" w:line="276" w:before="0" w:after="140"/>
-        <w:jc w:val="both"/>
-        <w:rPr/>
-      </w:pPr>
-      <w:r>
-        <w:rPr/>
-        <w:t>half-life lower value of 37.75</w:t>
-      </w:r>
-    </w:p>
-    <w:p>
-      <w:pPr>
-        <w:pStyle w:val="TextBody"/>
-        <w:widowControl/>
+        <w:ind w:right="0" w:hanging="0"/>
+        <w:jc w:val="both"/>
+        <w:rPr/>
+      </w:pPr>
+      <w:r>
+        <w:rPr/>
+        <w:t>In-sample back-testing is performed on 250 days of historical data to tune the parameters:</w:t>
+      </w:r>
+    </w:p>
+    <w:p>
+      <w:pPr>
+        <w:pStyle w:val="TextBody"/>
         <w:numPr>
           <w:ilvl w:val="0"/>
-          <w:numId w:val="6"/>
+          <w:numId w:val="9"/>
         </w:numPr>
+        <w:tabs>
+          <w:tab w:val="clear" w:pos="720"/>
+          <w:tab w:val="left" w:pos="0" w:leader="none"/>
+        </w:tabs>
+        <w:ind w:left="709" w:hanging="283"/>
+        <w:rPr/>
+      </w:pPr>
+      <w:r>
+        <w:rPr/>
+        <w:t>Hurst level: 0.97</w:t>
+      </w:r>
+    </w:p>
+    <w:p>
+      <w:pPr>
+        <w:pStyle w:val="TextBody"/>
+        <w:numPr>
+          <w:ilvl w:val="0"/>
+          <w:numId w:val="9"/>
+        </w:numPr>
+        <w:tabs>
+          <w:tab w:val="clear" w:pos="720"/>
+          <w:tab w:val="left" w:pos="0" w:leader="none"/>
+        </w:tabs>
+        <w:ind w:left="709" w:hanging="283"/>
+        <w:rPr/>
+      </w:pPr>
+      <w:r>
+        <w:rPr/>
+        <w:t>Half-life range: 37.75 to 74.05</w:t>
+      </w:r>
+    </w:p>
+    <w:p>
+      <w:pPr>
+        <w:pStyle w:val="TextBody"/>
+        <w:numPr>
+          <w:ilvl w:val="0"/>
+          <w:numId w:val="9"/>
+        </w:numPr>
+        <w:tabs>
+          <w:tab w:val="clear" w:pos="720"/>
+          <w:tab w:val="left" w:pos="0" w:leader="none"/>
+        </w:tabs>
+        <w:ind w:left="709" w:hanging="283"/>
+        <w:rPr/>
+      </w:pPr>
+      <w:r>
+        <w:rPr/>
+        <w:t>SMA multiplier: 1.35</w:t>
+      </w:r>
+    </w:p>
+    <w:p>
+      <w:pPr>
+        <w:pStyle w:val="TextBody"/>
+        <w:rPr/>
+      </w:pPr>
+      <w:r>
+        <w:rPr/>
+        <w:t>These values are determined via manual tuning and used as initial conditions for optimisation.</w:t>
+      </w:r>
+    </w:p>
+    <w:p>
+      <w:pPr>
+        <w:pStyle w:val="TextBody"/>
+        <w:widowControl/>
         <w:tabs>
           <w:tab w:val="clear" w:pos="720"/>
           <w:tab w:val="left" w:pos="850" w:leader="none"/>
@@ -714,54 +717,12 @@
         <w:suppressAutoHyphens w:val="true"/>
         <w:bidi w:val="0"/>
         <w:spacing w:lineRule="auto" w:line="276" w:before="0" w:after="140"/>
-        <w:jc w:val="both"/>
-        <w:rPr/>
-      </w:pPr>
-      <w:r>
-        <w:rPr/>
-        <w:t>half-life upper value of 74.05</w:t>
-      </w:r>
-    </w:p>
-    <w:p>
-      <w:pPr>
-        <w:pStyle w:val="TextBody"/>
-        <w:widowControl/>
-        <w:numPr>
-          <w:ilvl w:val="0"/>
-          <w:numId w:val="6"/>
-        </w:numPr>
-        <w:tabs>
-          <w:tab w:val="clear" w:pos="720"/>
-          <w:tab w:val="left" w:pos="850" w:leader="none"/>
-        </w:tabs>
-        <w:suppressAutoHyphens w:val="true"/>
-        <w:bidi w:val="0"/>
-        <w:spacing w:lineRule="auto" w:line="276" w:before="0" w:after="140"/>
-        <w:jc w:val="both"/>
-        <w:rPr/>
-      </w:pPr>
-      <w:r>
-        <w:rPr/>
-        <w:t>SMA multiplication of 1.35</w:t>
-      </w:r>
-    </w:p>
-    <w:p>
-      <w:pPr>
-        <w:pStyle w:val="TextBody"/>
-        <w:widowControl/>
-        <w:tabs>
-          <w:tab w:val="clear" w:pos="720"/>
-          <w:tab w:val="left" w:pos="850" w:leader="none"/>
-        </w:tabs>
-        <w:suppressAutoHyphens w:val="true"/>
-        <w:bidi w:val="0"/>
-        <w:spacing w:lineRule="auto" w:line="276" w:before="0" w:after="140"/>
-        <w:jc w:val="both"/>
-        <w:rPr/>
-      </w:pPr>
-      <w:r>
-        <w:rPr/>
-        <w:t>These values are determined by manually changing the parameters value and it is used as an initial values for optimisation.</w:t>
+        <w:ind w:right="0" w:hanging="0"/>
+        <w:jc w:val="both"/>
+        <w:rPr/>
+      </w:pPr>
+      <w:r>
+        <w:rPr/>
       </w:r>
     </w:p>
     <w:p>
@@ -786,41 +747,38 @@
       </w:pPr>
       <w:r>
         <w:rPr/>
-      </w:r>
-    </w:p>
-    <w:p>
-      <w:pPr>
-        <w:pStyle w:val="TextBody"/>
-        <w:bidi w:val="0"/>
-        <w:spacing w:before="0" w:after="140"/>
-        <w:jc w:val="center"/>
-        <w:rPr/>
-      </w:pPr>
-      <w:r>
-        <w:rPr/>
-      </w:r>
-      <w:r>
         <mc:AlternateContent>
           <mc:Choice Requires="wps">
             <w:drawing>
               <wp:inline distT="0" distB="0" distL="0" distR="0">
                 <wp:extent cx="5220970" cy="4295775"/>
                 <wp:effectExtent l="0" t="0" r="0" b="0"/>
-                <wp:docPr id="1" name="Frame1"/>
+                <wp:docPr id="1" name="Shape1"/>
                 <a:graphic xmlns:a="http://schemas.openxmlformats.org/drawingml/2006/main">
                   <a:graphicData uri="http://schemas.microsoft.com/office/word/2010/wordprocessingShape">
                     <wps:wsp>
-                      <wps:cNvSpPr txBox="1"/>
+                      <wps:cNvSpPr/>
                       <wps:spPr>
                         <a:xfrm>
                           <a:off x="0" y="0"/>
-                          <a:ext cx="5220970" cy="4295775"/>
+                          <a:ext cx="5221080" cy="4295880"/>
                         </a:xfrm>
-                        <a:prstGeom prst="rect"/>
+                        <a:prstGeom prst="rect">
+                          <a:avLst/>
+                        </a:prstGeom>
                         <a:solidFill>
-                          <a:srgbClr val="FFFFFF"/>
+                          <a:srgbClr val="ffffff"/>
                         </a:solidFill>
+                        <a:ln w="0">
+                          <a:noFill/>
+                        </a:ln>
                       </wps:spPr>
+                      <wps:style>
+                        <a:lnRef idx="0"/>
+                        <a:fillRef idx="0"/>
+                        <a:effectRef idx="0"/>
+                        <a:fontRef idx="minor"/>
+                      </wps:style>
                       <wps:txbx>
                         <w:txbxContent>
                           <w:p>
@@ -836,7 +794,7 @@
                                 <wp:inline distT="0" distB="0" distL="0" distR="0">
                                   <wp:extent cx="5220970" cy="3968115"/>
                                   <wp:effectExtent l="0" t="0" r="0" b="0"/>
-                                  <wp:docPr id="2" name="Image1" descr=""/>
+                                  <wp:docPr id="3" name="Image1" descr=""/>
                                   <wp:cNvGraphicFramePr>
                                     <a:graphicFrameLocks xmlns:a="http://schemas.openxmlformats.org/drawingml/2006/main" noChangeAspect="1"/>
                                   </wp:cNvGraphicFramePr>
@@ -844,7 +802,7 @@
                                     <a:graphicData uri="http://schemas.openxmlformats.org/drawingml/2006/picture">
                                       <pic:pic xmlns:pic="http://schemas.openxmlformats.org/drawingml/2006/picture">
                                         <pic:nvPicPr>
-                                          <pic:cNvPr id="2" name="Image1" descr=""/>
+                                          <pic:cNvPr id="3" name="Image1" descr=""/>
                                           <pic:cNvPicPr>
                                             <a:picLocks noChangeAspect="1" noChangeArrowheads="1"/>
                                           </pic:cNvPicPr>
@@ -869,6 +827,9 @@
                                   </a:graphic>
                                 </wp:inline>
                               </w:drawing>
+                            </w:r>
+                            <w:r>
+                              <w:rPr/>
                               <w:t xml:space="preserve">Figure </w:t>
                             </w:r>
                             <w:r>
@@ -898,7 +859,7 @@
                           </w:p>
                         </w:txbxContent>
                       </wps:txbx>
-                      <wps:bodyPr anchor="t" lIns="0" tIns="0" rIns="0" bIns="0">
+                      <wps:bodyPr lIns="0" rIns="0" tIns="0" bIns="0" anchor="t">
                         <a:noAutofit/>
                       </wps:bodyPr>
                     </wps:wsp>
@@ -909,8 +870,10 @@
           </mc:Choice>
           <mc:Fallback>
             <w:pict>
-              <v:rect style="position:absolute;rotation:-0;width:411.1pt;height:338.25pt;mso-wrap-distance-left:0pt;mso-wrap-distance-right:0pt;mso-wrap-distance-top:0pt;mso-wrap-distance-bottom:0pt;margin-top:-325.8pt;mso-position-vertical-relative:text;margin-left:0pt;mso-position-horizontal:center;mso-position-horizontal-relative:text">
-                <v:textbox inset="0in,0in,0in,0in">
+              <v:rect id="shape_0" ID="Shape1" path="m0,0l-2147483645,0l-2147483645,-2147483646l0,-2147483646xe" fillcolor="white" stroked="f" o:allowincell="f" style="position:absolute;margin-left:0pt;margin-top:-338.3pt;width:411.05pt;height:338.2pt;mso-wrap-style:square;v-text-anchor:top;mso-position-vertical:top">
+                <v:fill o:detectmouseclick="t" type="solid" color2="black"/>
+                <v:stroke color="#3465a4" joinstyle="round" endcap="flat"/>
+                <v:textbox>
                   <w:txbxContent>
                     <w:p>
                       <w:pPr>
@@ -925,7 +888,7 @@
                           <wp:inline distT="0" distB="0" distL="0" distR="0">
                             <wp:extent cx="5220970" cy="3968115"/>
                             <wp:effectExtent l="0" t="0" r="0" b="0"/>
-                            <wp:docPr id="3" name="Image1" descr=""/>
+                            <wp:docPr id="4" name="Image1" descr=""/>
                             <wp:cNvGraphicFramePr>
                               <a:graphicFrameLocks xmlns:a="http://schemas.openxmlformats.org/drawingml/2006/main" noChangeAspect="1"/>
                             </wp:cNvGraphicFramePr>
@@ -933,7 +896,7 @@
                               <a:graphicData uri="http://schemas.openxmlformats.org/drawingml/2006/picture">
                                 <pic:pic xmlns:pic="http://schemas.openxmlformats.org/drawingml/2006/picture">
                                   <pic:nvPicPr>
-                                    <pic:cNvPr id="3" name="Image1" descr=""/>
+                                    <pic:cNvPr id="4" name="Image1" descr=""/>
                                     <pic:cNvPicPr>
                                       <a:picLocks noChangeAspect="1" noChangeArrowheads="1"/>
                                     </pic:cNvPicPr>
@@ -958,6 +921,9 @@
                             </a:graphic>
                           </wp:inline>
                         </w:drawing>
+                      </w:r>
+                      <w:r>
+                        <w:rPr/>
                         <w:t xml:space="preserve">Figure </w:t>
                       </w:r>
                       <w:r>
@@ -987,7 +953,7 @@
                     </w:p>
                   </w:txbxContent>
                 </v:textbox>
-                <w10:wrap type="square" side="largest"/>
+                <w10:wrap type="square"/>
               </v:rect>
             </w:pict>
           </mc:Fallback>
@@ -1004,126 +970,106 @@
       </w:pPr>
       <w:r>
         <w:rPr/>
-        <w:t xml:space="preserve">As shown in Figure 1, the return distribution resemble two normal distributions. This is a good candidate for a Gaussian Mixture Model (GMM), which I have used to calibrate the parameters. The calibration is aiming to move the two modes of the distribution as far to the right as possible. </w:t>
-      </w:r>
-    </w:p>
-    <w:p>
-      <w:pPr>
-        <w:pStyle w:val="TextBody"/>
-        <w:bidi w:val="0"/>
-        <w:spacing w:before="0" w:after="140"/>
-        <w:jc w:val="left"/>
-        <w:rPr/>
-      </w:pPr>
-      <w:r>
-        <w:rPr/>
-        <w:t xml:space="preserve">The optimisation is performed in Python using the optuna library, which supports multiple parallel optimisation. This increases the optimisation process, since back-testing is quite a slow process. Optuna also does not randomly search, instead it builds a probabilistic model of the objective function and prioritise promising areas. It means the optimised can reach solutions faster with fewer trials compared to grid/random search.  </w:t>
-      </w:r>
-    </w:p>
-    <w:p>
-      <w:pPr>
-        <w:pStyle w:val="TextBody"/>
-        <w:bidi w:val="0"/>
-        <w:spacing w:before="0" w:after="140"/>
-        <w:jc w:val="left"/>
-        <w:rPr/>
-      </w:pPr>
-      <w:r>
-        <w:rPr/>
-        <w:t>Figure 2 shows the in-sample return distribution using the calibrated parameters of:</w:t>
-      </w:r>
-    </w:p>
-    <w:p>
-      <w:pPr>
-        <w:pStyle w:val="TextBody"/>
-        <w:widowControl/>
+        <w:t>The return distribution appears bimodal, suitable for modelling via a Gaussian Mixture Model (GMM). Calibration aims to shift the distribution modes as far to the right as possible.</w:t>
+      </w:r>
+    </w:p>
+    <w:p>
+      <w:pPr>
+        <w:pStyle w:val="TextBody"/>
+        <w:rPr/>
+      </w:pPr>
+      <w:r>
+        <w:rPr/>
+        <w:t xml:space="preserve">Optimisation is performed using the </w:t>
+      </w:r>
+      <w:r>
+        <w:rPr>
+          <w:rStyle w:val="SourceText"/>
+        </w:rPr>
+        <w:t>optuna</w:t>
+      </w:r>
+      <w:r>
+        <w:rPr/>
+        <w:t xml:space="preserve"> library for parallelised, model-guided hyperparameter tuning. This approach finds solutions faster and with fewer trials than grid/random search.</w:t>
+      </w:r>
+    </w:p>
+    <w:p>
+      <w:pPr>
+        <w:pStyle w:val="TextBody"/>
+        <w:rPr/>
+      </w:pPr>
+      <w:r>
+        <w:rPr/>
+        <w:t>Calibrated parameter results:</w:t>
+      </w:r>
+    </w:p>
+    <w:p>
+      <w:pPr>
+        <w:pStyle w:val="TextBody"/>
         <w:numPr>
           <w:ilvl w:val="0"/>
-          <w:numId w:val="6"/>
+          <w:numId w:val="10"/>
         </w:numPr>
         <w:tabs>
           <w:tab w:val="clear" w:pos="720"/>
-          <w:tab w:val="left" w:pos="850" w:leader="none"/>
-        </w:tabs>
-        <w:suppressAutoHyphens w:val="true"/>
-        <w:bidi w:val="0"/>
-        <w:spacing w:lineRule="auto" w:line="276" w:before="0" w:after="140"/>
-        <w:jc w:val="both"/>
-        <w:rPr/>
-      </w:pPr>
-      <w:r>
-        <w:rPr/>
-        <w:t>Hurst level of 0.</w:t>
-      </w:r>
-      <w:r>
-        <w:rPr/>
-        <w:t>3617</w:t>
-      </w:r>
-    </w:p>
-    <w:p>
-      <w:pPr>
-        <w:pStyle w:val="TextBody"/>
-        <w:widowControl/>
+          <w:tab w:val="left" w:pos="0" w:leader="none"/>
+        </w:tabs>
+        <w:ind w:left="709" w:hanging="283"/>
+        <w:rPr/>
+      </w:pPr>
+      <w:r>
+        <w:rPr/>
+        <w:t>Hurst level: 0.3617</w:t>
+      </w:r>
+    </w:p>
+    <w:p>
+      <w:pPr>
+        <w:pStyle w:val="TextBody"/>
         <w:numPr>
           <w:ilvl w:val="0"/>
-          <w:numId w:val="6"/>
+          <w:numId w:val="10"/>
         </w:numPr>
         <w:tabs>
           <w:tab w:val="clear" w:pos="720"/>
-          <w:tab w:val="left" w:pos="850" w:leader="none"/>
-        </w:tabs>
-        <w:suppressAutoHyphens w:val="true"/>
-        <w:bidi w:val="0"/>
-        <w:spacing w:lineRule="auto" w:line="276" w:before="0" w:after="140"/>
-        <w:jc w:val="both"/>
-        <w:rPr/>
-      </w:pPr>
-      <w:r>
-        <w:rPr/>
-        <w:t xml:space="preserve">half-life upper value of </w:t>
-      </w:r>
-      <w:r>
-        <w:rPr/>
-        <w:t>62.3571</w:t>
-      </w:r>
-    </w:p>
-    <w:p>
-      <w:pPr>
-        <w:pStyle w:val="TextBody"/>
-        <w:widowControl/>
+          <w:tab w:val="left" w:pos="0" w:leader="none"/>
+        </w:tabs>
+        <w:ind w:left="709" w:hanging="283"/>
+        <w:rPr/>
+      </w:pPr>
+      <w:r>
+        <w:rPr/>
+        <w:t>Half-life upper: 62.3571</w:t>
+      </w:r>
+    </w:p>
+    <w:p>
+      <w:pPr>
+        <w:pStyle w:val="TextBody"/>
         <w:numPr>
           <w:ilvl w:val="0"/>
-          <w:numId w:val="6"/>
+          <w:numId w:val="10"/>
         </w:numPr>
         <w:tabs>
           <w:tab w:val="clear" w:pos="720"/>
-          <w:tab w:val="left" w:pos="850" w:leader="none"/>
-        </w:tabs>
-        <w:suppressAutoHyphens w:val="true"/>
-        <w:bidi w:val="0"/>
-        <w:spacing w:lineRule="auto" w:line="276" w:before="0" w:after="140"/>
-        <w:jc w:val="both"/>
-        <w:rPr/>
-      </w:pPr>
-      <w:r>
-        <w:rPr/>
-        <w:t xml:space="preserve">SMA multiplication of </w:t>
-      </w:r>
-      <w:r>
-        <w:rPr/>
-        <w:t>2</w:t>
-      </w:r>
-      <w:r>
-        <w:rPr/>
-        <w:t>.</w:t>
-      </w:r>
-      <w:r>
-        <w:rPr/>
-        <w:t>0</w:t>
-      </w:r>
-      <w:r>
-        <w:rPr/>
-        <w:t>284</w:t>
+          <w:tab w:val="left" w:pos="0" w:leader="none"/>
+        </w:tabs>
+        <w:ind w:left="709" w:hanging="283"/>
+        <w:rPr/>
+      </w:pPr>
+      <w:r>
+        <w:rPr/>
+        <w:t>SMA multiplier: 2.0284</w:t>
+      </w:r>
+    </w:p>
+    <w:p>
+      <w:pPr>
+        <w:pStyle w:val="TextBody"/>
+        <w:bidi w:val="0"/>
+        <w:spacing w:before="0" w:after="140"/>
+        <w:jc w:val="both"/>
+        <w:rPr/>
+      </w:pPr>
+      <w:r>
+        <w:rPr/>
       </w:r>
     </w:p>
     <w:p>
@@ -1145,7 +1091,7 @@
         <mc:AlternateContent>
           <mc:Choice Requires="wps">
             <w:drawing>
-              <wp:anchor behindDoc="0" distT="0" distB="0" distL="0" distR="0" simplePos="0" locked="0" layoutInCell="0" allowOverlap="1" relativeHeight="2">
+              <wp:anchor behindDoc="0" distT="0" distB="0" distL="0" distR="0" simplePos="0" locked="0" layoutInCell="0" allowOverlap="1" relativeHeight="4">
                 <wp:simplePos x="0" y="0"/>
                 <wp:positionH relativeFrom="column">
                   <wp:align>center</wp:align>
@@ -1156,7 +1102,7 @@
                 <wp:extent cx="5220970" cy="4261485"/>
                 <wp:effectExtent l="0" t="0" r="0" b="0"/>
                 <wp:wrapSquare wrapText="largest"/>
-                <wp:docPr id="4" name="Frame2"/>
+                <wp:docPr id="5" name="Frame2"/>
                 <a:graphic xmlns:a="http://schemas.openxmlformats.org/drawingml/2006/main">
                   <a:graphicData uri="http://schemas.microsoft.com/office/word/2010/wordprocessingShape">
                     <wps:wsp>
@@ -1189,34 +1135,50 @@
                               <w:pStyle w:val="Figure"/>
                               <w:spacing w:before="120" w:after="120"/>
                               <w:jc w:val="center"/>
-                              <w:rPr/>
+                              <w:rPr>
+                                <w:color w:val="000000"/>
+                              </w:rPr>
                             </w:pPr>
                             <w:r>
-                              <w:rPr/>
+                              <w:rPr>
+                                <w:color w:val="000000"/>
+                              </w:rPr>
                               <w:t xml:space="preserve">Figure </w:t>
                             </w:r>
                             <w:r>
-                              <w:rPr/>
+                              <w:rPr>
+                                <w:color w:val="000000"/>
+                              </w:rPr>
                               <w:fldChar w:fldCharType="begin"/>
                             </w:r>
                             <w:r>
-                              <w:rPr/>
+                              <w:rPr>
+                                <w:color w:val="000000"/>
+                              </w:rPr>
                               <w:instrText xml:space="preserve"> SEQ Figure \* ARABIC </w:instrText>
                             </w:r>
                             <w:r>
-                              <w:rPr/>
+                              <w:rPr>
+                                <w:color w:val="000000"/>
+                              </w:rPr>
                               <w:fldChar w:fldCharType="separate"/>
                             </w:r>
                             <w:r>
-                              <w:rPr/>
+                              <w:rPr>
+                                <w:color w:val="000000"/>
+                              </w:rPr>
                               <w:t>2</w:t>
                             </w:r>
                             <w:r>
-                              <w:rPr/>
+                              <w:rPr>
+                                <w:color w:val="000000"/>
+                              </w:rPr>
                               <w:fldChar w:fldCharType="end"/>
                             </w:r>
                             <w:r>
-                              <w:rPr/>
+                              <w:rPr>
+                                <w:color w:val="000000"/>
+                              </w:rPr>
                               <w:t>: Optimised in-sample return distribution</w:t>
                             </w:r>
                           </w:p>
@@ -1243,34 +1205,50 @@
                         <w:pStyle w:val="Figure"/>
                         <w:spacing w:before="120" w:after="120"/>
                         <w:jc w:val="center"/>
-                        <w:rPr/>
+                        <w:rPr>
+                          <w:color w:val="000000"/>
+                        </w:rPr>
                       </w:pPr>
                       <w:r>
-                        <w:rPr/>
+                        <w:rPr>
+                          <w:color w:val="000000"/>
+                        </w:rPr>
                         <w:t xml:space="preserve">Figure </w:t>
                       </w:r>
                       <w:r>
-                        <w:rPr/>
+                        <w:rPr>
+                          <w:color w:val="000000"/>
+                        </w:rPr>
                         <w:fldChar w:fldCharType="begin"/>
                       </w:r>
                       <w:r>
-                        <w:rPr/>
+                        <w:rPr>
+                          <w:color w:val="000000"/>
+                        </w:rPr>
                         <w:instrText xml:space="preserve"> SEQ Figure \* ARABIC </w:instrText>
                       </w:r>
                       <w:r>
-                        <w:rPr/>
+                        <w:rPr>
+                          <w:color w:val="000000"/>
+                        </w:rPr>
                         <w:fldChar w:fldCharType="separate"/>
                       </w:r>
                       <w:r>
-                        <w:rPr/>
+                        <w:rPr>
+                          <w:color w:val="000000"/>
+                        </w:rPr>
                         <w:t>2</w:t>
                       </w:r>
                       <w:r>
-                        <w:rPr/>
+                        <w:rPr>
+                          <w:color w:val="000000"/>
+                        </w:rPr>
                         <w:fldChar w:fldCharType="end"/>
                       </w:r>
                       <w:r>
-                        <w:rPr/>
+                        <w:rPr>
+                          <w:color w:val="000000"/>
+                        </w:rPr>
                         <w:t>: Optimised in-sample return distribution</w:t>
                       </w:r>
                     </w:p>
@@ -1282,18 +1260,18 @@
           </mc:Fallback>
         </mc:AlternateContent>
         <w:drawing>
-          <wp:anchor behindDoc="0" distT="0" distB="0" distL="0" distR="0" simplePos="0" locked="0" layoutInCell="0" allowOverlap="1" relativeHeight="4">
+          <wp:anchor behindDoc="0" distT="0" distB="0" distL="0" distR="0" simplePos="0" locked="0" layoutInCell="0" allowOverlap="1" relativeHeight="7">
             <wp:simplePos x="0" y="0"/>
             <wp:positionH relativeFrom="column">
               <wp:align>center</wp:align>
             </wp:positionH>
             <wp:positionV relativeFrom="paragraph">
-              <wp:align>top</wp:align>
+              <wp:posOffset>635</wp:posOffset>
             </wp:positionV>
             <wp:extent cx="5221605" cy="3901440"/>
             <wp:effectExtent l="0" t="0" r="0" b="0"/>
             <wp:wrapSquare wrapText="largest"/>
-            <wp:docPr id="6" name="Image2" descr=""/>
+            <wp:docPr id="7" name="Image2" descr=""/>
             <wp:cNvGraphicFramePr>
               <a:graphicFrameLocks xmlns:a="http://schemas.openxmlformats.org/drawingml/2006/main" noChangeAspect="1"/>
             </wp:cNvGraphicFramePr>
@@ -1301,7 +1279,7 @@
               <a:graphicData uri="http://schemas.openxmlformats.org/drawingml/2006/picture">
                 <pic:pic xmlns:pic="http://schemas.openxmlformats.org/drawingml/2006/picture">
                   <pic:nvPicPr>
-                    <pic:cNvPr id="6" name="Image2" descr=""/>
+                    <pic:cNvPr id="7" name="Image2" descr=""/>
                     <pic:cNvPicPr>
                       <a:picLocks noChangeAspect="1" noChangeArrowheads="1"/>
                     </pic:cNvPicPr>
@@ -1584,39 +1562,7 @@
       </w:pPr>
       <w:r>
         <w:rPr/>
-        <w:t>The mean is located at -1</w:t>
-      </w:r>
-      <w:r>
-        <w:rPr/>
-        <w:t>7</w:t>
-      </w:r>
-      <w:r>
-        <w:rPr/>
-        <w:t xml:space="preserve">% and </w:t>
-      </w:r>
-      <w:r>
-        <w:rPr/>
-        <w:t>4</w:t>
-      </w:r>
-      <w:r>
-        <w:rPr/>
-        <w:t xml:space="preserve">%, with the weight of the left distribution at </w:t>
-      </w:r>
-      <w:r>
-        <w:rPr/>
-        <w:t>30</w:t>
-      </w:r>
-      <w:r>
-        <w:rPr/>
-        <w:t>% and 7</w:t>
-      </w:r>
-      <w:r>
-        <w:rPr/>
-        <w:t>0</w:t>
-      </w:r>
-      <w:r>
-        <w:rPr/>
-        <w:t xml:space="preserve">% for the right distribution. </w:t>
+        <w:t>The optimised return distribution has a mean at −17% and 4%, with 30% of returns in the left (loss) distribution and 70% in the right (gain) distribution.</w:t>
       </w:r>
     </w:p>
     <w:p>
@@ -1789,6 +1735,18 @@
     </w:p>
     <w:p>
       <w:pPr>
+        <w:pStyle w:val="TextBody"/>
+        <w:bidi w:val="0"/>
+        <w:spacing w:before="0" w:after="140"/>
+        <w:jc w:val="left"/>
+        <w:rPr/>
+      </w:pPr>
+      <w:r>
+        <w:rPr/>
+      </w:r>
+    </w:p>
+    <w:p>
+      <w:pPr>
         <w:pStyle w:val="Heading4"/>
         <w:bidi w:val="0"/>
         <w:spacing w:before="0" w:after="140"/>
@@ -1814,25 +1772,23 @@
       </w:pPr>
       <w:r>
         <w:rPr/>
-        <w:t xml:space="preserve">The out-sample data is using the latest 3 years historical prices. Figure 3 shows the return distributions using the calibrated parameters set from previous section. </w:t>
-      </w:r>
-    </w:p>
-    <w:p>
-      <w:pPr>
-        <w:pStyle w:val="TextBody"/>
-        <w:bidi w:val="0"/>
-        <w:spacing w:before="0" w:after="140"/>
-        <w:jc w:val="both"/>
-        <w:rPr/>
-      </w:pPr>
-      <w:r>
-        <w:rPr/>
-      </w:r>
-      <w:r>
+        <w:t>Out-of-sample testing uses 3 years of historical data. Figures below (not shown here) depict the return distribution and cumulative return.</w:t>
+      </w:r>
+    </w:p>
+    <w:p>
+      <w:pPr>
+        <w:pStyle w:val="TextBody"/>
+        <w:bidi w:val="0"/>
+        <w:spacing w:before="0" w:after="140"/>
+        <w:jc w:val="both"/>
+        <w:rPr/>
+      </w:pPr>
+      <w:r>
+        <w:rPr/>
         <mc:AlternateContent>
           <mc:Choice Requires="wps">
             <w:drawing>
-              <wp:anchor behindDoc="0" distT="0" distB="0" distL="0" distR="0" simplePos="0" locked="0" layoutInCell="0" allowOverlap="1" relativeHeight="7">
+              <wp:anchor behindDoc="0" distT="0" distB="0" distL="0" distR="0" simplePos="0" locked="0" layoutInCell="0" allowOverlap="1" relativeHeight="8">
                 <wp:simplePos x="0" y="0"/>
                 <wp:positionH relativeFrom="column">
                   <wp:align>center</wp:align>
@@ -1843,21 +1799,32 @@
                 <wp:extent cx="5220970" cy="4142105"/>
                 <wp:effectExtent l="0" t="0" r="0" b="0"/>
                 <wp:wrapSquare wrapText="largest"/>
-                <wp:docPr id="7" name="Frame3"/>
+                <wp:docPr id="8" name="Frame3"/>
                 <a:graphic xmlns:a="http://schemas.openxmlformats.org/drawingml/2006/main">
                   <a:graphicData uri="http://schemas.microsoft.com/office/word/2010/wordprocessingShape">
                     <wps:wsp>
-                      <wps:cNvSpPr txBox="1"/>
+                      <wps:cNvSpPr/>
                       <wps:spPr>
                         <a:xfrm>
                           <a:off x="0" y="0"/>
-                          <a:ext cx="5220970" cy="4142105"/>
+                          <a:ext cx="5221080" cy="4142160"/>
                         </a:xfrm>
-                        <a:prstGeom prst="rect"/>
+                        <a:prstGeom prst="rect">
+                          <a:avLst/>
+                        </a:prstGeom>
                         <a:solidFill>
-                          <a:srgbClr val="FFFFFF"/>
+                          <a:srgbClr val="ffffff"/>
                         </a:solidFill>
+                        <a:ln w="0">
+                          <a:noFill/>
+                        </a:ln>
                       </wps:spPr>
+                      <wps:style>
+                        <a:lnRef idx="0"/>
+                        <a:fillRef idx="0"/>
+                        <a:effectRef idx="0"/>
+                        <a:fontRef idx="minor"/>
+                      </wps:style>
                       <wps:txbx>
                         <w:txbxContent>
                           <w:p>
@@ -1876,7 +1843,7 @@
                                 <wp:inline distT="0" distB="0" distL="0" distR="0">
                                   <wp:extent cx="4785995" cy="3797300"/>
                                   <wp:effectExtent l="0" t="0" r="0" b="0"/>
-                                  <wp:docPr id="8" name="Image3" descr=""/>
+                                  <wp:docPr id="10" name="Image3" descr=""/>
                                   <wp:cNvGraphicFramePr>
                                     <a:graphicFrameLocks xmlns:a="http://schemas.openxmlformats.org/drawingml/2006/main" noChangeAspect="1"/>
                                   </wp:cNvGraphicFramePr>
@@ -1884,7 +1851,7 @@
                                     <a:graphicData uri="http://schemas.openxmlformats.org/drawingml/2006/picture">
                                       <pic:pic xmlns:pic="http://schemas.openxmlformats.org/drawingml/2006/picture">
                                         <pic:nvPicPr>
-                                          <pic:cNvPr id="8" name="Image3" descr=""/>
+                                          <pic:cNvPr id="10" name="Image3" descr=""/>
                                           <pic:cNvPicPr>
                                             <a:picLocks noChangeAspect="1" noChangeArrowheads="1"/>
                                           </pic:cNvPicPr>
@@ -1909,6 +1876,9 @@
                                   </a:graphic>
                                 </wp:inline>
                               </w:drawing>
+                            </w:r>
+                            <w:r>
+                              <w:rPr/>
                               <w:fldChar w:fldCharType="begin"/>
                             </w:r>
                             <w:r>
@@ -1934,7 +1904,7 @@
                           </w:p>
                         </w:txbxContent>
                       </wps:txbx>
-                      <wps:bodyPr anchor="t" lIns="0" tIns="0" rIns="0" bIns="0">
+                      <wps:bodyPr lIns="0" rIns="0" tIns="0" bIns="0" anchor="t">
                         <a:noAutofit/>
                       </wps:bodyPr>
                     </wps:wsp>
@@ -1945,8 +1915,10 @@
           </mc:Choice>
           <mc:Fallback>
             <w:pict>
-              <v:rect style="position:absolute;rotation:-0;width:411.1pt;height:326.15pt;mso-wrap-distance-left:0pt;mso-wrap-distance-right:0pt;mso-wrap-distance-top:0pt;mso-wrap-distance-bottom:0pt;margin-top:0pt;mso-position-vertical:top;mso-position-vertical-relative:text;margin-left:35.4pt;mso-position-horizontal:center;mso-position-horizontal-relative:text">
-                <v:textbox inset="0in,0in,0in,0in">
+              <v:rect id="shape_0" ID="Frame3" path="m0,0l-2147483645,0l-2147483645,-2147483646l0,-2147483646xe" fillcolor="white" stroked="f" o:allowincell="f" style="position:absolute;margin-left:35.4pt;margin-top:0.05pt;width:411.05pt;height:326.1pt;mso-wrap-style:square;v-text-anchor:top;mso-position-horizontal:center">
+                <v:fill o:detectmouseclick="t" type="solid" color2="black"/>
+                <v:stroke color="#3465a4" joinstyle="round" endcap="flat"/>
+                <v:textbox>
                   <w:txbxContent>
                     <w:p>
                       <w:pPr>
@@ -1964,7 +1936,7 @@
                           <wp:inline distT="0" distB="0" distL="0" distR="0">
                             <wp:extent cx="4785995" cy="3797300"/>
                             <wp:effectExtent l="0" t="0" r="0" b="0"/>
-                            <wp:docPr id="9" name="Image3" descr=""/>
+                            <wp:docPr id="11" name="Image3" descr=""/>
                             <wp:cNvGraphicFramePr>
                               <a:graphicFrameLocks xmlns:a="http://schemas.openxmlformats.org/drawingml/2006/main" noChangeAspect="1"/>
                             </wp:cNvGraphicFramePr>
@@ -1972,7 +1944,7 @@
                               <a:graphicData uri="http://schemas.openxmlformats.org/drawingml/2006/picture">
                                 <pic:pic xmlns:pic="http://schemas.openxmlformats.org/drawingml/2006/picture">
                                   <pic:nvPicPr>
-                                    <pic:cNvPr id="9" name="Image3" descr=""/>
+                                    <pic:cNvPr id="11" name="Image3" descr=""/>
                                     <pic:cNvPicPr>
                                       <a:picLocks noChangeAspect="1" noChangeArrowheads="1"/>
                                     </pic:cNvPicPr>
@@ -1997,6 +1969,9 @@
                             </a:graphic>
                           </wp:inline>
                         </w:drawing>
+                      </w:r>
+                      <w:r>
+                        <w:rPr/>
                         <w:fldChar w:fldCharType="begin"/>
                       </w:r>
                       <w:r>
@@ -2207,13 +2182,10 @@
       </w:pPr>
       <w:r>
         <w:rPr/>
-        <w:t xml:space="preserve"> </w:t>
-      </w:r>
-      <w:r>
         <mc:AlternateContent>
           <mc:Choice Requires="wps">
             <w:drawing>
-              <wp:anchor behindDoc="0" distT="0" distB="0" distL="0" distR="0" simplePos="0" locked="0" layoutInCell="0" allowOverlap="1" relativeHeight="8">
+              <wp:anchor behindDoc="0" distT="0" distB="0" distL="0" distR="0" simplePos="0" locked="0" layoutInCell="0" allowOverlap="1" relativeHeight="10">
                 <wp:simplePos x="0" y="0"/>
                 <wp:positionH relativeFrom="column">
                   <wp:align>center</wp:align>
@@ -2224,21 +2196,32 @@
                 <wp:extent cx="4618990" cy="3696970"/>
                 <wp:effectExtent l="0" t="0" r="0" b="0"/>
                 <wp:wrapSquare wrapText="largest"/>
-                <wp:docPr id="10" name="Frame4"/>
+                <wp:docPr id="12" name="Frame4"/>
                 <a:graphic xmlns:a="http://schemas.openxmlformats.org/drawingml/2006/main">
                   <a:graphicData uri="http://schemas.microsoft.com/office/word/2010/wordprocessingShape">
                     <wps:wsp>
-                      <wps:cNvSpPr txBox="1"/>
+                      <wps:cNvSpPr/>
                       <wps:spPr>
                         <a:xfrm>
                           <a:off x="0" y="0"/>
-                          <a:ext cx="4618990" cy="3696970"/>
+                          <a:ext cx="4619160" cy="3696840"/>
                         </a:xfrm>
-                        <a:prstGeom prst="rect"/>
+                        <a:prstGeom prst="rect">
+                          <a:avLst/>
+                        </a:prstGeom>
                         <a:solidFill>
-                          <a:srgbClr val="FFFFFF"/>
+                          <a:srgbClr val="ffffff"/>
                         </a:solidFill>
+                        <a:ln w="0">
+                          <a:noFill/>
+                        </a:ln>
                       </wps:spPr>
+                      <wps:style>
+                        <a:lnRef idx="0"/>
+                        <a:fillRef idx="0"/>
+                        <a:effectRef idx="0"/>
+                        <a:fontRef idx="minor"/>
+                      </wps:style>
                       <wps:txbx>
                         <w:txbxContent>
                           <w:p>
@@ -2254,7 +2237,7 @@
                                 <wp:inline distT="0" distB="0" distL="0" distR="0">
                                   <wp:extent cx="4618990" cy="3445510"/>
                                   <wp:effectExtent l="0" t="0" r="0" b="0"/>
-                                  <wp:docPr id="11" name="Image4" descr=""/>
+                                  <wp:docPr id="14" name="Image4" descr=""/>
                                   <wp:cNvGraphicFramePr>
                                     <a:graphicFrameLocks xmlns:a="http://schemas.openxmlformats.org/drawingml/2006/main" noChangeAspect="1"/>
                                   </wp:cNvGraphicFramePr>
@@ -2262,7 +2245,7 @@
                                     <a:graphicData uri="http://schemas.openxmlformats.org/drawingml/2006/picture">
                                       <pic:pic xmlns:pic="http://schemas.openxmlformats.org/drawingml/2006/picture">
                                         <pic:nvPicPr>
-                                          <pic:cNvPr id="11" name="Image4" descr=""/>
+                                          <pic:cNvPr id="14" name="Image4" descr=""/>
                                           <pic:cNvPicPr>
                                             <a:picLocks noChangeAspect="1" noChangeArrowheads="1"/>
                                           </pic:cNvPicPr>
@@ -2287,6 +2270,9 @@
                                   </a:graphic>
                                 </wp:inline>
                               </w:drawing>
+                            </w:r>
+                            <w:r>
+                              <w:rPr/>
                               <w:t xml:space="preserve">Figure </w:t>
                             </w:r>
                             <w:r>
@@ -2316,7 +2302,7 @@
                           </w:p>
                         </w:txbxContent>
                       </wps:txbx>
-                      <wps:bodyPr anchor="t" lIns="0" tIns="0" rIns="0" bIns="0">
+                      <wps:bodyPr lIns="0" rIns="0" tIns="0" bIns="0" anchor="t">
                         <a:noAutofit/>
                       </wps:bodyPr>
                     </wps:wsp>
@@ -2327,8 +2313,10 @@
           </mc:Choice>
           <mc:Fallback>
             <w:pict>
-              <v:rect style="position:absolute;rotation:-0;width:363.7pt;height:291.1pt;mso-wrap-distance-left:0pt;mso-wrap-distance-right:0pt;mso-wrap-distance-top:0pt;mso-wrap-distance-bottom:0pt;margin-top:0pt;mso-position-vertical:top;mso-position-vertical-relative:text;margin-left:59.1pt;mso-position-horizontal:center;mso-position-horizontal-relative:text">
-                <v:textbox inset="0in,0in,0in,0in">
+              <v:rect id="shape_0" ID="Frame4" path="m0,0l-2147483645,0l-2147483645,-2147483646l0,-2147483646xe" fillcolor="white" stroked="f" o:allowincell="f" style="position:absolute;margin-left:59.1pt;margin-top:0.05pt;width:363.65pt;height:291.05pt;mso-wrap-style:square;v-text-anchor:top;mso-position-horizontal:center">
+                <v:fill o:detectmouseclick="t" type="solid" color2="black"/>
+                <v:stroke color="#3465a4" joinstyle="round" endcap="flat"/>
+                <v:textbox>
                   <w:txbxContent>
                     <w:p>
                       <w:pPr>
@@ -2343,7 +2331,7 @@
                           <wp:inline distT="0" distB="0" distL="0" distR="0">
                             <wp:extent cx="4618990" cy="3445510"/>
                             <wp:effectExtent l="0" t="0" r="0" b="0"/>
-                            <wp:docPr id="12" name="Image4" descr=""/>
+                            <wp:docPr id="15" name="Image4" descr=""/>
                             <wp:cNvGraphicFramePr>
                               <a:graphicFrameLocks xmlns:a="http://schemas.openxmlformats.org/drawingml/2006/main" noChangeAspect="1"/>
                             </wp:cNvGraphicFramePr>
@@ -2351,7 +2339,7 @@
                               <a:graphicData uri="http://schemas.openxmlformats.org/drawingml/2006/picture">
                                 <pic:pic xmlns:pic="http://schemas.openxmlformats.org/drawingml/2006/picture">
                                   <pic:nvPicPr>
-                                    <pic:cNvPr id="12" name="Image4" descr=""/>
+                                    <pic:cNvPr id="15" name="Image4" descr=""/>
                                     <pic:cNvPicPr>
                                       <a:picLocks noChangeAspect="1" noChangeArrowheads="1"/>
                                     </pic:cNvPicPr>
@@ -2376,6 +2364,9 @@
                             </a:graphic>
                           </wp:inline>
                         </w:drawing>
+                      </w:r>
+                      <w:r>
+                        <w:rPr/>
                         <w:t xml:space="preserve">Figure </w:t>
                       </w:r>
                       <w:r>
@@ -2411,6 +2402,10 @@
           </mc:Fallback>
         </mc:AlternateContent>
       </w:r>
+      <w:r>
+        <w:rPr/>
+        <w:t xml:space="preserve"> </w:t>
+      </w:r>
     </w:p>
     <w:p>
       <w:pPr>
@@ -2579,7 +2574,7 @@
       </w:pPr>
       <w:r>
         <w:rPr/>
-        <w:t>Several ideas for future improvements are:</w:t>
+        <w:t>Planned improvements include:</w:t>
       </w:r>
     </w:p>
     <w:p>
@@ -2587,16 +2582,18 @@
         <w:pStyle w:val="TextBody"/>
         <w:numPr>
           <w:ilvl w:val="0"/>
-          <w:numId w:val="2"/>
+          <w:numId w:val="11"/>
         </w:numPr>
-        <w:bidi w:val="0"/>
-        <w:spacing w:before="0" w:after="140"/>
-        <w:jc w:val="left"/>
-        <w:rPr/>
-      </w:pPr>
-      <w:r>
-        <w:rPr/>
-        <w:t>Calibrating the hurst, half-life, sma multiplication using Gaussian Mixture Model</w:t>
+        <w:tabs>
+          <w:tab w:val="clear" w:pos="720"/>
+          <w:tab w:val="left" w:pos="0" w:leader="none"/>
+        </w:tabs>
+        <w:ind w:left="709" w:hanging="283"/>
+        <w:rPr/>
+      </w:pPr>
+      <w:r>
+        <w:rPr/>
+        <w:t>Calibrating Hurst, half-life, and SMA multiplier using GMM</w:t>
       </w:r>
     </w:p>
     <w:p>
@@ -2604,16 +2601,18 @@
         <w:pStyle w:val="TextBody"/>
         <w:numPr>
           <w:ilvl w:val="0"/>
-          <w:numId w:val="2"/>
+          <w:numId w:val="11"/>
         </w:numPr>
-        <w:bidi w:val="0"/>
-        <w:spacing w:before="0" w:after="140"/>
-        <w:jc w:val="left"/>
-        <w:rPr/>
-      </w:pPr>
-      <w:r>
-        <w:rPr/>
-        <w:t>Using different mean reverting model. i.e., CIR, Ho-Lee model</w:t>
+        <w:tabs>
+          <w:tab w:val="clear" w:pos="720"/>
+          <w:tab w:val="left" w:pos="0" w:leader="none"/>
+        </w:tabs>
+        <w:ind w:left="709" w:hanging="283"/>
+        <w:rPr/>
+      </w:pPr>
+      <w:r>
+        <w:rPr/>
+        <w:t>Exploring alternative mean-reverting models (e.g., CIR, Ho-Lee)</w:t>
       </w:r>
     </w:p>
     <w:p>
@@ -2621,16 +2620,18 @@
         <w:pStyle w:val="TextBody"/>
         <w:numPr>
           <w:ilvl w:val="0"/>
-          <w:numId w:val="2"/>
+          <w:numId w:val="11"/>
         </w:numPr>
-        <w:bidi w:val="0"/>
-        <w:spacing w:before="0" w:after="140"/>
-        <w:jc w:val="left"/>
-        <w:rPr/>
-      </w:pPr>
-      <w:r>
-        <w:rPr/>
-        <w:t>use different investment amount for each portfolio</w:t>
+        <w:tabs>
+          <w:tab w:val="clear" w:pos="720"/>
+          <w:tab w:val="left" w:pos="0" w:leader="none"/>
+        </w:tabs>
+        <w:ind w:left="709" w:hanging="283"/>
+        <w:rPr/>
+      </w:pPr>
+      <w:r>
+        <w:rPr/>
+        <w:t>Allowing dynamic investment amounts per portfolio</w:t>
       </w:r>
     </w:p>
     <w:p>
@@ -2638,16 +2639,18 @@
         <w:pStyle w:val="TextBody"/>
         <w:numPr>
           <w:ilvl w:val="0"/>
-          <w:numId w:val="2"/>
+          <w:numId w:val="11"/>
         </w:numPr>
-        <w:bidi w:val="0"/>
-        <w:spacing w:before="0" w:after="140"/>
-        <w:jc w:val="left"/>
-        <w:rPr/>
-      </w:pPr>
-      <w:r>
-        <w:rPr/>
-        <w:t>dynamically select the number of stocks per portfolio instead of fix amount</w:t>
+        <w:tabs>
+          <w:tab w:val="clear" w:pos="720"/>
+          <w:tab w:val="left" w:pos="0" w:leader="none"/>
+        </w:tabs>
+        <w:ind w:left="709" w:hanging="283"/>
+        <w:rPr/>
+      </w:pPr>
+      <w:r>
+        <w:rPr/>
+        <w:t>Varying the number of stocks in a portfolio</w:t>
       </w:r>
     </w:p>
     <w:p>
@@ -2655,16 +2658,18 @@
         <w:pStyle w:val="TextBody"/>
         <w:numPr>
           <w:ilvl w:val="0"/>
-          <w:numId w:val="2"/>
+          <w:numId w:val="11"/>
         </w:numPr>
-        <w:bidi w:val="0"/>
-        <w:spacing w:before="0" w:after="140"/>
-        <w:jc w:val="left"/>
-        <w:rPr/>
-      </w:pPr>
-      <w:r>
-        <w:rPr/>
-        <w:t xml:space="preserve">optimise the stop loss and profit limit. </w:t>
+        <w:tabs>
+          <w:tab w:val="clear" w:pos="720"/>
+          <w:tab w:val="left" w:pos="0" w:leader="none"/>
+        </w:tabs>
+        <w:ind w:left="709" w:hanging="283"/>
+        <w:rPr/>
+      </w:pPr>
+      <w:r>
+        <w:rPr/>
+        <w:t>Optimising stop loss and take-profit levels</w:t>
       </w:r>
     </w:p>
     <w:p>
@@ -2672,16 +2677,18 @@
         <w:pStyle w:val="TextBody"/>
         <w:numPr>
           <w:ilvl w:val="0"/>
-          <w:numId w:val="2"/>
+          <w:numId w:val="11"/>
         </w:numPr>
-        <w:bidi w:val="0"/>
-        <w:spacing w:before="0" w:after="140"/>
-        <w:jc w:val="left"/>
-        <w:rPr/>
-      </w:pPr>
-      <w:r>
-        <w:rPr/>
-        <w:t>Using other technical indicators for signal generation</w:t>
+        <w:tabs>
+          <w:tab w:val="clear" w:pos="720"/>
+          <w:tab w:val="left" w:pos="0" w:leader="none"/>
+        </w:tabs>
+        <w:ind w:left="709" w:hanging="283"/>
+        <w:rPr/>
+      </w:pPr>
+      <w:r>
+        <w:rPr/>
+        <w:t>Testing additional technical indicators</w:t>
       </w:r>
     </w:p>
     <w:p>
@@ -2689,8 +2696,31 @@
         <w:pStyle w:val="TextBody"/>
         <w:numPr>
           <w:ilvl w:val="0"/>
-          <w:numId w:val="2"/>
+          <w:numId w:val="11"/>
         </w:numPr>
+        <w:tabs>
+          <w:tab w:val="clear" w:pos="720"/>
+          <w:tab w:val="left" w:pos="0" w:leader="none"/>
+        </w:tabs>
+        <w:ind w:left="709" w:hanging="283"/>
+        <w:rPr/>
+      </w:pPr>
+      <w:r>
+        <w:rPr/>
+        <w:t xml:space="preserve">More frequent calibration (e.g., daily, </w:t>
+      </w:r>
+      <w:r>
+        <w:rPr/>
+        <w:t>weekly</w:t>
+      </w:r>
+      <w:r>
+        <w:rPr/>
+        <w:t>)</w:t>
+      </w:r>
+    </w:p>
+    <w:p>
+      <w:pPr>
+        <w:pStyle w:val="TextBody"/>
         <w:bidi w:val="0"/>
         <w:spacing w:before="0" w:after="140"/>
         <w:jc w:val="left"/>
@@ -2698,13 +2728,9 @@
       </w:pPr>
       <w:r>
         <w:rPr/>
-        <w:t>more frequent calibration. Maybe daily</w:t>
       </w:r>
     </w:p>
     <w:sectPr>
-      <w:footnotePr>
-        <w:numFmt w:val="decimal"/>
-      </w:footnotePr>
       <w:type w:val="nextPage"/>
       <w:pgSz w:w="11906" w:h="16838"/>
       <w:pgMar w:left="1134" w:right="1134" w:gutter="0" w:header="0" w:top="1134" w:footer="0" w:bottom="1134"/>
@@ -2717,75 +2743,6 @@
 </w:document>
 </file>
 
-<file path=word/footnotes.xml><?xml version="1.0" encoding="utf-8"?>
-<w:footnotes xmlns:o="urn:schemas-microsoft-com:office:office" xmlns:r="http://schemas.openxmlformats.org/officeDocument/2006/relationships" xmlns:v="urn:schemas-microsoft-com:vml" xmlns:w="http://schemas.openxmlformats.org/wordprocessingml/2006/main" xmlns:w10="urn:schemas-microsoft-com:office:word" xmlns:wp="http://schemas.openxmlformats.org/drawingml/2006/wordprocessingDrawing" xmlns:wps="http://schemas.microsoft.com/office/word/2010/wordprocessingShape" xmlns:wpg="http://schemas.microsoft.com/office/word/2010/wordprocessingGroup" xmlns:mc="http://schemas.openxmlformats.org/markup-compatibility/2006" xmlns:wp14="http://schemas.microsoft.com/office/word/2010/wordprocessingDrawing" xmlns:w14="http://schemas.microsoft.com/office/word/2010/wordml" xmlns:w15="http://schemas.microsoft.com/office/word/2012/wordml" mc:Ignorable="w14 wp14 w15">
-  <w:footnote w:id="0" w:type="separator">
-    <w:p>
-      <w:pPr>
-        <w:rPr>
-          <w:sz w:val="12"/>
-        </w:rPr>
-      </w:pPr>
-      <w:r>
-        <w:separator/>
-      </w:r>
-    </w:p>
-  </w:footnote>
-  <w:footnote w:id="1" w:type="continuationSeparator">
-    <w:p>
-      <w:pPr>
-        <w:rPr>
-          <w:sz w:val="12"/>
-        </w:rPr>
-      </w:pPr>
-      <w:r>
-        <w:continuationSeparator/>
-      </w:r>
-    </w:p>
-  </w:footnote>
-  <w:footnote w:id="2">
-    <w:p>
-      <w:pPr>
-        <w:pStyle w:val="Footnote"/>
-        <w:bidi w:val="0"/>
-        <w:jc w:val="left"/>
-        <w:rPr/>
-      </w:pPr>
-      <w:r>
-        <w:rPr>
-          <w:rStyle w:val="FootnoteCharacters"/>
-        </w:rPr>
-        <w:footnoteRef/>
-      </w:r>
-      <w:r>
-        <w:rPr/>
-        <w:tab/>
-        <w:t xml:space="preserve">The total weight in each portfolio sums to 1. </w:t>
-      </w:r>
-    </w:p>
-  </w:footnote>
-  <w:footnote w:id="3">
-    <w:p>
-      <w:pPr>
-        <w:pStyle w:val="Footnote"/>
-        <w:rPr/>
-      </w:pPr>
-      <w:r>
-        <w:rPr>
-          <w:rStyle w:val="FootnoteCharacters"/>
-        </w:rPr>
-        <w:footnoteRef/>
-      </w:r>
-      <w:r>
-        <w:rPr/>
-        <w:tab/>
-        <w:t>Currently the allocated investment amount is the same for all portfolio</w:t>
-      </w:r>
-    </w:p>
-  </w:footnote>
-</w:footnotes>
-</file>
-
 <file path=word/numbering.xml><?xml version="1.0" encoding="utf-8"?>
 <w:numbering xmlns:w="http://schemas.openxmlformats.org/wordprocessingml/2006/main" xmlns:o="urn:schemas-microsoft-com:office:office" xmlns:r="http://schemas.openxmlformats.org/officeDocument/2006/relationships" xmlns:v="urn:schemas-microsoft-com:vml" xmlns:mc="http://schemas.openxmlformats.org/markup-compatibility/2006" xmlns:w14="http://schemas.microsoft.com/office/word/2010/wordml" mc:Ignorable="w14">
   <w:abstractNum w:abstractNumId="1">
@@ -3068,9 +3025,9 @@
       <w:lvlJc w:val="left"/>
       <w:pPr>
         <w:tabs>
-          <w:tab w:val="num" w:pos="720"/>
-        </w:tabs>
-        <w:ind w:left="720" w:hanging="360"/>
+          <w:tab w:val="num" w:pos="709"/>
+        </w:tabs>
+        <w:ind w:left="709" w:hanging="283"/>
       </w:pPr>
       <w:rPr>
         <w:rFonts w:ascii="Symbol" w:hAnsi="Symbol" w:cs="Symbol" w:hint="default"/>
@@ -3079,31 +3036,31 @@
     <w:lvl w:ilvl="1">
       <w:start w:val="1"/>
       <w:numFmt w:val="bullet"/>
-      <w:lvlText w:val="◦"/>
-      <w:lvlJc w:val="left"/>
-      <w:pPr>
-        <w:tabs>
-          <w:tab w:val="num" w:pos="1080"/>
-        </w:tabs>
-        <w:ind w:left="1080" w:hanging="360"/>
-      </w:pPr>
-      <w:rPr>
-        <w:rFonts w:ascii="OpenSymbol" w:hAnsi="OpenSymbol" w:cs="OpenSymbol" w:hint="default"/>
+      <w:lvlText w:val=""/>
+      <w:lvlJc w:val="left"/>
+      <w:pPr>
+        <w:tabs>
+          <w:tab w:val="num" w:pos="1418"/>
+        </w:tabs>
+        <w:ind w:left="1418" w:hanging="283"/>
+      </w:pPr>
+      <w:rPr>
+        <w:rFonts w:ascii="Symbol" w:hAnsi="Symbol" w:cs="Symbol" w:hint="default"/>
       </w:rPr>
     </w:lvl>
     <w:lvl w:ilvl="2">
       <w:start w:val="1"/>
       <w:numFmt w:val="bullet"/>
-      <w:lvlText w:val="▪"/>
-      <w:lvlJc w:val="left"/>
-      <w:pPr>
-        <w:tabs>
-          <w:tab w:val="num" w:pos="1440"/>
-        </w:tabs>
-        <w:ind w:left="1440" w:hanging="360"/>
-      </w:pPr>
-      <w:rPr>
-        <w:rFonts w:ascii="OpenSymbol" w:hAnsi="OpenSymbol" w:cs="OpenSymbol" w:hint="default"/>
+      <w:lvlText w:val=""/>
+      <w:lvlJc w:val="left"/>
+      <w:pPr>
+        <w:tabs>
+          <w:tab w:val="num" w:pos="2127"/>
+        </w:tabs>
+        <w:ind w:left="2127" w:hanging="283"/>
+      </w:pPr>
+      <w:rPr>
+        <w:rFonts w:ascii="Symbol" w:hAnsi="Symbol" w:cs="Symbol" w:hint="default"/>
       </w:rPr>
     </w:lvl>
     <w:lvl w:ilvl="3">
@@ -3113,9 +3070,9 @@
       <w:lvlJc w:val="left"/>
       <w:pPr>
         <w:tabs>
-          <w:tab w:val="num" w:pos="1800"/>
-        </w:tabs>
-        <w:ind w:left="1800" w:hanging="360"/>
+          <w:tab w:val="num" w:pos="2836"/>
+        </w:tabs>
+        <w:ind w:left="2836" w:hanging="283"/>
       </w:pPr>
       <w:rPr>
         <w:rFonts w:ascii="Symbol" w:hAnsi="Symbol" w:cs="Symbol" w:hint="default"/>
@@ -3124,31 +3081,31 @@
     <w:lvl w:ilvl="4">
       <w:start w:val="1"/>
       <w:numFmt w:val="bullet"/>
-      <w:lvlText w:val="◦"/>
-      <w:lvlJc w:val="left"/>
-      <w:pPr>
-        <w:tabs>
-          <w:tab w:val="num" w:pos="2160"/>
-        </w:tabs>
-        <w:ind w:left="2160" w:hanging="360"/>
-      </w:pPr>
-      <w:rPr>
-        <w:rFonts w:ascii="OpenSymbol" w:hAnsi="OpenSymbol" w:cs="OpenSymbol" w:hint="default"/>
+      <w:lvlText w:val=""/>
+      <w:lvlJc w:val="left"/>
+      <w:pPr>
+        <w:tabs>
+          <w:tab w:val="num" w:pos="3545"/>
+        </w:tabs>
+        <w:ind w:left="3545" w:hanging="283"/>
+      </w:pPr>
+      <w:rPr>
+        <w:rFonts w:ascii="Symbol" w:hAnsi="Symbol" w:cs="Symbol" w:hint="default"/>
       </w:rPr>
     </w:lvl>
     <w:lvl w:ilvl="5">
       <w:start w:val="1"/>
       <w:numFmt w:val="bullet"/>
-      <w:lvlText w:val="▪"/>
-      <w:lvlJc w:val="left"/>
-      <w:pPr>
-        <w:tabs>
-          <w:tab w:val="num" w:pos="2520"/>
-        </w:tabs>
-        <w:ind w:left="2520" w:hanging="360"/>
-      </w:pPr>
-      <w:rPr>
-        <w:rFonts w:ascii="OpenSymbol" w:hAnsi="OpenSymbol" w:cs="OpenSymbol" w:hint="default"/>
+      <w:lvlText w:val=""/>
+      <w:lvlJc w:val="left"/>
+      <w:pPr>
+        <w:tabs>
+          <w:tab w:val="num" w:pos="4254"/>
+        </w:tabs>
+        <w:ind w:left="4254" w:hanging="283"/>
+      </w:pPr>
+      <w:rPr>
+        <w:rFonts w:ascii="Symbol" w:hAnsi="Symbol" w:cs="Symbol" w:hint="default"/>
       </w:rPr>
     </w:lvl>
     <w:lvl w:ilvl="6">
@@ -3158,9 +3115,9 @@
       <w:lvlJc w:val="left"/>
       <w:pPr>
         <w:tabs>
-          <w:tab w:val="num" w:pos="2880"/>
-        </w:tabs>
-        <w:ind w:left="2880" w:hanging="360"/>
+          <w:tab w:val="num" w:pos="4963"/>
+        </w:tabs>
+        <w:ind w:left="4963" w:hanging="283"/>
       </w:pPr>
       <w:rPr>
         <w:rFonts w:ascii="Symbol" w:hAnsi="Symbol" w:cs="Symbol" w:hint="default"/>
@@ -3169,31 +3126,31 @@
     <w:lvl w:ilvl="7">
       <w:start w:val="1"/>
       <w:numFmt w:val="bullet"/>
-      <w:lvlText w:val="◦"/>
-      <w:lvlJc w:val="left"/>
-      <w:pPr>
-        <w:tabs>
-          <w:tab w:val="num" w:pos="3240"/>
-        </w:tabs>
-        <w:ind w:left="3240" w:hanging="360"/>
-      </w:pPr>
-      <w:rPr>
-        <w:rFonts w:ascii="OpenSymbol" w:hAnsi="OpenSymbol" w:cs="OpenSymbol" w:hint="default"/>
+      <w:lvlText w:val=""/>
+      <w:lvlJc w:val="left"/>
+      <w:pPr>
+        <w:tabs>
+          <w:tab w:val="num" w:pos="5672"/>
+        </w:tabs>
+        <w:ind w:left="5672" w:hanging="283"/>
+      </w:pPr>
+      <w:rPr>
+        <w:rFonts w:ascii="Symbol" w:hAnsi="Symbol" w:cs="Symbol" w:hint="default"/>
       </w:rPr>
     </w:lvl>
     <w:lvl w:ilvl="8">
       <w:start w:val="1"/>
       <w:numFmt w:val="bullet"/>
-      <w:lvlText w:val="▪"/>
-      <w:lvlJc w:val="left"/>
-      <w:pPr>
-        <w:tabs>
-          <w:tab w:val="num" w:pos="3600"/>
-        </w:tabs>
-        <w:ind w:left="3600" w:hanging="360"/>
-      </w:pPr>
-      <w:rPr>
-        <w:rFonts w:ascii="OpenSymbol" w:hAnsi="OpenSymbol" w:cs="OpenSymbol" w:hint="default"/>
+      <w:lvlText w:val=""/>
+      <w:lvlJc w:val="left"/>
+      <w:pPr>
+        <w:tabs>
+          <w:tab w:val="num" w:pos="6381"/>
+        </w:tabs>
+        <w:ind w:left="6381" w:hanging="283"/>
+      </w:pPr>
+      <w:rPr>
+        <w:rFonts w:ascii="Symbol" w:hAnsi="Symbol" w:cs="Symbol" w:hint="default"/>
       </w:rPr>
     </w:lvl>
   </w:abstractNum>
@@ -3205,9 +3162,9 @@
       <w:lvlJc w:val="left"/>
       <w:pPr>
         <w:tabs>
-          <w:tab w:val="num" w:pos="720"/>
-        </w:tabs>
-        <w:ind w:left="720" w:hanging="360"/>
+          <w:tab w:val="num" w:pos="709"/>
+        </w:tabs>
+        <w:ind w:left="709" w:hanging="283"/>
       </w:pPr>
       <w:rPr>
         <w:rFonts w:ascii="Symbol" w:hAnsi="Symbol" w:cs="Symbol" w:hint="default"/>
@@ -3216,31 +3173,31 @@
     <w:lvl w:ilvl="1">
       <w:start w:val="1"/>
       <w:numFmt w:val="bullet"/>
-      <w:lvlText w:val="◦"/>
-      <w:lvlJc w:val="left"/>
-      <w:pPr>
-        <w:tabs>
-          <w:tab w:val="num" w:pos="1080"/>
-        </w:tabs>
-        <w:ind w:left="1080" w:hanging="360"/>
-      </w:pPr>
-      <w:rPr>
-        <w:rFonts w:ascii="OpenSymbol" w:hAnsi="OpenSymbol" w:cs="OpenSymbol" w:hint="default"/>
+      <w:lvlText w:val=""/>
+      <w:lvlJc w:val="left"/>
+      <w:pPr>
+        <w:tabs>
+          <w:tab w:val="num" w:pos="1418"/>
+        </w:tabs>
+        <w:ind w:left="1418" w:hanging="283"/>
+      </w:pPr>
+      <w:rPr>
+        <w:rFonts w:ascii="Symbol" w:hAnsi="Symbol" w:cs="Symbol" w:hint="default"/>
       </w:rPr>
     </w:lvl>
     <w:lvl w:ilvl="2">
       <w:start w:val="1"/>
       <w:numFmt w:val="bullet"/>
-      <w:lvlText w:val="▪"/>
-      <w:lvlJc w:val="left"/>
-      <w:pPr>
-        <w:tabs>
-          <w:tab w:val="num" w:pos="1440"/>
-        </w:tabs>
-        <w:ind w:left="1440" w:hanging="360"/>
-      </w:pPr>
-      <w:rPr>
-        <w:rFonts w:ascii="OpenSymbol" w:hAnsi="OpenSymbol" w:cs="OpenSymbol" w:hint="default"/>
+      <w:lvlText w:val=""/>
+      <w:lvlJc w:val="left"/>
+      <w:pPr>
+        <w:tabs>
+          <w:tab w:val="num" w:pos="2127"/>
+        </w:tabs>
+        <w:ind w:left="2127" w:hanging="283"/>
+      </w:pPr>
+      <w:rPr>
+        <w:rFonts w:ascii="Symbol" w:hAnsi="Symbol" w:cs="Symbol" w:hint="default"/>
       </w:rPr>
     </w:lvl>
     <w:lvl w:ilvl="3">
@@ -3250,9 +3207,9 @@
       <w:lvlJc w:val="left"/>
       <w:pPr>
         <w:tabs>
-          <w:tab w:val="num" w:pos="1800"/>
-        </w:tabs>
-        <w:ind w:left="1800" w:hanging="360"/>
+          <w:tab w:val="num" w:pos="2836"/>
+        </w:tabs>
+        <w:ind w:left="2836" w:hanging="283"/>
       </w:pPr>
       <w:rPr>
         <w:rFonts w:ascii="Symbol" w:hAnsi="Symbol" w:cs="Symbol" w:hint="default"/>
@@ -3261,31 +3218,31 @@
     <w:lvl w:ilvl="4">
       <w:start w:val="1"/>
       <w:numFmt w:val="bullet"/>
-      <w:lvlText w:val="◦"/>
-      <w:lvlJc w:val="left"/>
-      <w:pPr>
-        <w:tabs>
-          <w:tab w:val="num" w:pos="2160"/>
-        </w:tabs>
-        <w:ind w:left="2160" w:hanging="360"/>
-      </w:pPr>
-      <w:rPr>
-        <w:rFonts w:ascii="OpenSymbol" w:hAnsi="OpenSymbol" w:cs="OpenSymbol" w:hint="default"/>
+      <w:lvlText w:val=""/>
+      <w:lvlJc w:val="left"/>
+      <w:pPr>
+        <w:tabs>
+          <w:tab w:val="num" w:pos="3545"/>
+        </w:tabs>
+        <w:ind w:left="3545" w:hanging="283"/>
+      </w:pPr>
+      <w:rPr>
+        <w:rFonts w:ascii="Symbol" w:hAnsi="Symbol" w:cs="Symbol" w:hint="default"/>
       </w:rPr>
     </w:lvl>
     <w:lvl w:ilvl="5">
       <w:start w:val="1"/>
       <w:numFmt w:val="bullet"/>
-      <w:lvlText w:val="▪"/>
-      <w:lvlJc w:val="left"/>
-      <w:pPr>
-        <w:tabs>
-          <w:tab w:val="num" w:pos="2520"/>
-        </w:tabs>
-        <w:ind w:left="2520" w:hanging="360"/>
-      </w:pPr>
-      <w:rPr>
-        <w:rFonts w:ascii="OpenSymbol" w:hAnsi="OpenSymbol" w:cs="OpenSymbol" w:hint="default"/>
+      <w:lvlText w:val=""/>
+      <w:lvlJc w:val="left"/>
+      <w:pPr>
+        <w:tabs>
+          <w:tab w:val="num" w:pos="4254"/>
+        </w:tabs>
+        <w:ind w:left="4254" w:hanging="283"/>
+      </w:pPr>
+      <w:rPr>
+        <w:rFonts w:ascii="Symbol" w:hAnsi="Symbol" w:cs="Symbol" w:hint="default"/>
       </w:rPr>
     </w:lvl>
     <w:lvl w:ilvl="6">
@@ -3295,9 +3252,9 @@
       <w:lvlJc w:val="left"/>
       <w:pPr>
         <w:tabs>
-          <w:tab w:val="num" w:pos="2880"/>
-        </w:tabs>
-        <w:ind w:left="2880" w:hanging="360"/>
+          <w:tab w:val="num" w:pos="4963"/>
+        </w:tabs>
+        <w:ind w:left="4963" w:hanging="283"/>
       </w:pPr>
       <w:rPr>
         <w:rFonts w:ascii="Symbol" w:hAnsi="Symbol" w:cs="Symbol" w:hint="default"/>
@@ -3306,31 +3263,31 @@
     <w:lvl w:ilvl="7">
       <w:start w:val="1"/>
       <w:numFmt w:val="bullet"/>
-      <w:lvlText w:val="◦"/>
-      <w:lvlJc w:val="left"/>
-      <w:pPr>
-        <w:tabs>
-          <w:tab w:val="num" w:pos="3240"/>
-        </w:tabs>
-        <w:ind w:left="3240" w:hanging="360"/>
-      </w:pPr>
-      <w:rPr>
-        <w:rFonts w:ascii="OpenSymbol" w:hAnsi="OpenSymbol" w:cs="OpenSymbol" w:hint="default"/>
+      <w:lvlText w:val=""/>
+      <w:lvlJc w:val="left"/>
+      <w:pPr>
+        <w:tabs>
+          <w:tab w:val="num" w:pos="5672"/>
+        </w:tabs>
+        <w:ind w:left="5672" w:hanging="283"/>
+      </w:pPr>
+      <w:rPr>
+        <w:rFonts w:ascii="Symbol" w:hAnsi="Symbol" w:cs="Symbol" w:hint="default"/>
       </w:rPr>
     </w:lvl>
     <w:lvl w:ilvl="8">
       <w:start w:val="1"/>
       <w:numFmt w:val="bullet"/>
-      <w:lvlText w:val="▪"/>
-      <w:lvlJc w:val="left"/>
-      <w:pPr>
-        <w:tabs>
-          <w:tab w:val="num" w:pos="3600"/>
-        </w:tabs>
-        <w:ind w:left="3600" w:hanging="360"/>
-      </w:pPr>
-      <w:rPr>
-        <w:rFonts w:ascii="OpenSymbol" w:hAnsi="OpenSymbol" w:cs="OpenSymbol" w:hint="default"/>
+      <w:lvlText w:val=""/>
+      <w:lvlJc w:val="left"/>
+      <w:pPr>
+        <w:tabs>
+          <w:tab w:val="num" w:pos="6381"/>
+        </w:tabs>
+        <w:ind w:left="6381" w:hanging="283"/>
+      </w:pPr>
+      <w:rPr>
+        <w:rFonts w:ascii="Symbol" w:hAnsi="Symbol" w:cs="Symbol" w:hint="default"/>
       </w:rPr>
     </w:lvl>
   </w:abstractNum>
@@ -3342,9 +3299,9 @@
       <w:lvlJc w:val="left"/>
       <w:pPr>
         <w:tabs>
-          <w:tab w:val="num" w:pos="720"/>
-        </w:tabs>
-        <w:ind w:left="720" w:hanging="360"/>
+          <w:tab w:val="num" w:pos="709"/>
+        </w:tabs>
+        <w:ind w:left="709" w:hanging="283"/>
       </w:pPr>
       <w:rPr>
         <w:rFonts w:ascii="Symbol" w:hAnsi="Symbol" w:cs="Symbol" w:hint="default"/>
@@ -3353,31 +3310,31 @@
     <w:lvl w:ilvl="1">
       <w:start w:val="1"/>
       <w:numFmt w:val="bullet"/>
-      <w:lvlText w:val="◦"/>
-      <w:lvlJc w:val="left"/>
-      <w:pPr>
-        <w:tabs>
-          <w:tab w:val="num" w:pos="1080"/>
-        </w:tabs>
-        <w:ind w:left="1080" w:hanging="360"/>
-      </w:pPr>
-      <w:rPr>
-        <w:rFonts w:ascii="OpenSymbol" w:hAnsi="OpenSymbol" w:cs="OpenSymbol" w:hint="default"/>
+      <w:lvlText w:val=""/>
+      <w:lvlJc w:val="left"/>
+      <w:pPr>
+        <w:tabs>
+          <w:tab w:val="num" w:pos="1418"/>
+        </w:tabs>
+        <w:ind w:left="1418" w:hanging="283"/>
+      </w:pPr>
+      <w:rPr>
+        <w:rFonts w:ascii="Symbol" w:hAnsi="Symbol" w:cs="Symbol" w:hint="default"/>
       </w:rPr>
     </w:lvl>
     <w:lvl w:ilvl="2">
       <w:start w:val="1"/>
       <w:numFmt w:val="bullet"/>
-      <w:lvlText w:val="▪"/>
-      <w:lvlJc w:val="left"/>
-      <w:pPr>
-        <w:tabs>
-          <w:tab w:val="num" w:pos="1440"/>
-        </w:tabs>
-        <w:ind w:left="1440" w:hanging="360"/>
-      </w:pPr>
-      <w:rPr>
-        <w:rFonts w:ascii="OpenSymbol" w:hAnsi="OpenSymbol" w:cs="OpenSymbol" w:hint="default"/>
+      <w:lvlText w:val=""/>
+      <w:lvlJc w:val="left"/>
+      <w:pPr>
+        <w:tabs>
+          <w:tab w:val="num" w:pos="2127"/>
+        </w:tabs>
+        <w:ind w:left="2127" w:hanging="283"/>
+      </w:pPr>
+      <w:rPr>
+        <w:rFonts w:ascii="Symbol" w:hAnsi="Symbol" w:cs="Symbol" w:hint="default"/>
       </w:rPr>
     </w:lvl>
     <w:lvl w:ilvl="3">
@@ -3387,9 +3344,9 @@
       <w:lvlJc w:val="left"/>
       <w:pPr>
         <w:tabs>
-          <w:tab w:val="num" w:pos="1800"/>
-        </w:tabs>
-        <w:ind w:left="1800" w:hanging="360"/>
+          <w:tab w:val="num" w:pos="2836"/>
+        </w:tabs>
+        <w:ind w:left="2836" w:hanging="283"/>
       </w:pPr>
       <w:rPr>
         <w:rFonts w:ascii="Symbol" w:hAnsi="Symbol" w:cs="Symbol" w:hint="default"/>
@@ -3398,31 +3355,31 @@
     <w:lvl w:ilvl="4">
       <w:start w:val="1"/>
       <w:numFmt w:val="bullet"/>
-      <w:lvlText w:val="◦"/>
-      <w:lvlJc w:val="left"/>
-      <w:pPr>
-        <w:tabs>
-          <w:tab w:val="num" w:pos="2160"/>
-        </w:tabs>
-        <w:ind w:left="2160" w:hanging="360"/>
-      </w:pPr>
-      <w:rPr>
-        <w:rFonts w:ascii="OpenSymbol" w:hAnsi="OpenSymbol" w:cs="OpenSymbol" w:hint="default"/>
+      <w:lvlText w:val=""/>
+      <w:lvlJc w:val="left"/>
+      <w:pPr>
+        <w:tabs>
+          <w:tab w:val="num" w:pos="3545"/>
+        </w:tabs>
+        <w:ind w:left="3545" w:hanging="283"/>
+      </w:pPr>
+      <w:rPr>
+        <w:rFonts w:ascii="Symbol" w:hAnsi="Symbol" w:cs="Symbol" w:hint="default"/>
       </w:rPr>
     </w:lvl>
     <w:lvl w:ilvl="5">
       <w:start w:val="1"/>
       <w:numFmt w:val="bullet"/>
-      <w:lvlText w:val="▪"/>
-      <w:lvlJc w:val="left"/>
-      <w:pPr>
-        <w:tabs>
-          <w:tab w:val="num" w:pos="2520"/>
-        </w:tabs>
-        <w:ind w:left="2520" w:hanging="360"/>
-      </w:pPr>
-      <w:rPr>
-        <w:rFonts w:ascii="OpenSymbol" w:hAnsi="OpenSymbol" w:cs="OpenSymbol" w:hint="default"/>
+      <w:lvlText w:val=""/>
+      <w:lvlJc w:val="left"/>
+      <w:pPr>
+        <w:tabs>
+          <w:tab w:val="num" w:pos="4254"/>
+        </w:tabs>
+        <w:ind w:left="4254" w:hanging="283"/>
+      </w:pPr>
+      <w:rPr>
+        <w:rFonts w:ascii="Symbol" w:hAnsi="Symbol" w:cs="Symbol" w:hint="default"/>
       </w:rPr>
     </w:lvl>
     <w:lvl w:ilvl="6">
@@ -3432,9 +3389,9 @@
       <w:lvlJc w:val="left"/>
       <w:pPr>
         <w:tabs>
-          <w:tab w:val="num" w:pos="2880"/>
-        </w:tabs>
-        <w:ind w:left="2880" w:hanging="360"/>
+          <w:tab w:val="num" w:pos="4963"/>
+        </w:tabs>
+        <w:ind w:left="4963" w:hanging="283"/>
       </w:pPr>
       <w:rPr>
         <w:rFonts w:ascii="Symbol" w:hAnsi="Symbol" w:cs="Symbol" w:hint="default"/>
@@ -3443,31 +3400,31 @@
     <w:lvl w:ilvl="7">
       <w:start w:val="1"/>
       <w:numFmt w:val="bullet"/>
-      <w:lvlText w:val="◦"/>
-      <w:lvlJc w:val="left"/>
-      <w:pPr>
-        <w:tabs>
-          <w:tab w:val="num" w:pos="3240"/>
-        </w:tabs>
-        <w:ind w:left="3240" w:hanging="360"/>
-      </w:pPr>
-      <w:rPr>
-        <w:rFonts w:ascii="OpenSymbol" w:hAnsi="OpenSymbol" w:cs="OpenSymbol" w:hint="default"/>
+      <w:lvlText w:val=""/>
+      <w:lvlJc w:val="left"/>
+      <w:pPr>
+        <w:tabs>
+          <w:tab w:val="num" w:pos="5672"/>
+        </w:tabs>
+        <w:ind w:left="5672" w:hanging="283"/>
+      </w:pPr>
+      <w:rPr>
+        <w:rFonts w:ascii="Symbol" w:hAnsi="Symbol" w:cs="Symbol" w:hint="default"/>
       </w:rPr>
     </w:lvl>
     <w:lvl w:ilvl="8">
       <w:start w:val="1"/>
       <w:numFmt w:val="bullet"/>
-      <w:lvlText w:val="▪"/>
-      <w:lvlJc w:val="left"/>
-      <w:pPr>
-        <w:tabs>
-          <w:tab w:val="num" w:pos="3600"/>
-        </w:tabs>
-        <w:ind w:left="3600" w:hanging="360"/>
-      </w:pPr>
-      <w:rPr>
-        <w:rFonts w:ascii="OpenSymbol" w:hAnsi="OpenSymbol" w:cs="OpenSymbol" w:hint="default"/>
+      <w:lvlText w:val=""/>
+      <w:lvlJc w:val="left"/>
+      <w:pPr>
+        <w:tabs>
+          <w:tab w:val="num" w:pos="6381"/>
+        </w:tabs>
+        <w:ind w:left="6381" w:hanging="283"/>
+      </w:pPr>
+      <w:rPr>
+        <w:rFonts w:ascii="Symbol" w:hAnsi="Symbol" w:cs="Symbol" w:hint="default"/>
       </w:rPr>
     </w:lvl>
   </w:abstractNum>
@@ -3479,9 +3436,9 @@
       <w:lvlJc w:val="left"/>
       <w:pPr>
         <w:tabs>
-          <w:tab w:val="num" w:pos="720"/>
-        </w:tabs>
-        <w:ind w:left="720" w:hanging="360"/>
+          <w:tab w:val="num" w:pos="709"/>
+        </w:tabs>
+        <w:ind w:left="709" w:hanging="283"/>
       </w:pPr>
       <w:rPr>
         <w:rFonts w:ascii="Symbol" w:hAnsi="Symbol" w:cs="Symbol" w:hint="default"/>
@@ -3490,31 +3447,31 @@
     <w:lvl w:ilvl="1">
       <w:start w:val="1"/>
       <w:numFmt w:val="bullet"/>
-      <w:lvlText w:val="◦"/>
-      <w:lvlJc w:val="left"/>
-      <w:pPr>
-        <w:tabs>
-          <w:tab w:val="num" w:pos="1080"/>
-        </w:tabs>
-        <w:ind w:left="1080" w:hanging="360"/>
-      </w:pPr>
-      <w:rPr>
-        <w:rFonts w:ascii="OpenSymbol" w:hAnsi="OpenSymbol" w:cs="OpenSymbol" w:hint="default"/>
+      <w:lvlText w:val=""/>
+      <w:lvlJc w:val="left"/>
+      <w:pPr>
+        <w:tabs>
+          <w:tab w:val="num" w:pos="1418"/>
+        </w:tabs>
+        <w:ind w:left="1418" w:hanging="283"/>
+      </w:pPr>
+      <w:rPr>
+        <w:rFonts w:ascii="Symbol" w:hAnsi="Symbol" w:cs="Symbol" w:hint="default"/>
       </w:rPr>
     </w:lvl>
     <w:lvl w:ilvl="2">
       <w:start w:val="1"/>
       <w:numFmt w:val="bullet"/>
-      <w:lvlText w:val="▪"/>
-      <w:lvlJc w:val="left"/>
-      <w:pPr>
-        <w:tabs>
-          <w:tab w:val="num" w:pos="1440"/>
-        </w:tabs>
-        <w:ind w:left="1440" w:hanging="360"/>
-      </w:pPr>
-      <w:rPr>
-        <w:rFonts w:ascii="OpenSymbol" w:hAnsi="OpenSymbol" w:cs="OpenSymbol" w:hint="default"/>
+      <w:lvlText w:val=""/>
+      <w:lvlJc w:val="left"/>
+      <w:pPr>
+        <w:tabs>
+          <w:tab w:val="num" w:pos="2127"/>
+        </w:tabs>
+        <w:ind w:left="2127" w:hanging="283"/>
+      </w:pPr>
+      <w:rPr>
+        <w:rFonts w:ascii="Symbol" w:hAnsi="Symbol" w:cs="Symbol" w:hint="default"/>
       </w:rPr>
     </w:lvl>
     <w:lvl w:ilvl="3">
@@ -3524,9 +3481,9 @@
       <w:lvlJc w:val="left"/>
       <w:pPr>
         <w:tabs>
-          <w:tab w:val="num" w:pos="1800"/>
-        </w:tabs>
-        <w:ind w:left="1800" w:hanging="360"/>
+          <w:tab w:val="num" w:pos="2836"/>
+        </w:tabs>
+        <w:ind w:left="2836" w:hanging="283"/>
       </w:pPr>
       <w:rPr>
         <w:rFonts w:ascii="Symbol" w:hAnsi="Symbol" w:cs="Symbol" w:hint="default"/>
@@ -3535,31 +3492,31 @@
     <w:lvl w:ilvl="4">
       <w:start w:val="1"/>
       <w:numFmt w:val="bullet"/>
-      <w:lvlText w:val="◦"/>
-      <w:lvlJc w:val="left"/>
-      <w:pPr>
-        <w:tabs>
-          <w:tab w:val="num" w:pos="2160"/>
-        </w:tabs>
-        <w:ind w:left="2160" w:hanging="360"/>
-      </w:pPr>
-      <w:rPr>
-        <w:rFonts w:ascii="OpenSymbol" w:hAnsi="OpenSymbol" w:cs="OpenSymbol" w:hint="default"/>
+      <w:lvlText w:val=""/>
+      <w:lvlJc w:val="left"/>
+      <w:pPr>
+        <w:tabs>
+          <w:tab w:val="num" w:pos="3545"/>
+        </w:tabs>
+        <w:ind w:left="3545" w:hanging="283"/>
+      </w:pPr>
+      <w:rPr>
+        <w:rFonts w:ascii="Symbol" w:hAnsi="Symbol" w:cs="Symbol" w:hint="default"/>
       </w:rPr>
     </w:lvl>
     <w:lvl w:ilvl="5">
       <w:start w:val="1"/>
       <w:numFmt w:val="bullet"/>
-      <w:lvlText w:val="▪"/>
-      <w:lvlJc w:val="left"/>
-      <w:pPr>
-        <w:tabs>
-          <w:tab w:val="num" w:pos="2520"/>
-        </w:tabs>
-        <w:ind w:left="2520" w:hanging="360"/>
-      </w:pPr>
-      <w:rPr>
-        <w:rFonts w:ascii="OpenSymbol" w:hAnsi="OpenSymbol" w:cs="OpenSymbol" w:hint="default"/>
+      <w:lvlText w:val=""/>
+      <w:lvlJc w:val="left"/>
+      <w:pPr>
+        <w:tabs>
+          <w:tab w:val="num" w:pos="4254"/>
+        </w:tabs>
+        <w:ind w:left="4254" w:hanging="283"/>
+      </w:pPr>
+      <w:rPr>
+        <w:rFonts w:ascii="Symbol" w:hAnsi="Symbol" w:cs="Symbol" w:hint="default"/>
       </w:rPr>
     </w:lvl>
     <w:lvl w:ilvl="6">
@@ -3569,9 +3526,9 @@
       <w:lvlJc w:val="left"/>
       <w:pPr>
         <w:tabs>
-          <w:tab w:val="num" w:pos="2880"/>
-        </w:tabs>
-        <w:ind w:left="2880" w:hanging="360"/>
+          <w:tab w:val="num" w:pos="4963"/>
+        </w:tabs>
+        <w:ind w:left="4963" w:hanging="283"/>
       </w:pPr>
       <w:rPr>
         <w:rFonts w:ascii="Symbol" w:hAnsi="Symbol" w:cs="Symbol" w:hint="default"/>
@@ -3580,31 +3537,716 @@
     <w:lvl w:ilvl="7">
       <w:start w:val="1"/>
       <w:numFmt w:val="bullet"/>
-      <w:lvlText w:val="◦"/>
-      <w:lvlJc w:val="left"/>
-      <w:pPr>
-        <w:tabs>
-          <w:tab w:val="num" w:pos="3240"/>
-        </w:tabs>
-        <w:ind w:left="3240" w:hanging="360"/>
-      </w:pPr>
-      <w:rPr>
-        <w:rFonts w:ascii="OpenSymbol" w:hAnsi="OpenSymbol" w:cs="OpenSymbol" w:hint="default"/>
+      <w:lvlText w:val=""/>
+      <w:lvlJc w:val="left"/>
+      <w:pPr>
+        <w:tabs>
+          <w:tab w:val="num" w:pos="5672"/>
+        </w:tabs>
+        <w:ind w:left="5672" w:hanging="283"/>
+      </w:pPr>
+      <w:rPr>
+        <w:rFonts w:ascii="Symbol" w:hAnsi="Symbol" w:cs="Symbol" w:hint="default"/>
       </w:rPr>
     </w:lvl>
     <w:lvl w:ilvl="8">
       <w:start w:val="1"/>
       <w:numFmt w:val="bullet"/>
-      <w:lvlText w:val="▪"/>
-      <w:lvlJc w:val="left"/>
-      <w:pPr>
-        <w:tabs>
-          <w:tab w:val="num" w:pos="3600"/>
-        </w:tabs>
-        <w:ind w:left="3600" w:hanging="360"/>
-      </w:pPr>
-      <w:rPr>
-        <w:rFonts w:ascii="OpenSymbol" w:hAnsi="OpenSymbol" w:cs="OpenSymbol" w:hint="default"/>
+      <w:lvlText w:val=""/>
+      <w:lvlJc w:val="left"/>
+      <w:pPr>
+        <w:tabs>
+          <w:tab w:val="num" w:pos="6381"/>
+        </w:tabs>
+        <w:ind w:left="6381" w:hanging="283"/>
+      </w:pPr>
+      <w:rPr>
+        <w:rFonts w:ascii="Symbol" w:hAnsi="Symbol" w:cs="Symbol" w:hint="default"/>
+      </w:rPr>
+    </w:lvl>
+  </w:abstractNum>
+  <w:abstractNum w:abstractNumId="7">
+    <w:lvl w:ilvl="0">
+      <w:start w:val="1"/>
+      <w:numFmt w:val="bullet"/>
+      <w:lvlText w:val=""/>
+      <w:lvlJc w:val="left"/>
+      <w:pPr>
+        <w:tabs>
+          <w:tab w:val="num" w:pos="709"/>
+        </w:tabs>
+        <w:ind w:left="709" w:hanging="283"/>
+      </w:pPr>
+      <w:rPr>
+        <w:rFonts w:ascii="Symbol" w:hAnsi="Symbol" w:cs="Symbol" w:hint="default"/>
+      </w:rPr>
+    </w:lvl>
+    <w:lvl w:ilvl="1">
+      <w:start w:val="1"/>
+      <w:numFmt w:val="bullet"/>
+      <w:lvlText w:val=""/>
+      <w:lvlJc w:val="left"/>
+      <w:pPr>
+        <w:tabs>
+          <w:tab w:val="num" w:pos="1418"/>
+        </w:tabs>
+        <w:ind w:left="1418" w:hanging="283"/>
+      </w:pPr>
+      <w:rPr>
+        <w:rFonts w:ascii="Symbol" w:hAnsi="Symbol" w:cs="Symbol" w:hint="default"/>
+      </w:rPr>
+    </w:lvl>
+    <w:lvl w:ilvl="2">
+      <w:start w:val="1"/>
+      <w:numFmt w:val="bullet"/>
+      <w:lvlText w:val=""/>
+      <w:lvlJc w:val="left"/>
+      <w:pPr>
+        <w:tabs>
+          <w:tab w:val="num" w:pos="2127"/>
+        </w:tabs>
+        <w:ind w:left="2127" w:hanging="283"/>
+      </w:pPr>
+      <w:rPr>
+        <w:rFonts w:ascii="Symbol" w:hAnsi="Symbol" w:cs="Symbol" w:hint="default"/>
+      </w:rPr>
+    </w:lvl>
+    <w:lvl w:ilvl="3">
+      <w:start w:val="1"/>
+      <w:numFmt w:val="bullet"/>
+      <w:lvlText w:val=""/>
+      <w:lvlJc w:val="left"/>
+      <w:pPr>
+        <w:tabs>
+          <w:tab w:val="num" w:pos="2836"/>
+        </w:tabs>
+        <w:ind w:left="2836" w:hanging="283"/>
+      </w:pPr>
+      <w:rPr>
+        <w:rFonts w:ascii="Symbol" w:hAnsi="Symbol" w:cs="Symbol" w:hint="default"/>
+      </w:rPr>
+    </w:lvl>
+    <w:lvl w:ilvl="4">
+      <w:start w:val="1"/>
+      <w:numFmt w:val="bullet"/>
+      <w:lvlText w:val=""/>
+      <w:lvlJc w:val="left"/>
+      <w:pPr>
+        <w:tabs>
+          <w:tab w:val="num" w:pos="3545"/>
+        </w:tabs>
+        <w:ind w:left="3545" w:hanging="283"/>
+      </w:pPr>
+      <w:rPr>
+        <w:rFonts w:ascii="Symbol" w:hAnsi="Symbol" w:cs="Symbol" w:hint="default"/>
+      </w:rPr>
+    </w:lvl>
+    <w:lvl w:ilvl="5">
+      <w:start w:val="1"/>
+      <w:numFmt w:val="bullet"/>
+      <w:lvlText w:val=""/>
+      <w:lvlJc w:val="left"/>
+      <w:pPr>
+        <w:tabs>
+          <w:tab w:val="num" w:pos="4254"/>
+        </w:tabs>
+        <w:ind w:left="4254" w:hanging="283"/>
+      </w:pPr>
+      <w:rPr>
+        <w:rFonts w:ascii="Symbol" w:hAnsi="Symbol" w:cs="Symbol" w:hint="default"/>
+      </w:rPr>
+    </w:lvl>
+    <w:lvl w:ilvl="6">
+      <w:start w:val="1"/>
+      <w:numFmt w:val="bullet"/>
+      <w:lvlText w:val=""/>
+      <w:lvlJc w:val="left"/>
+      <w:pPr>
+        <w:tabs>
+          <w:tab w:val="num" w:pos="4963"/>
+        </w:tabs>
+        <w:ind w:left="4963" w:hanging="283"/>
+      </w:pPr>
+      <w:rPr>
+        <w:rFonts w:ascii="Symbol" w:hAnsi="Symbol" w:cs="Symbol" w:hint="default"/>
+      </w:rPr>
+    </w:lvl>
+    <w:lvl w:ilvl="7">
+      <w:start w:val="1"/>
+      <w:numFmt w:val="bullet"/>
+      <w:lvlText w:val=""/>
+      <w:lvlJc w:val="left"/>
+      <w:pPr>
+        <w:tabs>
+          <w:tab w:val="num" w:pos="5672"/>
+        </w:tabs>
+        <w:ind w:left="5672" w:hanging="283"/>
+      </w:pPr>
+      <w:rPr>
+        <w:rFonts w:ascii="Symbol" w:hAnsi="Symbol" w:cs="Symbol" w:hint="default"/>
+      </w:rPr>
+    </w:lvl>
+    <w:lvl w:ilvl="8">
+      <w:start w:val="1"/>
+      <w:numFmt w:val="bullet"/>
+      <w:lvlText w:val=""/>
+      <w:lvlJc w:val="left"/>
+      <w:pPr>
+        <w:tabs>
+          <w:tab w:val="num" w:pos="6381"/>
+        </w:tabs>
+        <w:ind w:left="6381" w:hanging="283"/>
+      </w:pPr>
+      <w:rPr>
+        <w:rFonts w:ascii="Symbol" w:hAnsi="Symbol" w:cs="Symbol" w:hint="default"/>
+      </w:rPr>
+    </w:lvl>
+  </w:abstractNum>
+  <w:abstractNum w:abstractNumId="8">
+    <w:lvl w:ilvl="0">
+      <w:start w:val="1"/>
+      <w:numFmt w:val="bullet"/>
+      <w:lvlText w:val=""/>
+      <w:lvlJc w:val="left"/>
+      <w:pPr>
+        <w:tabs>
+          <w:tab w:val="num" w:pos="709"/>
+        </w:tabs>
+        <w:ind w:left="709" w:hanging="283"/>
+      </w:pPr>
+      <w:rPr>
+        <w:rFonts w:ascii="Symbol" w:hAnsi="Symbol" w:cs="Symbol" w:hint="default"/>
+      </w:rPr>
+    </w:lvl>
+    <w:lvl w:ilvl="1">
+      <w:start w:val="1"/>
+      <w:numFmt w:val="bullet"/>
+      <w:lvlText w:val=""/>
+      <w:lvlJc w:val="left"/>
+      <w:pPr>
+        <w:tabs>
+          <w:tab w:val="num" w:pos="1418"/>
+        </w:tabs>
+        <w:ind w:left="1418" w:hanging="283"/>
+      </w:pPr>
+      <w:rPr>
+        <w:rFonts w:ascii="Symbol" w:hAnsi="Symbol" w:cs="Symbol" w:hint="default"/>
+      </w:rPr>
+    </w:lvl>
+    <w:lvl w:ilvl="2">
+      <w:start w:val="1"/>
+      <w:numFmt w:val="bullet"/>
+      <w:lvlText w:val=""/>
+      <w:lvlJc w:val="left"/>
+      <w:pPr>
+        <w:tabs>
+          <w:tab w:val="num" w:pos="2127"/>
+        </w:tabs>
+        <w:ind w:left="2127" w:hanging="283"/>
+      </w:pPr>
+      <w:rPr>
+        <w:rFonts w:ascii="Symbol" w:hAnsi="Symbol" w:cs="Symbol" w:hint="default"/>
+      </w:rPr>
+    </w:lvl>
+    <w:lvl w:ilvl="3">
+      <w:start w:val="1"/>
+      <w:numFmt w:val="bullet"/>
+      <w:lvlText w:val=""/>
+      <w:lvlJc w:val="left"/>
+      <w:pPr>
+        <w:tabs>
+          <w:tab w:val="num" w:pos="2836"/>
+        </w:tabs>
+        <w:ind w:left="2836" w:hanging="283"/>
+      </w:pPr>
+      <w:rPr>
+        <w:rFonts w:ascii="Symbol" w:hAnsi="Symbol" w:cs="Symbol" w:hint="default"/>
+      </w:rPr>
+    </w:lvl>
+    <w:lvl w:ilvl="4">
+      <w:start w:val="1"/>
+      <w:numFmt w:val="bullet"/>
+      <w:lvlText w:val=""/>
+      <w:lvlJc w:val="left"/>
+      <w:pPr>
+        <w:tabs>
+          <w:tab w:val="num" w:pos="3545"/>
+        </w:tabs>
+        <w:ind w:left="3545" w:hanging="283"/>
+      </w:pPr>
+      <w:rPr>
+        <w:rFonts w:ascii="Symbol" w:hAnsi="Symbol" w:cs="Symbol" w:hint="default"/>
+      </w:rPr>
+    </w:lvl>
+    <w:lvl w:ilvl="5">
+      <w:start w:val="1"/>
+      <w:numFmt w:val="bullet"/>
+      <w:lvlText w:val=""/>
+      <w:lvlJc w:val="left"/>
+      <w:pPr>
+        <w:tabs>
+          <w:tab w:val="num" w:pos="4254"/>
+        </w:tabs>
+        <w:ind w:left="4254" w:hanging="283"/>
+      </w:pPr>
+      <w:rPr>
+        <w:rFonts w:ascii="Symbol" w:hAnsi="Symbol" w:cs="Symbol" w:hint="default"/>
+      </w:rPr>
+    </w:lvl>
+    <w:lvl w:ilvl="6">
+      <w:start w:val="1"/>
+      <w:numFmt w:val="bullet"/>
+      <w:lvlText w:val=""/>
+      <w:lvlJc w:val="left"/>
+      <w:pPr>
+        <w:tabs>
+          <w:tab w:val="num" w:pos="4963"/>
+        </w:tabs>
+        <w:ind w:left="4963" w:hanging="283"/>
+      </w:pPr>
+      <w:rPr>
+        <w:rFonts w:ascii="Symbol" w:hAnsi="Symbol" w:cs="Symbol" w:hint="default"/>
+      </w:rPr>
+    </w:lvl>
+    <w:lvl w:ilvl="7">
+      <w:start w:val="1"/>
+      <w:numFmt w:val="bullet"/>
+      <w:lvlText w:val=""/>
+      <w:lvlJc w:val="left"/>
+      <w:pPr>
+        <w:tabs>
+          <w:tab w:val="num" w:pos="5672"/>
+        </w:tabs>
+        <w:ind w:left="5672" w:hanging="283"/>
+      </w:pPr>
+      <w:rPr>
+        <w:rFonts w:ascii="Symbol" w:hAnsi="Symbol" w:cs="Symbol" w:hint="default"/>
+      </w:rPr>
+    </w:lvl>
+    <w:lvl w:ilvl="8">
+      <w:start w:val="1"/>
+      <w:numFmt w:val="bullet"/>
+      <w:lvlText w:val=""/>
+      <w:lvlJc w:val="left"/>
+      <w:pPr>
+        <w:tabs>
+          <w:tab w:val="num" w:pos="6381"/>
+        </w:tabs>
+        <w:ind w:left="6381" w:hanging="283"/>
+      </w:pPr>
+      <w:rPr>
+        <w:rFonts w:ascii="Symbol" w:hAnsi="Symbol" w:cs="Symbol" w:hint="default"/>
+      </w:rPr>
+    </w:lvl>
+  </w:abstractNum>
+  <w:abstractNum w:abstractNumId="9">
+    <w:lvl w:ilvl="0">
+      <w:start w:val="1"/>
+      <w:numFmt w:val="bullet"/>
+      <w:lvlText w:val=""/>
+      <w:lvlJc w:val="left"/>
+      <w:pPr>
+        <w:tabs>
+          <w:tab w:val="num" w:pos="709"/>
+        </w:tabs>
+        <w:ind w:left="709" w:hanging="283"/>
+      </w:pPr>
+      <w:rPr>
+        <w:rFonts w:ascii="Symbol" w:hAnsi="Symbol" w:cs="Symbol" w:hint="default"/>
+      </w:rPr>
+    </w:lvl>
+    <w:lvl w:ilvl="1">
+      <w:start w:val="1"/>
+      <w:numFmt w:val="bullet"/>
+      <w:lvlText w:val=""/>
+      <w:lvlJc w:val="left"/>
+      <w:pPr>
+        <w:tabs>
+          <w:tab w:val="num" w:pos="1418"/>
+        </w:tabs>
+        <w:ind w:left="1418" w:hanging="283"/>
+      </w:pPr>
+      <w:rPr>
+        <w:rFonts w:ascii="Symbol" w:hAnsi="Symbol" w:cs="Symbol" w:hint="default"/>
+      </w:rPr>
+    </w:lvl>
+    <w:lvl w:ilvl="2">
+      <w:start w:val="1"/>
+      <w:numFmt w:val="bullet"/>
+      <w:lvlText w:val=""/>
+      <w:lvlJc w:val="left"/>
+      <w:pPr>
+        <w:tabs>
+          <w:tab w:val="num" w:pos="2127"/>
+        </w:tabs>
+        <w:ind w:left="2127" w:hanging="283"/>
+      </w:pPr>
+      <w:rPr>
+        <w:rFonts w:ascii="Symbol" w:hAnsi="Symbol" w:cs="Symbol" w:hint="default"/>
+      </w:rPr>
+    </w:lvl>
+    <w:lvl w:ilvl="3">
+      <w:start w:val="1"/>
+      <w:numFmt w:val="bullet"/>
+      <w:lvlText w:val=""/>
+      <w:lvlJc w:val="left"/>
+      <w:pPr>
+        <w:tabs>
+          <w:tab w:val="num" w:pos="2836"/>
+        </w:tabs>
+        <w:ind w:left="2836" w:hanging="283"/>
+      </w:pPr>
+      <w:rPr>
+        <w:rFonts w:ascii="Symbol" w:hAnsi="Symbol" w:cs="Symbol" w:hint="default"/>
+      </w:rPr>
+    </w:lvl>
+    <w:lvl w:ilvl="4">
+      <w:start w:val="1"/>
+      <w:numFmt w:val="bullet"/>
+      <w:lvlText w:val=""/>
+      <w:lvlJc w:val="left"/>
+      <w:pPr>
+        <w:tabs>
+          <w:tab w:val="num" w:pos="3545"/>
+        </w:tabs>
+        <w:ind w:left="3545" w:hanging="283"/>
+      </w:pPr>
+      <w:rPr>
+        <w:rFonts w:ascii="Symbol" w:hAnsi="Symbol" w:cs="Symbol" w:hint="default"/>
+      </w:rPr>
+    </w:lvl>
+    <w:lvl w:ilvl="5">
+      <w:start w:val="1"/>
+      <w:numFmt w:val="bullet"/>
+      <w:lvlText w:val=""/>
+      <w:lvlJc w:val="left"/>
+      <w:pPr>
+        <w:tabs>
+          <w:tab w:val="num" w:pos="4254"/>
+        </w:tabs>
+        <w:ind w:left="4254" w:hanging="283"/>
+      </w:pPr>
+      <w:rPr>
+        <w:rFonts w:ascii="Symbol" w:hAnsi="Symbol" w:cs="Symbol" w:hint="default"/>
+      </w:rPr>
+    </w:lvl>
+    <w:lvl w:ilvl="6">
+      <w:start w:val="1"/>
+      <w:numFmt w:val="bullet"/>
+      <w:lvlText w:val=""/>
+      <w:lvlJc w:val="left"/>
+      <w:pPr>
+        <w:tabs>
+          <w:tab w:val="num" w:pos="4963"/>
+        </w:tabs>
+        <w:ind w:left="4963" w:hanging="283"/>
+      </w:pPr>
+      <w:rPr>
+        <w:rFonts w:ascii="Symbol" w:hAnsi="Symbol" w:cs="Symbol" w:hint="default"/>
+      </w:rPr>
+    </w:lvl>
+    <w:lvl w:ilvl="7">
+      <w:start w:val="1"/>
+      <w:numFmt w:val="bullet"/>
+      <w:lvlText w:val=""/>
+      <w:lvlJc w:val="left"/>
+      <w:pPr>
+        <w:tabs>
+          <w:tab w:val="num" w:pos="5672"/>
+        </w:tabs>
+        <w:ind w:left="5672" w:hanging="283"/>
+      </w:pPr>
+      <w:rPr>
+        <w:rFonts w:ascii="Symbol" w:hAnsi="Symbol" w:cs="Symbol" w:hint="default"/>
+      </w:rPr>
+    </w:lvl>
+    <w:lvl w:ilvl="8">
+      <w:start w:val="1"/>
+      <w:numFmt w:val="bullet"/>
+      <w:lvlText w:val=""/>
+      <w:lvlJc w:val="left"/>
+      <w:pPr>
+        <w:tabs>
+          <w:tab w:val="num" w:pos="6381"/>
+        </w:tabs>
+        <w:ind w:left="6381" w:hanging="283"/>
+      </w:pPr>
+      <w:rPr>
+        <w:rFonts w:ascii="Symbol" w:hAnsi="Symbol" w:cs="Symbol" w:hint="default"/>
+      </w:rPr>
+    </w:lvl>
+  </w:abstractNum>
+  <w:abstractNum w:abstractNumId="10">
+    <w:lvl w:ilvl="0">
+      <w:start w:val="1"/>
+      <w:numFmt w:val="bullet"/>
+      <w:lvlText w:val=""/>
+      <w:lvlJc w:val="left"/>
+      <w:pPr>
+        <w:tabs>
+          <w:tab w:val="num" w:pos="709"/>
+        </w:tabs>
+        <w:ind w:left="709" w:hanging="283"/>
+      </w:pPr>
+      <w:rPr>
+        <w:rFonts w:ascii="Symbol" w:hAnsi="Symbol" w:cs="Symbol" w:hint="default"/>
+      </w:rPr>
+    </w:lvl>
+    <w:lvl w:ilvl="1">
+      <w:start w:val="1"/>
+      <w:numFmt w:val="bullet"/>
+      <w:lvlText w:val=""/>
+      <w:lvlJc w:val="left"/>
+      <w:pPr>
+        <w:tabs>
+          <w:tab w:val="num" w:pos="1418"/>
+        </w:tabs>
+        <w:ind w:left="1418" w:hanging="283"/>
+      </w:pPr>
+      <w:rPr>
+        <w:rFonts w:ascii="Symbol" w:hAnsi="Symbol" w:cs="Symbol" w:hint="default"/>
+      </w:rPr>
+    </w:lvl>
+    <w:lvl w:ilvl="2">
+      <w:start w:val="1"/>
+      <w:numFmt w:val="bullet"/>
+      <w:lvlText w:val=""/>
+      <w:lvlJc w:val="left"/>
+      <w:pPr>
+        <w:tabs>
+          <w:tab w:val="num" w:pos="2127"/>
+        </w:tabs>
+        <w:ind w:left="2127" w:hanging="283"/>
+      </w:pPr>
+      <w:rPr>
+        <w:rFonts w:ascii="Symbol" w:hAnsi="Symbol" w:cs="Symbol" w:hint="default"/>
+      </w:rPr>
+    </w:lvl>
+    <w:lvl w:ilvl="3">
+      <w:start w:val="1"/>
+      <w:numFmt w:val="bullet"/>
+      <w:lvlText w:val=""/>
+      <w:lvlJc w:val="left"/>
+      <w:pPr>
+        <w:tabs>
+          <w:tab w:val="num" w:pos="2836"/>
+        </w:tabs>
+        <w:ind w:left="2836" w:hanging="283"/>
+      </w:pPr>
+      <w:rPr>
+        <w:rFonts w:ascii="Symbol" w:hAnsi="Symbol" w:cs="Symbol" w:hint="default"/>
+      </w:rPr>
+    </w:lvl>
+    <w:lvl w:ilvl="4">
+      <w:start w:val="1"/>
+      <w:numFmt w:val="bullet"/>
+      <w:lvlText w:val=""/>
+      <w:lvlJc w:val="left"/>
+      <w:pPr>
+        <w:tabs>
+          <w:tab w:val="num" w:pos="3545"/>
+        </w:tabs>
+        <w:ind w:left="3545" w:hanging="283"/>
+      </w:pPr>
+      <w:rPr>
+        <w:rFonts w:ascii="Symbol" w:hAnsi="Symbol" w:cs="Symbol" w:hint="default"/>
+      </w:rPr>
+    </w:lvl>
+    <w:lvl w:ilvl="5">
+      <w:start w:val="1"/>
+      <w:numFmt w:val="bullet"/>
+      <w:lvlText w:val=""/>
+      <w:lvlJc w:val="left"/>
+      <w:pPr>
+        <w:tabs>
+          <w:tab w:val="num" w:pos="4254"/>
+        </w:tabs>
+        <w:ind w:left="4254" w:hanging="283"/>
+      </w:pPr>
+      <w:rPr>
+        <w:rFonts w:ascii="Symbol" w:hAnsi="Symbol" w:cs="Symbol" w:hint="default"/>
+      </w:rPr>
+    </w:lvl>
+    <w:lvl w:ilvl="6">
+      <w:start w:val="1"/>
+      <w:numFmt w:val="bullet"/>
+      <w:lvlText w:val=""/>
+      <w:lvlJc w:val="left"/>
+      <w:pPr>
+        <w:tabs>
+          <w:tab w:val="num" w:pos="4963"/>
+        </w:tabs>
+        <w:ind w:left="4963" w:hanging="283"/>
+      </w:pPr>
+      <w:rPr>
+        <w:rFonts w:ascii="Symbol" w:hAnsi="Symbol" w:cs="Symbol" w:hint="default"/>
+      </w:rPr>
+    </w:lvl>
+    <w:lvl w:ilvl="7">
+      <w:start w:val="1"/>
+      <w:numFmt w:val="bullet"/>
+      <w:lvlText w:val=""/>
+      <w:lvlJc w:val="left"/>
+      <w:pPr>
+        <w:tabs>
+          <w:tab w:val="num" w:pos="5672"/>
+        </w:tabs>
+        <w:ind w:left="5672" w:hanging="283"/>
+      </w:pPr>
+      <w:rPr>
+        <w:rFonts w:ascii="Symbol" w:hAnsi="Symbol" w:cs="Symbol" w:hint="default"/>
+      </w:rPr>
+    </w:lvl>
+    <w:lvl w:ilvl="8">
+      <w:start w:val="1"/>
+      <w:numFmt w:val="bullet"/>
+      <w:lvlText w:val=""/>
+      <w:lvlJc w:val="left"/>
+      <w:pPr>
+        <w:tabs>
+          <w:tab w:val="num" w:pos="6381"/>
+        </w:tabs>
+        <w:ind w:left="6381" w:hanging="283"/>
+      </w:pPr>
+      <w:rPr>
+        <w:rFonts w:ascii="Symbol" w:hAnsi="Symbol" w:cs="Symbol" w:hint="default"/>
+      </w:rPr>
+    </w:lvl>
+  </w:abstractNum>
+  <w:abstractNum w:abstractNumId="11">
+    <w:lvl w:ilvl="0">
+      <w:start w:val="1"/>
+      <w:numFmt w:val="bullet"/>
+      <w:lvlText w:val=""/>
+      <w:lvlJc w:val="left"/>
+      <w:pPr>
+        <w:tabs>
+          <w:tab w:val="num" w:pos="709"/>
+        </w:tabs>
+        <w:ind w:left="709" w:hanging="283"/>
+      </w:pPr>
+      <w:rPr>
+        <w:rFonts w:ascii="Symbol" w:hAnsi="Symbol" w:cs="Symbol" w:hint="default"/>
+      </w:rPr>
+    </w:lvl>
+    <w:lvl w:ilvl="1">
+      <w:start w:val="1"/>
+      <w:numFmt w:val="bullet"/>
+      <w:lvlText w:val=""/>
+      <w:lvlJc w:val="left"/>
+      <w:pPr>
+        <w:tabs>
+          <w:tab w:val="num" w:pos="1418"/>
+        </w:tabs>
+        <w:ind w:left="1418" w:hanging="283"/>
+      </w:pPr>
+      <w:rPr>
+        <w:rFonts w:ascii="Symbol" w:hAnsi="Symbol" w:cs="Symbol" w:hint="default"/>
+      </w:rPr>
+    </w:lvl>
+    <w:lvl w:ilvl="2">
+      <w:start w:val="1"/>
+      <w:numFmt w:val="bullet"/>
+      <w:lvlText w:val=""/>
+      <w:lvlJc w:val="left"/>
+      <w:pPr>
+        <w:tabs>
+          <w:tab w:val="num" w:pos="2127"/>
+        </w:tabs>
+        <w:ind w:left="2127" w:hanging="283"/>
+      </w:pPr>
+      <w:rPr>
+        <w:rFonts w:ascii="Symbol" w:hAnsi="Symbol" w:cs="Symbol" w:hint="default"/>
+      </w:rPr>
+    </w:lvl>
+    <w:lvl w:ilvl="3">
+      <w:start w:val="1"/>
+      <w:numFmt w:val="bullet"/>
+      <w:lvlText w:val=""/>
+      <w:lvlJc w:val="left"/>
+      <w:pPr>
+        <w:tabs>
+          <w:tab w:val="num" w:pos="2836"/>
+        </w:tabs>
+        <w:ind w:left="2836" w:hanging="283"/>
+      </w:pPr>
+      <w:rPr>
+        <w:rFonts w:ascii="Symbol" w:hAnsi="Symbol" w:cs="Symbol" w:hint="default"/>
+      </w:rPr>
+    </w:lvl>
+    <w:lvl w:ilvl="4">
+      <w:start w:val="1"/>
+      <w:numFmt w:val="bullet"/>
+      <w:lvlText w:val=""/>
+      <w:lvlJc w:val="left"/>
+      <w:pPr>
+        <w:tabs>
+          <w:tab w:val="num" w:pos="3545"/>
+        </w:tabs>
+        <w:ind w:left="3545" w:hanging="283"/>
+      </w:pPr>
+      <w:rPr>
+        <w:rFonts w:ascii="Symbol" w:hAnsi="Symbol" w:cs="Symbol" w:hint="default"/>
+      </w:rPr>
+    </w:lvl>
+    <w:lvl w:ilvl="5">
+      <w:start w:val="1"/>
+      <w:numFmt w:val="bullet"/>
+      <w:lvlText w:val=""/>
+      <w:lvlJc w:val="left"/>
+      <w:pPr>
+        <w:tabs>
+          <w:tab w:val="num" w:pos="4254"/>
+        </w:tabs>
+        <w:ind w:left="4254" w:hanging="283"/>
+      </w:pPr>
+      <w:rPr>
+        <w:rFonts w:ascii="Symbol" w:hAnsi="Symbol" w:cs="Symbol" w:hint="default"/>
+      </w:rPr>
+    </w:lvl>
+    <w:lvl w:ilvl="6">
+      <w:start w:val="1"/>
+      <w:numFmt w:val="bullet"/>
+      <w:lvlText w:val=""/>
+      <w:lvlJc w:val="left"/>
+      <w:pPr>
+        <w:tabs>
+          <w:tab w:val="num" w:pos="4963"/>
+        </w:tabs>
+        <w:ind w:left="4963" w:hanging="283"/>
+      </w:pPr>
+      <w:rPr>
+        <w:rFonts w:ascii="Symbol" w:hAnsi="Symbol" w:cs="Symbol" w:hint="default"/>
+      </w:rPr>
+    </w:lvl>
+    <w:lvl w:ilvl="7">
+      <w:start w:val="1"/>
+      <w:numFmt w:val="bullet"/>
+      <w:lvlText w:val=""/>
+      <w:lvlJc w:val="left"/>
+      <w:pPr>
+        <w:tabs>
+          <w:tab w:val="num" w:pos="5672"/>
+        </w:tabs>
+        <w:ind w:left="5672" w:hanging="283"/>
+      </w:pPr>
+      <w:rPr>
+        <w:rFonts w:ascii="Symbol" w:hAnsi="Symbol" w:cs="Symbol" w:hint="default"/>
+      </w:rPr>
+    </w:lvl>
+    <w:lvl w:ilvl="8">
+      <w:start w:val="1"/>
+      <w:numFmt w:val="bullet"/>
+      <w:lvlText w:val=""/>
+      <w:lvlJc w:val="left"/>
+      <w:pPr>
+        <w:tabs>
+          <w:tab w:val="num" w:pos="6381"/>
+        </w:tabs>
+        <w:ind w:left="6381" w:hanging="283"/>
+      </w:pPr>
+      <w:rPr>
+        <w:rFonts w:ascii="Symbol" w:hAnsi="Symbol" w:cs="Symbol" w:hint="default"/>
       </w:rPr>
     </w:lvl>
   </w:abstractNum>
@@ -3625,6 +4267,21 @@
   </w:num>
   <w:num w:numId="6">
     <w:abstractNumId w:val="6"/>
+  </w:num>
+  <w:num w:numId="7">
+    <w:abstractNumId w:val="7"/>
+  </w:num>
+  <w:num w:numId="8">
+    <w:abstractNumId w:val="8"/>
+  </w:num>
+  <w:num w:numId="9">
+    <w:abstractNumId w:val="9"/>
+  </w:num>
+  <w:num w:numId="10">
+    <w:abstractNumId w:val="10"/>
+  </w:num>
+  <w:num w:numId="11">
+    <w:abstractNumId w:val="11"/>
   </w:num>
 </w:numbering>
 </file>
@@ -3886,6 +4543,21 @@
       <w:rFonts w:ascii="OpenSymbol" w:hAnsi="OpenSymbol" w:eastAsia="OpenSymbol" w:cs="OpenSymbol"/>
     </w:rPr>
   </w:style>
+  <w:style w:type="character" w:styleId="SourceText">
+    <w:name w:val="Source Text"/>
+    <w:qFormat/>
+    <w:rPr>
+      <w:rFonts w:ascii="Liberation Mono" w:hAnsi="Liberation Mono" w:eastAsia="Noto Sans Mono CJK SC" w:cs="Liberation Mono"/>
+    </w:rPr>
+  </w:style>
+  <w:style w:type="character" w:styleId="StrongEmphasis">
+    <w:name w:val="Strong Emphasis"/>
+    <w:qFormat/>
+    <w:rPr>
+      <w:b/>
+      <w:bCs/>
+    </w:rPr>
+  </w:style>
   <w:style w:type="paragraph" w:styleId="Heading">
     <w:name w:val="Heading"/>
     <w:basedOn w:val="Normal"/>

--- a/AlgoTradingPython/Mean-Reverting Portfolios.docx
+++ b/AlgoTradingPython/Mean-Reverting Portfolios.docx
@@ -34,99 +34,80 @@
       </w:pPr>
       <w:r>
         <w:rPr/>
-        <w:t>Project Highlights</w:t>
-      </w:r>
-    </w:p>
-    <w:p>
-      <w:pPr>
-        <w:pStyle w:val="TextBody"/>
-        <w:numPr>
-          <w:ilvl w:val="0"/>
-          <w:numId w:val="2"/>
-        </w:numPr>
-        <w:bidi w:val="0"/>
-        <w:jc w:val="left"/>
-        <w:rPr/>
-      </w:pPr>
-      <w:r>
-        <w:rPr/>
-        <w:t>Developed fully automated mean-reverting trading strategy using Python and IBKR API</w:t>
-      </w:r>
-    </w:p>
-    <w:p>
-      <w:pPr>
-        <w:pStyle w:val="TextBody"/>
-        <w:numPr>
-          <w:ilvl w:val="0"/>
-          <w:numId w:val="2"/>
-        </w:numPr>
-        <w:bidi w:val="0"/>
-        <w:jc w:val="left"/>
-        <w:rPr/>
-      </w:pPr>
-      <w:r>
-        <w:rPr/>
-        <w:t>Implemented PCA- based stock selection, OU calibration via Savitzky-Golay smoothing</w:t>
-      </w:r>
-    </w:p>
-    <w:p>
-      <w:pPr>
-        <w:pStyle w:val="TextBody"/>
-        <w:numPr>
-          <w:ilvl w:val="0"/>
-          <w:numId w:val="2"/>
-        </w:numPr>
-        <w:bidi w:val="0"/>
-        <w:jc w:val="left"/>
-        <w:rPr/>
-      </w:pPr>
-      <w:r>
-        <w:rPr/>
-        <w:t>Optimised signal parameters using GMM and Optuna with parallel tuning</w:t>
-      </w:r>
-    </w:p>
-    <w:p>
-      <w:pPr>
-        <w:pStyle w:val="TextBody"/>
-        <w:bidi w:val="0"/>
-        <w:jc w:val="left"/>
-        <w:rPr/>
-      </w:pPr>
-      <w:r>
-        <w:rPr/>
+        <w:t>Strategy Overview</w:t>
+      </w:r>
+    </w:p>
+    <w:p>
+      <w:pPr>
+        <w:pStyle w:val="TextBody"/>
+        <w:bidi w:val="0"/>
+        <w:jc w:val="both"/>
+        <w:rPr/>
+      </w:pPr>
+      <w:r>
+        <w:rPr/>
+        <w:t xml:space="preserve">This document outlines a trading strategy by construction a portfolio, consisting of US equities, such that the historical portfolio value shows a mean-reverting pattern. The strategy is back-tested </w:t>
+      </w:r>
+      <w:r>
+        <w:rPr/>
+        <w:t>and implemented</w:t>
+      </w:r>
+      <w:r>
+        <w:rPr/>
+        <w:t xml:space="preserve"> in Python utilising Interactive Brokers (IBKR) API infrastructure to obtain real time market data and execution. </w:t>
+      </w:r>
+    </w:p>
+    <w:p>
+      <w:pPr>
+        <w:pStyle w:val="TextBody"/>
+        <w:bidi w:val="0"/>
+        <w:jc w:val="both"/>
+        <w:rPr/>
+      </w:pPr>
+      <w:r>
+        <w:rPr/>
+        <w:t xml:space="preserve"> </w:t>
       </w:r>
     </w:p>
     <w:p>
       <w:pPr>
         <w:pStyle w:val="Heading2"/>
         <w:bidi w:val="0"/>
-        <w:jc w:val="left"/>
-        <w:rPr/>
-      </w:pPr>
-      <w:r>
-        <w:rPr/>
-        <w:t>Strategy Overview</w:t>
-      </w:r>
-    </w:p>
-    <w:p>
-      <w:pPr>
-        <w:pStyle w:val="TextBody"/>
-        <w:bidi w:val="0"/>
-        <w:jc w:val="both"/>
-        <w:rPr/>
-      </w:pPr>
-      <w:r>
-        <w:rPr/>
-        <w:t>This document outlines a trading strategy by constructing a portfolio consisting of US equities such that the historical portfolio value shows a mean-reverting pattern. The strategy is back-tested and implemented in Python, utilising Interactive Brokers (IBKR) API infrastructure to obtain real-time market data and execution.</w:t>
-      </w:r>
-    </w:p>
-    <w:p>
-      <w:pPr>
-        <w:pStyle w:val="TextBody"/>
-        <w:bidi w:val="0"/>
-        <w:jc w:val="both"/>
-        <w:rPr/>
-      </w:pPr>
+        <w:jc w:val="both"/>
+        <w:rPr/>
+      </w:pPr>
+      <w:r>
+        <w:rPr/>
+        <w:t>Strategy Details</w:t>
+      </w:r>
+    </w:p>
+    <w:p>
+      <w:pPr>
+        <w:pStyle w:val="Heading3"/>
+        <w:bidi w:val="0"/>
+        <w:jc w:val="both"/>
+        <w:rPr/>
+      </w:pPr>
+      <w:r>
+        <w:rPr/>
+        <w:t>Stock Selection</w:t>
+      </w:r>
+    </w:p>
+    <w:p>
+      <w:pPr>
+        <w:pStyle w:val="TextBody"/>
+        <w:bidi w:val="0"/>
+        <w:jc w:val="both"/>
+        <w:rPr/>
+      </w:pPr>
+      <w:r>
+        <w:rPr/>
+        <w:t xml:space="preserve">A total of 55 US stocks are selected for this strategy. Eight stocks with the lowest variance are selected, using Principal Component Analysis (PCA), </w:t>
+      </w:r>
+      <w:r>
+        <w:rPr/>
+        <w:t xml:space="preserve">which will be used to construct the portfolios.  Selecting the lowest variance ensure a smooth portfolio values time-series with minimal noise to show the mean-reverting pattern. </w:t>
+      </w:r>
       <w:r>
         <w:rPr/>
         <w:t xml:space="preserve"> </w:t>
@@ -134,14 +115,14 @@
     </w:p>
     <w:p>
       <w:pPr>
-        <w:pStyle w:val="Heading2"/>
-        <w:bidi w:val="0"/>
-        <w:jc w:val="both"/>
-        <w:rPr/>
-      </w:pPr>
-      <w:r>
-        <w:rPr/>
-        <w:t>Strategy Details</w:t>
+        <w:pStyle w:val="TextBody"/>
+        <w:bidi w:val="0"/>
+        <w:jc w:val="both"/>
+        <w:rPr/>
+      </w:pPr>
+      <w:r>
+        <w:rPr/>
+        <w:t xml:space="preserve">A series of portfolios are constructed consisting of different combination of five stocks. </w:t>
       </w:r>
     </w:p>
     <w:p>
@@ -153,51 +134,6 @@
       </w:pPr>
       <w:r>
         <w:rPr/>
-        <w:t>Stock Selection</w:t>
-      </w:r>
-    </w:p>
-    <w:p>
-      <w:pPr>
-        <w:pStyle w:val="TextBody"/>
-        <w:bidi w:val="0"/>
-        <w:jc w:val="both"/>
-        <w:rPr/>
-      </w:pPr>
-      <w:r>
-        <w:rPr/>
-        <w:t>A total of 55 US stocks are selected for this strategy. Eight stocks with the lowest variance are chosen using Principal Component Analysis (PCA) and used to construct portfolios. Selecting stocks with the lowest variance ensures a smooth portfolio value time series with minimal noise, making the mean-reverting pattern more detectable.</w:t>
-      </w:r>
-    </w:p>
-    <w:p>
-      <w:pPr>
-        <w:pStyle w:val="TextBody"/>
-        <w:rPr/>
-      </w:pPr>
-      <w:r>
-        <w:rPr/>
-        <w:t>A series of portfolios are then constructed, each consisting of different combinations of five stocks.</w:t>
-      </w:r>
-    </w:p>
-    <w:p>
-      <w:pPr>
-        <w:pStyle w:val="TextBody"/>
-        <w:bidi w:val="0"/>
-        <w:jc w:val="both"/>
-        <w:rPr/>
-      </w:pPr>
-      <w:r>
-        <w:rPr/>
-      </w:r>
-    </w:p>
-    <w:p>
-      <w:pPr>
-        <w:pStyle w:val="Heading3"/>
-        <w:bidi w:val="0"/>
-        <w:jc w:val="both"/>
-        <w:rPr/>
-      </w:pPr>
-      <w:r>
-        <w:rPr/>
         <w:t>Portfolio Calibration</w:t>
       </w:r>
     </w:p>
@@ -210,68 +146,106 @@
       </w:pPr>
       <w:r>
         <w:rPr/>
-        <w:t>Each stock in a portfolio is assigned a weight representing the number of shares to hold. In this modelling step, fractional share holdings are allowed. These are converted to integer amounts during the back-testing process, based on the investment amount and stock prices.</w:t>
-      </w:r>
-    </w:p>
-    <w:p>
-      <w:pPr>
-        <w:pStyle w:val="TextBody"/>
-        <w:rPr/>
-      </w:pPr>
-      <w:r>
-        <w:rPr/>
-        <w:t>The calibration process involves smoothing the historical portfolio value time series using a Savitzky-Golay filter (window size = 31, polyorder = 10). This filter smooths the time series while preserving features such as peaks, heights, widths, and positions. It is especially suited for low-noise series.</w:t>
-      </w:r>
-    </w:p>
-    <w:p>
-      <w:pPr>
-        <w:pStyle w:val="TextBody"/>
-        <w:rPr/>
-      </w:pPr>
-      <w:r>
-        <w:rPr/>
-        <w:t>The smoothed series is then calibrated to an Ornstein-Uhlenbeck (OU) process using the method of moments, matching empirical and theoretical moments.</w:t>
-      </w:r>
-    </w:p>
-    <w:p>
-      <w:pPr>
-        <w:pStyle w:val="TextBody"/>
-        <w:rPr/>
-      </w:pPr>
+        <w:t>Each stock in a portfolio is assign a weight</w:t>
+      </w:r>
       <w:r>
         <w:rPr>
-          <w:rFonts w:ascii="Liberation Serif" w:hAnsi="Liberation Serif"/>
+          <w:rStyle w:val="FootnoteAnchor"/>
         </w:rPr>
-        <w:t xml:space="preserve">Calibration aims to maximise the OU speed of reversion (theta) and minimise volatility. In Python, I use </w:t>
-      </w:r>
-      <w:r>
-        <w:rPr>
-          <w:rStyle w:val="SourceText"/>
-          <w:rFonts w:ascii="Liberation Serif" w:hAnsi="Liberation Serif"/>
-        </w:rPr>
-        <w:t>scipy.optimize.minimize</w:t>
-      </w:r>
-      <w:r>
-        <w:rPr>
-          <w:rFonts w:ascii="Liberation Serif" w:hAnsi="Liberation Serif"/>
-        </w:rPr>
-        <w:t xml:space="preserve"> with methods including SLSQP, trust-constr, BFGS, Nelder-Mead, and Powell. If SLSQP fails to converge, the optimiser proceeds to the next method.</w:t>
-      </w:r>
-    </w:p>
-    <w:p>
-      <w:pPr>
-        <w:pStyle w:val="TextBody"/>
-        <w:rPr/>
-      </w:pPr>
-      <w:r>
-        <w:rPr/>
-        <w:t>The result of the calibration is a set of weights assigned to each stock in the portfolio.</w:t>
-      </w:r>
-    </w:p>
-    <w:p>
-      <w:pPr>
-        <w:pStyle w:val="TextBody"/>
-        <w:bidi w:val="0"/>
+        <w:footnoteReference w:id="2"/>
+      </w:r>
+      <w:r>
+        <w:rPr/>
+        <w:t>, where each weight represent the amount of stocks to hold. In this part of the modelling, I have assume</w:t>
+      </w:r>
+      <w:r>
+        <w:rPr/>
+        <w:t>d</w:t>
+      </w:r>
+      <w:r>
+        <w:rPr/>
+        <w:t xml:space="preserve"> that the portfolio is able to hold a fraction of stocks. The stocks amount will be converted to an integer amount in the back-testing process, which will depend on the investment amount and stock price. </w:t>
+      </w:r>
+    </w:p>
+    <w:p>
+      <w:pPr>
+        <w:pStyle w:val="TextBody"/>
+        <w:bidi w:val="0"/>
+        <w:jc w:val="both"/>
+        <w:rPr/>
+      </w:pPr>
+      <w:r>
+        <w:rPr/>
+        <w:t xml:space="preserve">The calibration involved smoothing the historical portfolio value time series using Savitzky-Golay filter with window size of 31 and polyorder of 10. The filter is used to smooth the time series while preserving features such as peak, height, width, and position. This smoothing model is suitable for low noise time series.  </w:t>
+      </w:r>
+    </w:p>
+    <w:p>
+      <w:pPr>
+        <w:pStyle w:val="TextBody"/>
+        <w:bidi w:val="0"/>
+        <w:jc w:val="both"/>
+        <w:rPr/>
+      </w:pPr>
+      <w:r>
+        <w:rPr/>
+        <w:t xml:space="preserve">The smoothed time series are then calibrated to Ornstein-Ublenbeck (OU) process using method-of-moment. Method-of-moment involved matching the empirical moments of the observed data to the theoretical moments of OU process. </w:t>
+      </w:r>
+    </w:p>
+    <w:p>
+      <w:pPr>
+        <w:pStyle w:val="TextBody"/>
+        <w:bidi w:val="0"/>
+        <w:spacing w:before="0" w:after="140"/>
+        <w:jc w:val="both"/>
+        <w:rPr/>
+      </w:pPr>
+      <w:r>
+        <w:rPr/>
+        <w:t xml:space="preserve">The calibration is performed by maximising the OU speed of reversion (theta) and minimising the volatility. In </w:t>
+      </w:r>
+      <w:r>
+        <w:rPr/>
+        <w:t>Python</w:t>
+      </w:r>
+      <w:r>
+        <w:rPr/>
+        <w:t xml:space="preserve">, I use the </w:t>
+      </w:r>
+      <w:r>
+        <w:rPr/>
+        <w:t xml:space="preserve">scipy library and use the minimize function utilising SLSQP, trust-constr, BFGS, Nelder-mean, and Powell methods. Should the SLSQP fails to </w:t>
+      </w:r>
+      <w:r>
+        <w:rPr/>
+        <w:t xml:space="preserve">achieve convergence, then the optimiser move to the next method and apply different methods. </w:t>
+      </w:r>
+    </w:p>
+    <w:p>
+      <w:pPr>
+        <w:pStyle w:val="TextBody"/>
+        <w:bidi w:val="0"/>
+        <w:spacing w:before="0" w:after="140"/>
+        <w:jc w:val="both"/>
+        <w:rPr/>
+      </w:pPr>
+      <w:r>
+        <w:rPr/>
+        <w:t xml:space="preserve">The calibration </w:t>
+      </w:r>
+      <w:r>
+        <w:rPr/>
+        <w:t xml:space="preserve">result </w:t>
+      </w:r>
+      <w:r>
+        <w:rPr/>
+        <w:t xml:space="preserve">assigns weights to each stock in each portfolio. </w:t>
+      </w:r>
+    </w:p>
+    <w:p>
+      <w:pPr>
+        <w:pStyle w:val="TextBody"/>
+        <w:bidi w:val="0"/>
+        <w:spacing w:before="0" w:after="140"/>
         <w:jc w:val="both"/>
         <w:rPr/>
       </w:pPr>
@@ -305,324 +279,457 @@
       </w:pPr>
       <w:r>
         <w:rPr/>
-        <w:t>Given the weights and allocated investment amount, I construct a time series of portfolio values over the last 200 historical days by:</w:t>
-      </w:r>
-    </w:p>
-    <w:p>
-      <w:pPr>
-        <w:pStyle w:val="TextBody"/>
+        <w:t>Given the weights and the allocated investment amount for each portfolio</w:t>
+      </w:r>
+      <w:r>
+        <w:rPr>
+          <w:rStyle w:val="FootnoteAnchor"/>
+        </w:rPr>
+        <w:footnoteReference w:id="3"/>
+      </w:r>
+      <w:r>
+        <w:rPr/>
+        <w:t>, I constructed a time series of the portfolio values over the last 200 historical days, by:</w:t>
+      </w:r>
+    </w:p>
+    <w:p>
+      <w:pPr>
+        <w:pStyle w:val="TextBody"/>
+        <w:widowControl/>
         <w:numPr>
-          <w:ilvl w:val="0"/>
+          <w:ilvl w:val="3"/>
           <w:numId w:val="3"/>
         </w:numPr>
-        <w:tabs>
-          <w:tab w:val="clear" w:pos="720"/>
-          <w:tab w:val="left" w:pos="0" w:leader="none"/>
-        </w:tabs>
-        <w:ind w:left="709" w:hanging="283"/>
-        <w:rPr/>
-      </w:pPr>
-      <w:r>
-        <w:rPr/>
-        <w:t>Allocating the number of shares per stock (investment amount × weights).</w:t>
-      </w:r>
-    </w:p>
-    <w:p>
-      <w:pPr>
-        <w:pStyle w:val="TextBody"/>
+        <w:suppressAutoHyphens w:val="true"/>
+        <w:bidi w:val="0"/>
+        <w:spacing w:lineRule="auto" w:line="276" w:before="0" w:after="140"/>
+        <w:ind w:left="907" w:right="0" w:hanging="340"/>
+        <w:jc w:val="both"/>
+        <w:rPr/>
+      </w:pPr>
+      <w:r>
+        <w:rPr/>
+        <w:t>allocating the number of shared per stock (i.e., investment amount * weights)</w:t>
+      </w:r>
+    </w:p>
+    <w:p>
+      <w:pPr>
+        <w:pStyle w:val="TextBody"/>
+        <w:widowControl/>
         <w:numPr>
-          <w:ilvl w:val="0"/>
+          <w:ilvl w:val="3"/>
           <w:numId w:val="3"/>
         </w:numPr>
-        <w:tabs>
-          <w:tab w:val="clear" w:pos="720"/>
-          <w:tab w:val="left" w:pos="0" w:leader="none"/>
-        </w:tabs>
-        <w:ind w:left="709" w:hanging="283"/>
-        <w:rPr/>
-      </w:pPr>
-      <w:r>
-        <w:rPr/>
-        <w:t>Smoothing the historical time series using the Savitzky-Golay filter.</w:t>
-      </w:r>
-    </w:p>
-    <w:p>
-      <w:pPr>
-        <w:pStyle w:val="TextBody"/>
-        <w:rPr/>
-      </w:pPr>
-      <w:r>
-        <w:rPr/>
-        <w:t>From the smoothed series, I compute the following technical indicators:</w:t>
-      </w:r>
-    </w:p>
-    <w:p>
-      <w:pPr>
-        <w:pStyle w:val="TextBody"/>
+        <w:suppressAutoHyphens w:val="true"/>
+        <w:bidi w:val="0"/>
+        <w:spacing w:lineRule="auto" w:line="276" w:before="0" w:after="140"/>
+        <w:ind w:left="907" w:right="0" w:hanging="340"/>
+        <w:jc w:val="both"/>
+        <w:rPr/>
+      </w:pPr>
+      <w:r>
+        <w:rPr/>
+        <w:t>smoothing the historical time series using Savitzky-Golay filter</w:t>
+      </w:r>
+    </w:p>
+    <w:p>
+      <w:pPr>
+        <w:pStyle w:val="TextBody"/>
+        <w:widowControl/>
+        <w:suppressAutoHyphens w:val="true"/>
+        <w:bidi w:val="0"/>
+        <w:spacing w:lineRule="auto" w:line="276" w:before="0" w:after="140"/>
+        <w:ind w:right="0" w:hanging="0"/>
+        <w:jc w:val="both"/>
+        <w:rPr/>
+      </w:pPr>
+      <w:r>
+        <w:rPr/>
+        <w:t>Using the smoothed time series, I calculated the:</w:t>
+      </w:r>
+    </w:p>
+    <w:p>
+      <w:pPr>
+        <w:pStyle w:val="TextBody"/>
+        <w:widowControl/>
         <w:numPr>
           <w:ilvl w:val="0"/>
           <w:numId w:val="4"/>
         </w:numPr>
-        <w:tabs>
-          <w:tab w:val="clear" w:pos="720"/>
-          <w:tab w:val="left" w:pos="0" w:leader="none"/>
-        </w:tabs>
-        <w:ind w:left="709" w:hanging="283"/>
-        <w:rPr/>
-      </w:pPr>
-      <w:r>
-        <w:rPr/>
-        <w:t>Hurst exponent</w:t>
-      </w:r>
-    </w:p>
-    <w:p>
-      <w:pPr>
-        <w:pStyle w:val="TextBody"/>
+        <w:suppressAutoHyphens w:val="true"/>
+        <w:bidi w:val="0"/>
+        <w:spacing w:lineRule="auto" w:line="276" w:before="0" w:after="140"/>
+        <w:ind w:left="907" w:right="0" w:hanging="340"/>
+        <w:jc w:val="both"/>
+        <w:rPr/>
+      </w:pPr>
+      <w:r>
+        <w:rPr/>
+        <w:t>hurst exponent</w:t>
+      </w:r>
+    </w:p>
+    <w:p>
+      <w:pPr>
+        <w:pStyle w:val="TextBody"/>
+        <w:widowControl/>
         <w:numPr>
           <w:ilvl w:val="0"/>
           <w:numId w:val="4"/>
         </w:numPr>
-        <w:tabs>
-          <w:tab w:val="clear" w:pos="720"/>
-          <w:tab w:val="left" w:pos="0" w:leader="none"/>
-        </w:tabs>
-        <w:ind w:left="709" w:hanging="283"/>
-        <w:rPr/>
-      </w:pPr>
-      <w:r>
-        <w:rPr/>
-        <w:t>Half-life</w:t>
-      </w:r>
-    </w:p>
-    <w:p>
-      <w:pPr>
-        <w:pStyle w:val="TextBody"/>
+        <w:suppressAutoHyphens w:val="true"/>
+        <w:bidi w:val="0"/>
+        <w:spacing w:lineRule="auto" w:line="276" w:before="0" w:after="140"/>
+        <w:ind w:left="907" w:right="0" w:hanging="340"/>
+        <w:jc w:val="both"/>
+        <w:rPr/>
+      </w:pPr>
+      <w:r>
+        <w:rPr/>
+        <w:t>half-life</w:t>
+      </w:r>
+    </w:p>
+    <w:p>
+      <w:pPr>
+        <w:pStyle w:val="TextBody"/>
+        <w:widowControl/>
         <w:numPr>
           <w:ilvl w:val="0"/>
           <w:numId w:val="4"/>
         </w:numPr>
-        <w:tabs>
-          <w:tab w:val="clear" w:pos="720"/>
-          <w:tab w:val="left" w:pos="0" w:leader="none"/>
-        </w:tabs>
-        <w:ind w:left="709" w:hanging="283"/>
-        <w:rPr/>
-      </w:pPr>
-      <w:r>
-        <w:rPr/>
-        <w:t>10-day Simple Moving Average (SMA)</w:t>
-      </w:r>
-    </w:p>
-    <w:p>
-      <w:pPr>
-        <w:pStyle w:val="TextBody"/>
+        <w:suppressAutoHyphens w:val="true"/>
+        <w:bidi w:val="0"/>
+        <w:spacing w:lineRule="auto" w:line="276" w:before="0" w:after="140"/>
+        <w:ind w:left="907" w:right="0" w:hanging="340"/>
+        <w:jc w:val="both"/>
+        <w:rPr/>
+      </w:pPr>
+      <w:r>
+        <w:rPr/>
+        <w:t>10-day simple moving average (SMA)</w:t>
+      </w:r>
+    </w:p>
+    <w:p>
+      <w:pPr>
+        <w:pStyle w:val="TextBody"/>
+        <w:widowControl/>
         <w:numPr>
           <w:ilvl w:val="0"/>
           <w:numId w:val="4"/>
         </w:numPr>
-        <w:tabs>
-          <w:tab w:val="clear" w:pos="720"/>
-          <w:tab w:val="left" w:pos="0" w:leader="none"/>
-        </w:tabs>
-        <w:ind w:left="709" w:hanging="283"/>
-        <w:rPr/>
-      </w:pPr>
-      <w:r>
-        <w:rPr/>
-        <w:t>OU long-term mean (mu) and standard deviation (sigma)</w:t>
-      </w:r>
-    </w:p>
-    <w:p>
-      <w:pPr>
-        <w:pStyle w:val="TextBody"/>
-        <w:rPr/>
-      </w:pPr>
-      <w:r>
-        <w:rPr/>
-        <w:t>These indicators inform the entry conditions:</w:t>
-      </w:r>
-    </w:p>
-    <w:p>
-      <w:pPr>
-        <w:pStyle w:val="TextBody"/>
+        <w:suppressAutoHyphens w:val="true"/>
+        <w:bidi w:val="0"/>
+        <w:spacing w:lineRule="auto" w:line="276" w:before="0" w:after="140"/>
+        <w:ind w:left="907" w:right="0" w:hanging="340"/>
+        <w:jc w:val="both"/>
+        <w:rPr/>
+      </w:pPr>
+      <w:r>
+        <w:rPr/>
+        <w:t>OU long term average (mu), and sigma</w:t>
+      </w:r>
+    </w:p>
+    <w:p>
+      <w:pPr>
+        <w:pStyle w:val="TextBody"/>
+        <w:widowControl/>
+        <w:suppressAutoHyphens w:val="true"/>
+        <w:bidi w:val="0"/>
+        <w:spacing w:lineRule="auto" w:line="276" w:before="0" w:after="140"/>
+        <w:ind w:right="0" w:hanging="0"/>
+        <w:jc w:val="both"/>
+        <w:rPr/>
+      </w:pPr>
+      <w:r>
+        <w:rPr/>
+        <w:t>The technical indicators are used to identify entry trading opportunities:</w:t>
+      </w:r>
+    </w:p>
+    <w:p>
+      <w:pPr>
+        <w:pStyle w:val="TextBody"/>
+        <w:widowControl/>
         <w:numPr>
           <w:ilvl w:val="0"/>
           <w:numId w:val="5"/>
         </w:numPr>
-        <w:tabs>
-          <w:tab w:val="clear" w:pos="720"/>
-          <w:tab w:val="left" w:pos="0" w:leader="none"/>
-        </w:tabs>
-        <w:ind w:left="709" w:hanging="283"/>
-        <w:rPr/>
-      </w:pPr>
-      <w:r>
-        <w:rPr/>
-        <w:t>Hurst exponent &lt; threshold</w:t>
-      </w:r>
-    </w:p>
-    <w:p>
-      <w:pPr>
-        <w:pStyle w:val="TextBody"/>
+        <w:suppressAutoHyphens w:val="true"/>
+        <w:bidi w:val="0"/>
+        <w:spacing w:lineRule="auto" w:line="276" w:before="0" w:after="140"/>
+        <w:ind w:left="907" w:right="0" w:hanging="340"/>
+        <w:jc w:val="both"/>
+        <w:rPr/>
+      </w:pPr>
+      <w:r>
+        <w:rPr/>
+        <w:t>hurst exponent &lt; hurst Level</w:t>
+      </w:r>
+    </w:p>
+    <w:p>
+      <w:pPr>
+        <w:pStyle w:val="TextBody"/>
+        <w:widowControl/>
         <w:numPr>
           <w:ilvl w:val="0"/>
           <w:numId w:val="5"/>
         </w:numPr>
+        <w:suppressAutoHyphens w:val="true"/>
+        <w:bidi w:val="0"/>
+        <w:spacing w:lineRule="auto" w:line="276" w:before="0" w:after="140"/>
+        <w:ind w:left="907" w:right="0" w:hanging="340"/>
+        <w:jc w:val="both"/>
+        <w:rPr/>
+      </w:pPr>
+      <w:r>
+        <w:rPr/>
+        <w:t xml:space="preserve">0 </w:t>
+      </w:r>
+      <w:r>
+        <w:rPr/>
+        <w:t>&lt; half-life &lt; half-life upper limit</w:t>
+      </w:r>
+    </w:p>
+    <w:p>
+      <w:pPr>
+        <w:pStyle w:val="TextBody"/>
+        <w:widowControl/>
+        <w:numPr>
+          <w:ilvl w:val="0"/>
+          <w:numId w:val="5"/>
+        </w:numPr>
+        <w:suppressAutoHyphens w:val="true"/>
+        <w:bidi w:val="0"/>
+        <w:spacing w:lineRule="auto" w:line="276" w:before="0" w:after="140"/>
+        <w:ind w:left="907" w:right="0" w:hanging="340"/>
+        <w:jc w:val="both"/>
+        <w:rPr/>
+      </w:pPr>
+      <w:r>
+        <w:rPr/>
+        <w:t>to enter long position:</w:t>
+      </w:r>
+    </w:p>
+    <w:p>
+      <w:pPr>
+        <w:pStyle w:val="TextBody"/>
+        <w:widowControl/>
+        <w:numPr>
+          <w:ilvl w:val="1"/>
+          <w:numId w:val="5"/>
+        </w:numPr>
+        <w:suppressAutoHyphens w:val="true"/>
+        <w:bidi w:val="0"/>
+        <w:spacing w:lineRule="auto" w:line="276" w:before="0" w:after="140"/>
+        <w:ind w:left="1077" w:right="0" w:hanging="340"/>
+        <w:jc w:val="both"/>
+        <w:rPr/>
+      </w:pPr>
+      <w:r>
+        <w:rPr/>
+        <w:t>portfolio value &lt; mu and (SMA &lt; mu – sigma * multiplication or SMA &gt; mu + sigma * multiplication)</w:t>
+      </w:r>
+    </w:p>
+    <w:p>
+      <w:pPr>
+        <w:pStyle w:val="TextBody"/>
+        <w:widowControl/>
+        <w:numPr>
+          <w:ilvl w:val="0"/>
+          <w:numId w:val="5"/>
+        </w:numPr>
+        <w:suppressAutoHyphens w:val="true"/>
+        <w:bidi w:val="0"/>
+        <w:spacing w:lineRule="auto" w:line="276" w:before="0" w:after="140"/>
+        <w:ind w:left="907" w:right="0" w:hanging="340"/>
+        <w:jc w:val="both"/>
+        <w:rPr/>
+      </w:pPr>
+      <w:r>
+        <w:rPr/>
+        <w:t>to enter short position:</w:t>
+      </w:r>
+    </w:p>
+    <w:p>
+      <w:pPr>
+        <w:pStyle w:val="TextBody"/>
+        <w:widowControl/>
+        <w:numPr>
+          <w:ilvl w:val="1"/>
+          <w:numId w:val="5"/>
+        </w:numPr>
         <w:tabs>
           <w:tab w:val="clear" w:pos="720"/>
-          <w:tab w:val="left" w:pos="0" w:leader="none"/>
-        </w:tabs>
-        <w:ind w:left="709" w:hanging="283"/>
-        <w:rPr/>
-      </w:pPr>
-      <w:r>
-        <w:rPr/>
-        <w:t>0 &lt; half-life &lt; upper bound</w:t>
-      </w:r>
-    </w:p>
-    <w:p>
-      <w:pPr>
-        <w:pStyle w:val="TextBody"/>
-        <w:rPr/>
-      </w:pPr>
-      <w:r>
-        <w:rPr>
-          <w:rStyle w:val="StrongEmphasis"/>
-        </w:rPr>
-        <w:t>To enter a long position:</w:t>
-      </w:r>
-    </w:p>
-    <w:p>
-      <w:pPr>
-        <w:pStyle w:val="TextBody"/>
+          <w:tab w:val="left" w:pos="850" w:leader="none"/>
+        </w:tabs>
+        <w:suppressAutoHyphens w:val="true"/>
+        <w:bidi w:val="0"/>
+        <w:spacing w:lineRule="auto" w:line="276" w:before="0" w:after="140"/>
+        <w:ind w:left="1077" w:right="0" w:hanging="340"/>
+        <w:jc w:val="both"/>
+        <w:rPr/>
+      </w:pPr>
+      <w:r>
+        <w:rPr/>
+        <w:t>portfolio value &gt; mu and (SMA &lt; mu – sigma * multiplication or SMA &gt; mu + sigma * multiplication)</w:t>
+      </w:r>
+    </w:p>
+    <w:p>
+      <w:pPr>
+        <w:pStyle w:val="TextBody"/>
+        <w:widowControl/>
+        <w:tabs>
+          <w:tab w:val="clear" w:pos="720"/>
+          <w:tab w:val="left" w:pos="850" w:leader="none"/>
+        </w:tabs>
+        <w:suppressAutoHyphens w:val="true"/>
+        <w:bidi w:val="0"/>
+        <w:spacing w:lineRule="auto" w:line="276" w:before="0" w:after="140"/>
+        <w:ind w:right="0" w:hanging="0"/>
+        <w:jc w:val="both"/>
+        <w:rPr/>
+      </w:pPr>
+      <w:r>
+        <w:rPr/>
+        <w:t xml:space="preserve">I implemented trailing stop losses to exit positions. The first stop loss is set at </w:t>
+      </w:r>
+      <w:r>
+        <w:rPr/>
+        <w:t>20</w:t>
+      </w:r>
+      <w:r>
+        <w:rPr/>
+        <w:t xml:space="preserve">% of the portfolio value. Once the portfolio reaches 5% profit, then I set the stop loss to 5%. </w:t>
+      </w:r>
+    </w:p>
+    <w:p>
+      <w:pPr>
+        <w:pStyle w:val="TextBody"/>
+        <w:widowControl/>
+        <w:tabs>
+          <w:tab w:val="clear" w:pos="720"/>
+          <w:tab w:val="left" w:pos="850" w:leader="none"/>
+        </w:tabs>
+        <w:suppressAutoHyphens w:val="true"/>
+        <w:bidi w:val="0"/>
+        <w:spacing w:lineRule="auto" w:line="276" w:before="0" w:after="140"/>
+        <w:ind w:right="0" w:hanging="0"/>
+        <w:jc w:val="both"/>
+        <w:rPr/>
+      </w:pPr>
+      <w:r>
+        <w:rPr/>
+      </w:r>
+    </w:p>
+    <w:p>
+      <w:pPr>
+        <w:pStyle w:val="Heading4"/>
+        <w:rPr/>
+      </w:pPr>
+      <w:r>
+        <w:rPr/>
+        <w:t xml:space="preserve"> </w:t>
+      </w:r>
+      <w:r>
+        <w:rPr/>
+        <w:t>In-Sample Back-testing</w:t>
+      </w:r>
+    </w:p>
+    <w:p>
+      <w:pPr>
+        <w:pStyle w:val="TextBody"/>
+        <w:widowControl/>
+        <w:tabs>
+          <w:tab w:val="clear" w:pos="720"/>
+          <w:tab w:val="left" w:pos="850" w:leader="none"/>
+        </w:tabs>
+        <w:suppressAutoHyphens w:val="true"/>
+        <w:bidi w:val="0"/>
+        <w:spacing w:lineRule="auto" w:line="276" w:before="0" w:after="140"/>
+        <w:ind w:right="0" w:hanging="0"/>
+        <w:jc w:val="both"/>
+        <w:rPr/>
+      </w:pPr>
+      <w:r>
+        <w:rPr/>
+        <w:t>The in-sample back-testing is performed on 250 days historical data, which is used to find the optimal hurst level, SMA multiplication, and half-life upper values. Figure 1 shows the return distribution using parameter values of:</w:t>
+      </w:r>
+    </w:p>
+    <w:p>
+      <w:pPr>
+        <w:pStyle w:val="TextBody"/>
+        <w:widowControl/>
         <w:numPr>
           <w:ilvl w:val="0"/>
           <w:numId w:val="6"/>
         </w:numPr>
         <w:tabs>
           <w:tab w:val="clear" w:pos="720"/>
-          <w:tab w:val="left" w:pos="0" w:leader="none"/>
-        </w:tabs>
-        <w:ind w:left="709" w:hanging="283"/>
-        <w:rPr/>
-      </w:pPr>
-      <w:r>
-        <w:rPr/>
-        <w:t>Portfolio value &lt; mu AND (SMA &lt; mu − sigma × multiplier OR SMA &gt; mu + sigma × multiplier)</w:t>
-      </w:r>
-    </w:p>
-    <w:p>
-      <w:pPr>
-        <w:pStyle w:val="TextBody"/>
-        <w:rPr/>
-      </w:pPr>
-      <w:r>
-        <w:rPr>
-          <w:rStyle w:val="StrongEmphasis"/>
-        </w:rPr>
-        <w:t>To enter a short position:</w:t>
-      </w:r>
-    </w:p>
-    <w:p>
-      <w:pPr>
-        <w:pStyle w:val="TextBody"/>
+          <w:tab w:val="left" w:pos="850" w:leader="none"/>
+        </w:tabs>
+        <w:suppressAutoHyphens w:val="true"/>
+        <w:bidi w:val="0"/>
+        <w:spacing w:lineRule="auto" w:line="276" w:before="0" w:after="140"/>
+        <w:jc w:val="both"/>
+        <w:rPr/>
+      </w:pPr>
+      <w:r>
+        <w:rPr/>
+        <w:t>Hurst level of 0.97</w:t>
+      </w:r>
+    </w:p>
+    <w:p>
+      <w:pPr>
+        <w:pStyle w:val="TextBody"/>
+        <w:widowControl/>
         <w:numPr>
           <w:ilvl w:val="0"/>
-          <w:numId w:val="7"/>
+          <w:numId w:val="6"/>
         </w:numPr>
         <w:tabs>
           <w:tab w:val="clear" w:pos="720"/>
-          <w:tab w:val="left" w:pos="0" w:leader="none"/>
-        </w:tabs>
-        <w:ind w:left="709" w:hanging="283"/>
-        <w:rPr/>
-      </w:pPr>
-      <w:r>
-        <w:rPr/>
-        <w:t>Portfolio value &gt; mu AND (SMA &lt; mu − sigma × multiplier OR SMA &gt; mu + sigma × multiplier)</w:t>
-      </w:r>
-    </w:p>
-    <w:p>
-      <w:pPr>
-        <w:pStyle w:val="TextBody"/>
-        <w:rPr/>
-      </w:pPr>
-      <w:r>
-        <w:rPr/>
-        <w:t>Trailing stop losses are used to exit positions:</w:t>
-      </w:r>
-    </w:p>
-    <w:p>
-      <w:pPr>
-        <w:pStyle w:val="TextBody"/>
+          <w:tab w:val="left" w:pos="850" w:leader="none"/>
+        </w:tabs>
+        <w:suppressAutoHyphens w:val="true"/>
+        <w:bidi w:val="0"/>
+        <w:spacing w:lineRule="auto" w:line="276" w:before="0" w:after="140"/>
+        <w:jc w:val="both"/>
+        <w:rPr/>
+      </w:pPr>
+      <w:r>
+        <w:rPr/>
+        <w:t>half-life lower value of 37.75</w:t>
+      </w:r>
+    </w:p>
+    <w:p>
+      <w:pPr>
+        <w:pStyle w:val="TextBody"/>
+        <w:widowControl/>
         <w:numPr>
           <w:ilvl w:val="0"/>
-          <w:numId w:val="8"/>
+          <w:numId w:val="6"/>
         </w:numPr>
         <w:tabs>
           <w:tab w:val="clear" w:pos="720"/>
-          <w:tab w:val="left" w:pos="0" w:leader="none"/>
-        </w:tabs>
-        <w:ind w:left="709" w:hanging="283"/>
-        <w:rPr/>
-      </w:pPr>
-      <w:r>
-        <w:rPr/>
-        <w:t>Initial stop loss at 20% of portfolio value.</w:t>
-      </w:r>
-    </w:p>
-    <w:p>
-      <w:pPr>
-        <w:pStyle w:val="TextBody"/>
+          <w:tab w:val="left" w:pos="850" w:leader="none"/>
+        </w:tabs>
+        <w:suppressAutoHyphens w:val="true"/>
+        <w:bidi w:val="0"/>
+        <w:spacing w:lineRule="auto" w:line="276" w:before="0" w:after="140"/>
+        <w:jc w:val="both"/>
+        <w:rPr/>
+      </w:pPr>
+      <w:r>
+        <w:rPr/>
+        <w:t>half-life upper value of 74.05</w:t>
+      </w:r>
+    </w:p>
+    <w:p>
+      <w:pPr>
+        <w:pStyle w:val="TextBody"/>
+        <w:widowControl/>
         <w:numPr>
           <w:ilvl w:val="0"/>
-          <w:numId w:val="8"/>
+          <w:numId w:val="6"/>
         </w:numPr>
-        <w:tabs>
-          <w:tab w:val="clear" w:pos="720"/>
-          <w:tab w:val="left" w:pos="0" w:leader="none"/>
-        </w:tabs>
-        <w:ind w:left="709" w:hanging="283"/>
-        <w:rPr/>
-      </w:pPr>
-      <w:r>
-        <w:rPr/>
-        <w:t>After a 5% profit, stop loss is tightened to 5%.</w:t>
-      </w:r>
-    </w:p>
-    <w:p>
-      <w:pPr>
-        <w:pStyle w:val="TextBody"/>
-        <w:numPr>
-          <w:ilvl w:val="0"/>
-          <w:numId w:val="0"/>
-        </w:numPr>
-        <w:ind w:left="0" w:hanging="0"/>
-        <w:jc w:val="both"/>
-        <w:rPr/>
-      </w:pPr>
-      <w:r>
-        <w:rPr/>
-      </w:r>
-    </w:p>
-    <w:p>
-      <w:pPr>
-        <w:pStyle w:val="Heading4"/>
-        <w:rPr/>
-      </w:pPr>
-      <w:r>
-        <w:rPr/>
-        <w:t xml:space="preserve"> </w:t>
-      </w:r>
-      <w:r>
-        <w:rPr/>
-        <w:t>In-Sample Back-testing</w:t>
-      </w:r>
-    </w:p>
-    <w:p>
-      <w:pPr>
-        <w:pStyle w:val="TextBody"/>
-        <w:widowControl/>
         <w:tabs>
           <w:tab w:val="clear" w:pos="720"/>
           <w:tab w:val="left" w:pos="850" w:leader="none"/>
@@ -630,80 +737,12 @@
         <w:suppressAutoHyphens w:val="true"/>
         <w:bidi w:val="0"/>
         <w:spacing w:lineRule="auto" w:line="276" w:before="0" w:after="140"/>
-        <w:ind w:right="0" w:hanging="0"/>
-        <w:jc w:val="both"/>
-        <w:rPr/>
-      </w:pPr>
-      <w:r>
-        <w:rPr/>
-        <w:t>In-sample back-testing is performed on 250 days of historical data to tune the parameters:</w:t>
-      </w:r>
-    </w:p>
-    <w:p>
-      <w:pPr>
-        <w:pStyle w:val="TextBody"/>
-        <w:numPr>
-          <w:ilvl w:val="0"/>
-          <w:numId w:val="9"/>
-        </w:numPr>
-        <w:tabs>
-          <w:tab w:val="clear" w:pos="720"/>
-          <w:tab w:val="left" w:pos="0" w:leader="none"/>
-        </w:tabs>
-        <w:ind w:left="709" w:hanging="283"/>
-        <w:rPr/>
-      </w:pPr>
-      <w:r>
-        <w:rPr/>
-        <w:t>Hurst level: 0.97</w:t>
-      </w:r>
-    </w:p>
-    <w:p>
-      <w:pPr>
-        <w:pStyle w:val="TextBody"/>
-        <w:numPr>
-          <w:ilvl w:val="0"/>
-          <w:numId w:val="9"/>
-        </w:numPr>
-        <w:tabs>
-          <w:tab w:val="clear" w:pos="720"/>
-          <w:tab w:val="left" w:pos="0" w:leader="none"/>
-        </w:tabs>
-        <w:ind w:left="709" w:hanging="283"/>
-        <w:rPr/>
-      </w:pPr>
-      <w:r>
-        <w:rPr/>
-        <w:t>Half-life range: 37.75 to 74.05</w:t>
-      </w:r>
-    </w:p>
-    <w:p>
-      <w:pPr>
-        <w:pStyle w:val="TextBody"/>
-        <w:numPr>
-          <w:ilvl w:val="0"/>
-          <w:numId w:val="9"/>
-        </w:numPr>
-        <w:tabs>
-          <w:tab w:val="clear" w:pos="720"/>
-          <w:tab w:val="left" w:pos="0" w:leader="none"/>
-        </w:tabs>
-        <w:ind w:left="709" w:hanging="283"/>
-        <w:rPr/>
-      </w:pPr>
-      <w:r>
-        <w:rPr/>
-        <w:t>SMA multiplier: 1.35</w:t>
-      </w:r>
-    </w:p>
-    <w:p>
-      <w:pPr>
-        <w:pStyle w:val="TextBody"/>
-        <w:rPr/>
-      </w:pPr>
-      <w:r>
-        <w:rPr/>
-        <w:t>These values are determined via manual tuning and used as initial conditions for optimisation.</w:t>
+        <w:jc w:val="both"/>
+        <w:rPr/>
+      </w:pPr>
+      <w:r>
+        <w:rPr/>
+        <w:t>SMA multiplication of 1.35</w:t>
       </w:r>
     </w:p>
     <w:p>
@@ -717,12 +756,12 @@
         <w:suppressAutoHyphens w:val="true"/>
         <w:bidi w:val="0"/>
         <w:spacing w:lineRule="auto" w:line="276" w:before="0" w:after="140"/>
-        <w:ind w:right="0" w:hanging="0"/>
-        <w:jc w:val="both"/>
-        <w:rPr/>
-      </w:pPr>
-      <w:r>
-        <w:rPr/>
+        <w:jc w:val="both"/>
+        <w:rPr/>
+      </w:pPr>
+      <w:r>
+        <w:rPr/>
+        <w:t>These values are determined by manually changing the parameters value and it is used as an initial values for optimisation.</w:t>
       </w:r>
     </w:p>
     <w:p>
@@ -747,38 +786,41 @@
       </w:pPr>
       <w:r>
         <w:rPr/>
+      </w:r>
+    </w:p>
+    <w:p>
+      <w:pPr>
+        <w:pStyle w:val="TextBody"/>
+        <w:bidi w:val="0"/>
+        <w:spacing w:before="0" w:after="140"/>
+        <w:jc w:val="center"/>
+        <w:rPr/>
+      </w:pPr>
+      <w:r>
+        <w:rPr/>
+      </w:r>
+      <w:r>
         <mc:AlternateContent>
           <mc:Choice Requires="wps">
             <w:drawing>
               <wp:inline distT="0" distB="0" distL="0" distR="0">
                 <wp:extent cx="5220970" cy="4295775"/>
                 <wp:effectExtent l="0" t="0" r="0" b="0"/>
-                <wp:docPr id="1" name="Shape1"/>
+                <wp:docPr id="1" name="Frame1"/>
                 <a:graphic xmlns:a="http://schemas.openxmlformats.org/drawingml/2006/main">
                   <a:graphicData uri="http://schemas.microsoft.com/office/word/2010/wordprocessingShape">
                     <wps:wsp>
-                      <wps:cNvSpPr/>
+                      <wps:cNvSpPr txBox="1"/>
                       <wps:spPr>
                         <a:xfrm>
                           <a:off x="0" y="0"/>
-                          <a:ext cx="5221080" cy="4295880"/>
+                          <a:ext cx="5220970" cy="4295775"/>
                         </a:xfrm>
-                        <a:prstGeom prst="rect">
-                          <a:avLst/>
-                        </a:prstGeom>
+                        <a:prstGeom prst="rect"/>
                         <a:solidFill>
-                          <a:srgbClr val="ffffff"/>
+                          <a:srgbClr val="FFFFFF"/>
                         </a:solidFill>
-                        <a:ln w="0">
-                          <a:noFill/>
-                        </a:ln>
                       </wps:spPr>
-                      <wps:style>
-                        <a:lnRef idx="0"/>
-                        <a:fillRef idx="0"/>
-                        <a:effectRef idx="0"/>
-                        <a:fontRef idx="minor"/>
-                      </wps:style>
                       <wps:txbx>
                         <w:txbxContent>
                           <w:p>
@@ -794,7 +836,7 @@
                                 <wp:inline distT="0" distB="0" distL="0" distR="0">
                                   <wp:extent cx="5220970" cy="3968115"/>
                                   <wp:effectExtent l="0" t="0" r="0" b="0"/>
-                                  <wp:docPr id="3" name="Image1" descr=""/>
+                                  <wp:docPr id="2" name="Image1" descr=""/>
                                   <wp:cNvGraphicFramePr>
                                     <a:graphicFrameLocks xmlns:a="http://schemas.openxmlformats.org/drawingml/2006/main" noChangeAspect="1"/>
                                   </wp:cNvGraphicFramePr>
@@ -802,7 +844,7 @@
                                     <a:graphicData uri="http://schemas.openxmlformats.org/drawingml/2006/picture">
                                       <pic:pic xmlns:pic="http://schemas.openxmlformats.org/drawingml/2006/picture">
                                         <pic:nvPicPr>
-                                          <pic:cNvPr id="3" name="Image1" descr=""/>
+                                          <pic:cNvPr id="2" name="Image1" descr=""/>
                                           <pic:cNvPicPr>
                                             <a:picLocks noChangeAspect="1" noChangeArrowheads="1"/>
                                           </pic:cNvPicPr>
@@ -827,9 +869,6 @@
                                   </a:graphic>
                                 </wp:inline>
                               </w:drawing>
-                            </w:r>
-                            <w:r>
-                              <w:rPr/>
                               <w:t xml:space="preserve">Figure </w:t>
                             </w:r>
                             <w:r>
@@ -859,7 +898,7 @@
                           </w:p>
                         </w:txbxContent>
                       </wps:txbx>
-                      <wps:bodyPr lIns="0" rIns="0" tIns="0" bIns="0" anchor="t">
+                      <wps:bodyPr anchor="t" lIns="0" tIns="0" rIns="0" bIns="0">
                         <a:noAutofit/>
                       </wps:bodyPr>
                     </wps:wsp>
@@ -870,10 +909,8 @@
           </mc:Choice>
           <mc:Fallback>
             <w:pict>
-              <v:rect id="shape_0" ID="Shape1" path="m0,0l-2147483645,0l-2147483645,-2147483646l0,-2147483646xe" fillcolor="white" stroked="f" o:allowincell="f" style="position:absolute;margin-left:0pt;margin-top:-338.3pt;width:411.05pt;height:338.2pt;mso-wrap-style:square;v-text-anchor:top;mso-position-vertical:top">
-                <v:fill o:detectmouseclick="t" type="solid" color2="black"/>
-                <v:stroke color="#3465a4" joinstyle="round" endcap="flat"/>
-                <v:textbox>
+              <v:rect style="position:absolute;rotation:-0;width:411.1pt;height:338.25pt;mso-wrap-distance-left:0pt;mso-wrap-distance-right:0pt;mso-wrap-distance-top:0pt;mso-wrap-distance-bottom:0pt;margin-top:-325.8pt;mso-position-vertical-relative:text;margin-left:0pt;mso-position-horizontal:center;mso-position-horizontal-relative:text">
+                <v:textbox inset="0in,0in,0in,0in">
                   <w:txbxContent>
                     <w:p>
                       <w:pPr>
@@ -888,7 +925,7 @@
                           <wp:inline distT="0" distB="0" distL="0" distR="0">
                             <wp:extent cx="5220970" cy="3968115"/>
                             <wp:effectExtent l="0" t="0" r="0" b="0"/>
-                            <wp:docPr id="4" name="Image1" descr=""/>
+                            <wp:docPr id="3" name="Image1" descr=""/>
                             <wp:cNvGraphicFramePr>
                               <a:graphicFrameLocks xmlns:a="http://schemas.openxmlformats.org/drawingml/2006/main" noChangeAspect="1"/>
                             </wp:cNvGraphicFramePr>
@@ -896,7 +933,7 @@
                               <a:graphicData uri="http://schemas.openxmlformats.org/drawingml/2006/picture">
                                 <pic:pic xmlns:pic="http://schemas.openxmlformats.org/drawingml/2006/picture">
                                   <pic:nvPicPr>
-                                    <pic:cNvPr id="4" name="Image1" descr=""/>
+                                    <pic:cNvPr id="3" name="Image1" descr=""/>
                                     <pic:cNvPicPr>
                                       <a:picLocks noChangeAspect="1" noChangeArrowheads="1"/>
                                     </pic:cNvPicPr>
@@ -921,9 +958,6 @@
                             </a:graphic>
                           </wp:inline>
                         </w:drawing>
-                      </w:r>
-                      <w:r>
-                        <w:rPr/>
                         <w:t xml:space="preserve">Figure </w:t>
                       </w:r>
                       <w:r>
@@ -953,7 +987,7 @@
                     </w:p>
                   </w:txbxContent>
                 </v:textbox>
-                <w10:wrap type="square"/>
+                <w10:wrap type="square" side="largest"/>
               </v:rect>
             </w:pict>
           </mc:Fallback>
@@ -970,106 +1004,126 @@
       </w:pPr>
       <w:r>
         <w:rPr/>
-        <w:t>The return distribution appears bimodal, suitable for modelling via a Gaussian Mixture Model (GMM). Calibration aims to shift the distribution modes as far to the right as possible.</w:t>
-      </w:r>
-    </w:p>
-    <w:p>
-      <w:pPr>
-        <w:pStyle w:val="TextBody"/>
-        <w:rPr/>
-      </w:pPr>
-      <w:r>
-        <w:rPr/>
-        <w:t xml:space="preserve">Optimisation is performed using the </w:t>
-      </w:r>
-      <w:r>
-        <w:rPr>
-          <w:rStyle w:val="SourceText"/>
-        </w:rPr>
-        <w:t>optuna</w:t>
-      </w:r>
-      <w:r>
-        <w:rPr/>
-        <w:t xml:space="preserve"> library for parallelised, model-guided hyperparameter tuning. This approach finds solutions faster and with fewer trials than grid/random search.</w:t>
-      </w:r>
-    </w:p>
-    <w:p>
-      <w:pPr>
-        <w:pStyle w:val="TextBody"/>
-        <w:rPr/>
-      </w:pPr>
-      <w:r>
-        <w:rPr/>
-        <w:t>Calibrated parameter results:</w:t>
-      </w:r>
-    </w:p>
-    <w:p>
-      <w:pPr>
-        <w:pStyle w:val="TextBody"/>
+        <w:t xml:space="preserve">As shown in Figure 1, the return distribution resemble two normal distributions. This is a good candidate for a Gaussian Mixture Model (GMM), which I have used to calibrate the parameters. The calibration is aiming to move the two modes of the distribution as far to the right as possible. </w:t>
+      </w:r>
+    </w:p>
+    <w:p>
+      <w:pPr>
+        <w:pStyle w:val="TextBody"/>
+        <w:bidi w:val="0"/>
+        <w:spacing w:before="0" w:after="140"/>
+        <w:jc w:val="left"/>
+        <w:rPr/>
+      </w:pPr>
+      <w:r>
+        <w:rPr/>
+        <w:t xml:space="preserve">The optimisation is performed in Python using the optuna library, which supports multiple parallel optimisation. This increases the optimisation process, since back-testing is quite a slow process. Optuna also does not randomly search, instead it builds a probabilistic model of the objective function and prioritise promising areas. It means the optimised can reach solutions faster with fewer trials compared to grid/random search.  </w:t>
+      </w:r>
+    </w:p>
+    <w:p>
+      <w:pPr>
+        <w:pStyle w:val="TextBody"/>
+        <w:bidi w:val="0"/>
+        <w:spacing w:before="0" w:after="140"/>
+        <w:jc w:val="left"/>
+        <w:rPr/>
+      </w:pPr>
+      <w:r>
+        <w:rPr/>
+        <w:t>Figure 2 shows the in-sample return distribution using the calibrated parameters of:</w:t>
+      </w:r>
+    </w:p>
+    <w:p>
+      <w:pPr>
+        <w:pStyle w:val="TextBody"/>
+        <w:widowControl/>
         <w:numPr>
           <w:ilvl w:val="0"/>
-          <w:numId w:val="10"/>
+          <w:numId w:val="6"/>
         </w:numPr>
         <w:tabs>
           <w:tab w:val="clear" w:pos="720"/>
-          <w:tab w:val="left" w:pos="0" w:leader="none"/>
-        </w:tabs>
-        <w:ind w:left="709" w:hanging="283"/>
-        <w:rPr/>
-      </w:pPr>
-      <w:r>
-        <w:rPr/>
-        <w:t>Hurst level: 0.3617</w:t>
-      </w:r>
-    </w:p>
-    <w:p>
-      <w:pPr>
-        <w:pStyle w:val="TextBody"/>
+          <w:tab w:val="left" w:pos="850" w:leader="none"/>
+        </w:tabs>
+        <w:suppressAutoHyphens w:val="true"/>
+        <w:bidi w:val="0"/>
+        <w:spacing w:lineRule="auto" w:line="276" w:before="0" w:after="140"/>
+        <w:jc w:val="both"/>
+        <w:rPr/>
+      </w:pPr>
+      <w:r>
+        <w:rPr/>
+        <w:t>Hurst level of 0.</w:t>
+      </w:r>
+      <w:r>
+        <w:rPr/>
+        <w:t>3617</w:t>
+      </w:r>
+    </w:p>
+    <w:p>
+      <w:pPr>
+        <w:pStyle w:val="TextBody"/>
+        <w:widowControl/>
         <w:numPr>
           <w:ilvl w:val="0"/>
-          <w:numId w:val="10"/>
+          <w:numId w:val="6"/>
         </w:numPr>
         <w:tabs>
           <w:tab w:val="clear" w:pos="720"/>
-          <w:tab w:val="left" w:pos="0" w:leader="none"/>
-        </w:tabs>
-        <w:ind w:left="709" w:hanging="283"/>
-        <w:rPr/>
-      </w:pPr>
-      <w:r>
-        <w:rPr/>
-        <w:t>Half-life upper: 62.3571</w:t>
-      </w:r>
-    </w:p>
-    <w:p>
-      <w:pPr>
-        <w:pStyle w:val="TextBody"/>
+          <w:tab w:val="left" w:pos="850" w:leader="none"/>
+        </w:tabs>
+        <w:suppressAutoHyphens w:val="true"/>
+        <w:bidi w:val="0"/>
+        <w:spacing w:lineRule="auto" w:line="276" w:before="0" w:after="140"/>
+        <w:jc w:val="both"/>
+        <w:rPr/>
+      </w:pPr>
+      <w:r>
+        <w:rPr/>
+        <w:t xml:space="preserve">half-life upper value of </w:t>
+      </w:r>
+      <w:r>
+        <w:rPr/>
+        <w:t>62.3571</w:t>
+      </w:r>
+    </w:p>
+    <w:p>
+      <w:pPr>
+        <w:pStyle w:val="TextBody"/>
+        <w:widowControl/>
         <w:numPr>
           <w:ilvl w:val="0"/>
-          <w:numId w:val="10"/>
+          <w:numId w:val="6"/>
         </w:numPr>
         <w:tabs>
           <w:tab w:val="clear" w:pos="720"/>
-          <w:tab w:val="left" w:pos="0" w:leader="none"/>
-        </w:tabs>
-        <w:ind w:left="709" w:hanging="283"/>
-        <w:rPr/>
-      </w:pPr>
-      <w:r>
-        <w:rPr/>
-        <w:t>SMA multiplier: 2.0284</w:t>
-      </w:r>
-    </w:p>
-    <w:p>
-      <w:pPr>
-        <w:pStyle w:val="TextBody"/>
-        <w:bidi w:val="0"/>
-        <w:spacing w:before="0" w:after="140"/>
-        <w:jc w:val="both"/>
-        <w:rPr/>
-      </w:pPr>
-      <w:r>
-        <w:rPr/>
+          <w:tab w:val="left" w:pos="850" w:leader="none"/>
+        </w:tabs>
+        <w:suppressAutoHyphens w:val="true"/>
+        <w:bidi w:val="0"/>
+        <w:spacing w:lineRule="auto" w:line="276" w:before="0" w:after="140"/>
+        <w:jc w:val="both"/>
+        <w:rPr/>
+      </w:pPr>
+      <w:r>
+        <w:rPr/>
+        <w:t xml:space="preserve">SMA multiplication of </w:t>
+      </w:r>
+      <w:r>
+        <w:rPr/>
+        <w:t>2</w:t>
+      </w:r>
+      <w:r>
+        <w:rPr/>
+        <w:t>.</w:t>
+      </w:r>
+      <w:r>
+        <w:rPr/>
+        <w:t>0</w:t>
+      </w:r>
+      <w:r>
+        <w:rPr/>
+        <w:t>284</w:t>
       </w:r>
     </w:p>
     <w:p>
@@ -1091,7 +1145,7 @@
         <mc:AlternateContent>
           <mc:Choice Requires="wps">
             <w:drawing>
-              <wp:anchor behindDoc="0" distT="0" distB="0" distL="0" distR="0" simplePos="0" locked="0" layoutInCell="0" allowOverlap="1" relativeHeight="4">
+              <wp:anchor behindDoc="0" distT="0" distB="0" distL="0" distR="0" simplePos="0" locked="0" layoutInCell="0" allowOverlap="1" relativeHeight="2">
                 <wp:simplePos x="0" y="0"/>
                 <wp:positionH relativeFrom="column">
                   <wp:align>center</wp:align>
@@ -1102,7 +1156,7 @@
                 <wp:extent cx="5220970" cy="4261485"/>
                 <wp:effectExtent l="0" t="0" r="0" b="0"/>
                 <wp:wrapSquare wrapText="largest"/>
-                <wp:docPr id="5" name="Frame2"/>
+                <wp:docPr id="4" name="Frame2"/>
                 <a:graphic xmlns:a="http://schemas.openxmlformats.org/drawingml/2006/main">
                   <a:graphicData uri="http://schemas.microsoft.com/office/word/2010/wordprocessingShape">
                     <wps:wsp>
@@ -1135,50 +1189,34 @@
                               <w:pStyle w:val="Figure"/>
                               <w:spacing w:before="120" w:after="120"/>
                               <w:jc w:val="center"/>
-                              <w:rPr>
-                                <w:color w:val="000000"/>
-                              </w:rPr>
+                              <w:rPr/>
                             </w:pPr>
                             <w:r>
-                              <w:rPr>
-                                <w:color w:val="000000"/>
-                              </w:rPr>
+                              <w:rPr/>
                               <w:t xml:space="preserve">Figure </w:t>
                             </w:r>
                             <w:r>
-                              <w:rPr>
-                                <w:color w:val="000000"/>
-                              </w:rPr>
+                              <w:rPr/>
                               <w:fldChar w:fldCharType="begin"/>
                             </w:r>
                             <w:r>
-                              <w:rPr>
-                                <w:color w:val="000000"/>
-                              </w:rPr>
+                              <w:rPr/>
                               <w:instrText xml:space="preserve"> SEQ Figure \* ARABIC </w:instrText>
                             </w:r>
                             <w:r>
-                              <w:rPr>
-                                <w:color w:val="000000"/>
-                              </w:rPr>
+                              <w:rPr/>
                               <w:fldChar w:fldCharType="separate"/>
                             </w:r>
                             <w:r>
-                              <w:rPr>
-                                <w:color w:val="000000"/>
-                              </w:rPr>
+                              <w:rPr/>
                               <w:t>2</w:t>
                             </w:r>
                             <w:r>
-                              <w:rPr>
-                                <w:color w:val="000000"/>
-                              </w:rPr>
+                              <w:rPr/>
                               <w:fldChar w:fldCharType="end"/>
                             </w:r>
                             <w:r>
-                              <w:rPr>
-                                <w:color w:val="000000"/>
-                              </w:rPr>
+                              <w:rPr/>
                               <w:t>: Optimised in-sample return distribution</w:t>
                             </w:r>
                           </w:p>
@@ -1205,50 +1243,34 @@
                         <w:pStyle w:val="Figure"/>
                         <w:spacing w:before="120" w:after="120"/>
                         <w:jc w:val="center"/>
-                        <w:rPr>
-                          <w:color w:val="000000"/>
-                        </w:rPr>
+                        <w:rPr/>
                       </w:pPr>
                       <w:r>
-                        <w:rPr>
-                          <w:color w:val="000000"/>
-                        </w:rPr>
+                        <w:rPr/>
                         <w:t xml:space="preserve">Figure </w:t>
                       </w:r>
                       <w:r>
-                        <w:rPr>
-                          <w:color w:val="000000"/>
-                        </w:rPr>
+                        <w:rPr/>
                         <w:fldChar w:fldCharType="begin"/>
                       </w:r>
                       <w:r>
-                        <w:rPr>
-                          <w:color w:val="000000"/>
-                        </w:rPr>
+                        <w:rPr/>
                         <w:instrText xml:space="preserve"> SEQ Figure \* ARABIC </w:instrText>
                       </w:r>
                       <w:r>
-                        <w:rPr>
-                          <w:color w:val="000000"/>
-                        </w:rPr>
+                        <w:rPr/>
                         <w:fldChar w:fldCharType="separate"/>
                       </w:r>
                       <w:r>
-                        <w:rPr>
-                          <w:color w:val="000000"/>
-                        </w:rPr>
+                        <w:rPr/>
                         <w:t>2</w:t>
                       </w:r>
                       <w:r>
-                        <w:rPr>
-                          <w:color w:val="000000"/>
-                        </w:rPr>
+                        <w:rPr/>
                         <w:fldChar w:fldCharType="end"/>
                       </w:r>
                       <w:r>
-                        <w:rPr>
-                          <w:color w:val="000000"/>
-                        </w:rPr>
+                        <w:rPr/>
                         <w:t>: Optimised in-sample return distribution</w:t>
                       </w:r>
                     </w:p>
@@ -1260,18 +1282,18 @@
           </mc:Fallback>
         </mc:AlternateContent>
         <w:drawing>
-          <wp:anchor behindDoc="0" distT="0" distB="0" distL="0" distR="0" simplePos="0" locked="0" layoutInCell="0" allowOverlap="1" relativeHeight="7">
+          <wp:anchor behindDoc="0" distT="0" distB="0" distL="0" distR="0" simplePos="0" locked="0" layoutInCell="0" allowOverlap="1" relativeHeight="4">
             <wp:simplePos x="0" y="0"/>
             <wp:positionH relativeFrom="column">
               <wp:align>center</wp:align>
             </wp:positionH>
             <wp:positionV relativeFrom="paragraph">
-              <wp:posOffset>635</wp:posOffset>
+              <wp:align>top</wp:align>
             </wp:positionV>
             <wp:extent cx="5221605" cy="3901440"/>
             <wp:effectExtent l="0" t="0" r="0" b="0"/>
             <wp:wrapSquare wrapText="largest"/>
-            <wp:docPr id="7" name="Image2" descr=""/>
+            <wp:docPr id="6" name="Image2" descr=""/>
             <wp:cNvGraphicFramePr>
               <a:graphicFrameLocks xmlns:a="http://schemas.openxmlformats.org/drawingml/2006/main" noChangeAspect="1"/>
             </wp:cNvGraphicFramePr>
@@ -1279,7 +1301,7 @@
               <a:graphicData uri="http://schemas.openxmlformats.org/drawingml/2006/picture">
                 <pic:pic xmlns:pic="http://schemas.openxmlformats.org/drawingml/2006/picture">
                   <pic:nvPicPr>
-                    <pic:cNvPr id="7" name="Image2" descr=""/>
+                    <pic:cNvPr id="6" name="Image2" descr=""/>
                     <pic:cNvPicPr>
                       <a:picLocks noChangeAspect="1" noChangeArrowheads="1"/>
                     </pic:cNvPicPr>
@@ -1562,7 +1584,39 @@
       </w:pPr>
       <w:r>
         <w:rPr/>
-        <w:t>The optimised return distribution has a mean at −17% and 4%, with 30% of returns in the left (loss) distribution and 70% in the right (gain) distribution.</w:t>
+        <w:t>The mean is located at -1</w:t>
+      </w:r>
+      <w:r>
+        <w:rPr/>
+        <w:t>7</w:t>
+      </w:r>
+      <w:r>
+        <w:rPr/>
+        <w:t xml:space="preserve">% and </w:t>
+      </w:r>
+      <w:r>
+        <w:rPr/>
+        <w:t>4</w:t>
+      </w:r>
+      <w:r>
+        <w:rPr/>
+        <w:t xml:space="preserve">%, with the weight of the left distribution at </w:t>
+      </w:r>
+      <w:r>
+        <w:rPr/>
+        <w:t>30</w:t>
+      </w:r>
+      <w:r>
+        <w:rPr/>
+        <w:t>% and 7</w:t>
+      </w:r>
+      <w:r>
+        <w:rPr/>
+        <w:t>0</w:t>
+      </w:r>
+      <w:r>
+        <w:rPr/>
+        <w:t xml:space="preserve">% for the right distribution. </w:t>
       </w:r>
     </w:p>
     <w:p>
@@ -1735,7 +1789,7 @@
     </w:p>
     <w:p>
       <w:pPr>
-        <w:pStyle w:val="TextBody"/>
+        <w:pStyle w:val="Heading4"/>
         <w:bidi w:val="0"/>
         <w:spacing w:before="0" w:after="140"/>
         <w:jc w:val="left"/>
@@ -1743,18 +1797,6 @@
       </w:pPr>
       <w:r>
         <w:rPr/>
-      </w:r>
-    </w:p>
-    <w:p>
-      <w:pPr>
-        <w:pStyle w:val="Heading4"/>
-        <w:bidi w:val="0"/>
-        <w:spacing w:before="0" w:after="140"/>
-        <w:jc w:val="left"/>
-        <w:rPr/>
-      </w:pPr>
-      <w:r>
-        <w:rPr/>
         <w:t xml:space="preserve"> </w:t>
       </w:r>
       <w:r>
@@ -1772,23 +1814,25 @@
       </w:pPr>
       <w:r>
         <w:rPr/>
-        <w:t>Out-of-sample testing uses 3 years of historical data. Figures below (not shown here) depict the return distribution and cumulative return.</w:t>
-      </w:r>
-    </w:p>
-    <w:p>
-      <w:pPr>
-        <w:pStyle w:val="TextBody"/>
-        <w:bidi w:val="0"/>
-        <w:spacing w:before="0" w:after="140"/>
-        <w:jc w:val="both"/>
-        <w:rPr/>
-      </w:pPr>
-      <w:r>
-        <w:rPr/>
+        <w:t xml:space="preserve">The out-sample data is using the latest 3 years historical prices. Figure 3 shows the return distributions using the calibrated parameters set from previous section. </w:t>
+      </w:r>
+    </w:p>
+    <w:p>
+      <w:pPr>
+        <w:pStyle w:val="TextBody"/>
+        <w:bidi w:val="0"/>
+        <w:spacing w:before="0" w:after="140"/>
+        <w:jc w:val="both"/>
+        <w:rPr/>
+      </w:pPr>
+      <w:r>
+        <w:rPr/>
+      </w:r>
+      <w:r>
         <mc:AlternateContent>
           <mc:Choice Requires="wps">
             <w:drawing>
-              <wp:anchor behindDoc="0" distT="0" distB="0" distL="0" distR="0" simplePos="0" locked="0" layoutInCell="0" allowOverlap="1" relativeHeight="8">
+              <wp:anchor behindDoc="0" distT="0" distB="0" distL="0" distR="0" simplePos="0" locked="0" layoutInCell="0" allowOverlap="1" relativeHeight="7">
                 <wp:simplePos x="0" y="0"/>
                 <wp:positionH relativeFrom="column">
                   <wp:align>center</wp:align>
@@ -1799,32 +1843,21 @@
                 <wp:extent cx="5220970" cy="4142105"/>
                 <wp:effectExtent l="0" t="0" r="0" b="0"/>
                 <wp:wrapSquare wrapText="largest"/>
-                <wp:docPr id="8" name="Frame3"/>
+                <wp:docPr id="7" name="Frame3"/>
                 <a:graphic xmlns:a="http://schemas.openxmlformats.org/drawingml/2006/main">
                   <a:graphicData uri="http://schemas.microsoft.com/office/word/2010/wordprocessingShape">
                     <wps:wsp>
-                      <wps:cNvSpPr/>
+                      <wps:cNvSpPr txBox="1"/>
                       <wps:spPr>
                         <a:xfrm>
                           <a:off x="0" y="0"/>
-                          <a:ext cx="5221080" cy="4142160"/>
+                          <a:ext cx="5220970" cy="4142105"/>
                         </a:xfrm>
-                        <a:prstGeom prst="rect">
-                          <a:avLst/>
-                        </a:prstGeom>
+                        <a:prstGeom prst="rect"/>
                         <a:solidFill>
-                          <a:srgbClr val="ffffff"/>
+                          <a:srgbClr val="FFFFFF"/>
                         </a:solidFill>
-                        <a:ln w="0">
-                          <a:noFill/>
-                        </a:ln>
                       </wps:spPr>
-                      <wps:style>
-                        <a:lnRef idx="0"/>
-                        <a:fillRef idx="0"/>
-                        <a:effectRef idx="0"/>
-                        <a:fontRef idx="minor"/>
-                      </wps:style>
                       <wps:txbx>
                         <w:txbxContent>
                           <w:p>
@@ -1843,7 +1876,7 @@
                                 <wp:inline distT="0" distB="0" distL="0" distR="0">
                                   <wp:extent cx="4785995" cy="3797300"/>
                                   <wp:effectExtent l="0" t="0" r="0" b="0"/>
-                                  <wp:docPr id="10" name="Image3" descr=""/>
+                                  <wp:docPr id="8" name="Image3" descr=""/>
                                   <wp:cNvGraphicFramePr>
                                     <a:graphicFrameLocks xmlns:a="http://schemas.openxmlformats.org/drawingml/2006/main" noChangeAspect="1"/>
                                   </wp:cNvGraphicFramePr>
@@ -1851,7 +1884,7 @@
                                     <a:graphicData uri="http://schemas.openxmlformats.org/drawingml/2006/picture">
                                       <pic:pic xmlns:pic="http://schemas.openxmlformats.org/drawingml/2006/picture">
                                         <pic:nvPicPr>
-                                          <pic:cNvPr id="10" name="Image3" descr=""/>
+                                          <pic:cNvPr id="8" name="Image3" descr=""/>
                                           <pic:cNvPicPr>
                                             <a:picLocks noChangeAspect="1" noChangeArrowheads="1"/>
                                           </pic:cNvPicPr>
@@ -1876,9 +1909,6 @@
                                   </a:graphic>
                                 </wp:inline>
                               </w:drawing>
-                            </w:r>
-                            <w:r>
-                              <w:rPr/>
                               <w:fldChar w:fldCharType="begin"/>
                             </w:r>
                             <w:r>
@@ -1904,7 +1934,7 @@
                           </w:p>
                         </w:txbxContent>
                       </wps:txbx>
-                      <wps:bodyPr lIns="0" rIns="0" tIns="0" bIns="0" anchor="t">
+                      <wps:bodyPr anchor="t" lIns="0" tIns="0" rIns="0" bIns="0">
                         <a:noAutofit/>
                       </wps:bodyPr>
                     </wps:wsp>
@@ -1915,10 +1945,8 @@
           </mc:Choice>
           <mc:Fallback>
             <w:pict>
-              <v:rect id="shape_0" ID="Frame3" path="m0,0l-2147483645,0l-2147483645,-2147483646l0,-2147483646xe" fillcolor="white" stroked="f" o:allowincell="f" style="position:absolute;margin-left:35.4pt;margin-top:0.05pt;width:411.05pt;height:326.1pt;mso-wrap-style:square;v-text-anchor:top;mso-position-horizontal:center">
-                <v:fill o:detectmouseclick="t" type="solid" color2="black"/>
-                <v:stroke color="#3465a4" joinstyle="round" endcap="flat"/>
-                <v:textbox>
+              <v:rect style="position:absolute;rotation:-0;width:411.1pt;height:326.15pt;mso-wrap-distance-left:0pt;mso-wrap-distance-right:0pt;mso-wrap-distance-top:0pt;mso-wrap-distance-bottom:0pt;margin-top:0pt;mso-position-vertical:top;mso-position-vertical-relative:text;margin-left:35.4pt;mso-position-horizontal:center;mso-position-horizontal-relative:text">
+                <v:textbox inset="0in,0in,0in,0in">
                   <w:txbxContent>
                     <w:p>
                       <w:pPr>
@@ -1936,7 +1964,7 @@
                           <wp:inline distT="0" distB="0" distL="0" distR="0">
                             <wp:extent cx="4785995" cy="3797300"/>
                             <wp:effectExtent l="0" t="0" r="0" b="0"/>
-                            <wp:docPr id="11" name="Image3" descr=""/>
+                            <wp:docPr id="9" name="Image3" descr=""/>
                             <wp:cNvGraphicFramePr>
                               <a:graphicFrameLocks xmlns:a="http://schemas.openxmlformats.org/drawingml/2006/main" noChangeAspect="1"/>
                             </wp:cNvGraphicFramePr>
@@ -1944,7 +1972,7 @@
                               <a:graphicData uri="http://schemas.openxmlformats.org/drawingml/2006/picture">
                                 <pic:pic xmlns:pic="http://schemas.openxmlformats.org/drawingml/2006/picture">
                                   <pic:nvPicPr>
-                                    <pic:cNvPr id="11" name="Image3" descr=""/>
+                                    <pic:cNvPr id="9" name="Image3" descr=""/>
                                     <pic:cNvPicPr>
                                       <a:picLocks noChangeAspect="1" noChangeArrowheads="1"/>
                                     </pic:cNvPicPr>
@@ -1969,9 +1997,6 @@
                             </a:graphic>
                           </wp:inline>
                         </w:drawing>
-                      </w:r>
-                      <w:r>
-                        <w:rPr/>
                         <w:fldChar w:fldCharType="begin"/>
                       </w:r>
                       <w:r>
@@ -2182,10 +2207,13 @@
       </w:pPr>
       <w:r>
         <w:rPr/>
+        <w:t xml:space="preserve"> </w:t>
+      </w:r>
+      <w:r>
         <mc:AlternateContent>
           <mc:Choice Requires="wps">
             <w:drawing>
-              <wp:anchor behindDoc="0" distT="0" distB="0" distL="0" distR="0" simplePos="0" locked="0" layoutInCell="0" allowOverlap="1" relativeHeight="10">
+              <wp:anchor behindDoc="0" distT="0" distB="0" distL="0" distR="0" simplePos="0" locked="0" layoutInCell="0" allowOverlap="1" relativeHeight="8">
                 <wp:simplePos x="0" y="0"/>
                 <wp:positionH relativeFrom="column">
                   <wp:align>center</wp:align>
@@ -2196,32 +2224,21 @@
                 <wp:extent cx="4618990" cy="3696970"/>
                 <wp:effectExtent l="0" t="0" r="0" b="0"/>
                 <wp:wrapSquare wrapText="largest"/>
-                <wp:docPr id="12" name="Frame4"/>
+                <wp:docPr id="10" name="Frame4"/>
                 <a:graphic xmlns:a="http://schemas.openxmlformats.org/drawingml/2006/main">
                   <a:graphicData uri="http://schemas.microsoft.com/office/word/2010/wordprocessingShape">
                     <wps:wsp>
-                      <wps:cNvSpPr/>
+                      <wps:cNvSpPr txBox="1"/>
                       <wps:spPr>
                         <a:xfrm>
                           <a:off x="0" y="0"/>
-                          <a:ext cx="4619160" cy="3696840"/>
+                          <a:ext cx="4618990" cy="3696970"/>
                         </a:xfrm>
-                        <a:prstGeom prst="rect">
-                          <a:avLst/>
-                        </a:prstGeom>
+                        <a:prstGeom prst="rect"/>
                         <a:solidFill>
-                          <a:srgbClr val="ffffff"/>
+                          <a:srgbClr val="FFFFFF"/>
                         </a:solidFill>
-                        <a:ln w="0">
-                          <a:noFill/>
-                        </a:ln>
                       </wps:spPr>
-                      <wps:style>
-                        <a:lnRef idx="0"/>
-                        <a:fillRef idx="0"/>
-                        <a:effectRef idx="0"/>
-                        <a:fontRef idx="minor"/>
-                      </wps:style>
                       <wps:txbx>
                         <w:txbxContent>
                           <w:p>
@@ -2237,7 +2254,7 @@
                                 <wp:inline distT="0" distB="0" distL="0" distR="0">
                                   <wp:extent cx="4618990" cy="3445510"/>
                                   <wp:effectExtent l="0" t="0" r="0" b="0"/>
-                                  <wp:docPr id="14" name="Image4" descr=""/>
+                                  <wp:docPr id="11" name="Image4" descr=""/>
                                   <wp:cNvGraphicFramePr>
                                     <a:graphicFrameLocks xmlns:a="http://schemas.openxmlformats.org/drawingml/2006/main" noChangeAspect="1"/>
                                   </wp:cNvGraphicFramePr>
@@ -2245,7 +2262,7 @@
                                     <a:graphicData uri="http://schemas.openxmlformats.org/drawingml/2006/picture">
                                       <pic:pic xmlns:pic="http://schemas.openxmlformats.org/drawingml/2006/picture">
                                         <pic:nvPicPr>
-                                          <pic:cNvPr id="14" name="Image4" descr=""/>
+                                          <pic:cNvPr id="11" name="Image4" descr=""/>
                                           <pic:cNvPicPr>
                                             <a:picLocks noChangeAspect="1" noChangeArrowheads="1"/>
                                           </pic:cNvPicPr>
@@ -2270,9 +2287,6 @@
                                   </a:graphic>
                                 </wp:inline>
                               </w:drawing>
-                            </w:r>
-                            <w:r>
-                              <w:rPr/>
                               <w:t xml:space="preserve">Figure </w:t>
                             </w:r>
                             <w:r>
@@ -2302,7 +2316,7 @@
                           </w:p>
                         </w:txbxContent>
                       </wps:txbx>
-                      <wps:bodyPr lIns="0" rIns="0" tIns="0" bIns="0" anchor="t">
+                      <wps:bodyPr anchor="t" lIns="0" tIns="0" rIns="0" bIns="0">
                         <a:noAutofit/>
                       </wps:bodyPr>
                     </wps:wsp>
@@ -2313,10 +2327,8 @@
           </mc:Choice>
           <mc:Fallback>
             <w:pict>
-              <v:rect id="shape_0" ID="Frame4" path="m0,0l-2147483645,0l-2147483645,-2147483646l0,-2147483646xe" fillcolor="white" stroked="f" o:allowincell="f" style="position:absolute;margin-left:59.1pt;margin-top:0.05pt;width:363.65pt;height:291.05pt;mso-wrap-style:square;v-text-anchor:top;mso-position-horizontal:center">
-                <v:fill o:detectmouseclick="t" type="solid" color2="black"/>
-                <v:stroke color="#3465a4" joinstyle="round" endcap="flat"/>
-                <v:textbox>
+              <v:rect style="position:absolute;rotation:-0;width:363.7pt;height:291.1pt;mso-wrap-distance-left:0pt;mso-wrap-distance-right:0pt;mso-wrap-distance-top:0pt;mso-wrap-distance-bottom:0pt;margin-top:0pt;mso-position-vertical:top;mso-position-vertical-relative:text;margin-left:59.1pt;mso-position-horizontal:center;mso-position-horizontal-relative:text">
+                <v:textbox inset="0in,0in,0in,0in">
                   <w:txbxContent>
                     <w:p>
                       <w:pPr>
@@ -2331,7 +2343,7 @@
                           <wp:inline distT="0" distB="0" distL="0" distR="0">
                             <wp:extent cx="4618990" cy="3445510"/>
                             <wp:effectExtent l="0" t="0" r="0" b="0"/>
-                            <wp:docPr id="15" name="Image4" descr=""/>
+                            <wp:docPr id="12" name="Image4" descr=""/>
                             <wp:cNvGraphicFramePr>
                               <a:graphicFrameLocks xmlns:a="http://schemas.openxmlformats.org/drawingml/2006/main" noChangeAspect="1"/>
                             </wp:cNvGraphicFramePr>
@@ -2339,7 +2351,7 @@
                               <a:graphicData uri="http://schemas.openxmlformats.org/drawingml/2006/picture">
                                 <pic:pic xmlns:pic="http://schemas.openxmlformats.org/drawingml/2006/picture">
                                   <pic:nvPicPr>
-                                    <pic:cNvPr id="15" name="Image4" descr=""/>
+                                    <pic:cNvPr id="12" name="Image4" descr=""/>
                                     <pic:cNvPicPr>
                                       <a:picLocks noChangeAspect="1" noChangeArrowheads="1"/>
                                     </pic:cNvPicPr>
@@ -2364,9 +2376,6 @@
                             </a:graphic>
                           </wp:inline>
                         </w:drawing>
-                      </w:r>
-                      <w:r>
-                        <w:rPr/>
                         <w:t xml:space="preserve">Figure </w:t>
                       </w:r>
                       <w:r>
@@ -2402,10 +2411,6 @@
           </mc:Fallback>
         </mc:AlternateContent>
       </w:r>
-      <w:r>
-        <w:rPr/>
-        <w:t xml:space="preserve"> </w:t>
-      </w:r>
     </w:p>
     <w:p>
       <w:pPr>
@@ -2574,7 +2579,7 @@
       </w:pPr>
       <w:r>
         <w:rPr/>
-        <w:t>Planned improvements include:</w:t>
+        <w:t>Several ideas for future improvements are:</w:t>
       </w:r>
     </w:p>
     <w:p>
@@ -2582,18 +2587,16 @@
         <w:pStyle w:val="TextBody"/>
         <w:numPr>
           <w:ilvl w:val="0"/>
-          <w:numId w:val="11"/>
+          <w:numId w:val="2"/>
         </w:numPr>
-        <w:tabs>
-          <w:tab w:val="clear" w:pos="720"/>
-          <w:tab w:val="left" w:pos="0" w:leader="none"/>
-        </w:tabs>
-        <w:ind w:left="709" w:hanging="283"/>
-        <w:rPr/>
-      </w:pPr>
-      <w:r>
-        <w:rPr/>
-        <w:t>Calibrating Hurst, half-life, and SMA multiplier using GMM</w:t>
+        <w:bidi w:val="0"/>
+        <w:spacing w:before="0" w:after="140"/>
+        <w:jc w:val="left"/>
+        <w:rPr/>
+      </w:pPr>
+      <w:r>
+        <w:rPr/>
+        <w:t>Calibrating the hurst, half-life, sma multiplication using Gaussian Mixture Model</w:t>
       </w:r>
     </w:p>
     <w:p>
@@ -2601,18 +2604,16 @@
         <w:pStyle w:val="TextBody"/>
         <w:numPr>
           <w:ilvl w:val="0"/>
-          <w:numId w:val="11"/>
+          <w:numId w:val="2"/>
         </w:numPr>
-        <w:tabs>
-          <w:tab w:val="clear" w:pos="720"/>
-          <w:tab w:val="left" w:pos="0" w:leader="none"/>
-        </w:tabs>
-        <w:ind w:left="709" w:hanging="283"/>
-        <w:rPr/>
-      </w:pPr>
-      <w:r>
-        <w:rPr/>
-        <w:t>Exploring alternative mean-reverting models (e.g., CIR, Ho-Lee)</w:t>
+        <w:bidi w:val="0"/>
+        <w:spacing w:before="0" w:after="140"/>
+        <w:jc w:val="left"/>
+        <w:rPr/>
+      </w:pPr>
+      <w:r>
+        <w:rPr/>
+        <w:t>Using different mean reverting model. i.e., CIR, Ho-Lee model</w:t>
       </w:r>
     </w:p>
     <w:p>
@@ -2620,18 +2621,16 @@
         <w:pStyle w:val="TextBody"/>
         <w:numPr>
           <w:ilvl w:val="0"/>
-          <w:numId w:val="11"/>
+          <w:numId w:val="2"/>
         </w:numPr>
-        <w:tabs>
-          <w:tab w:val="clear" w:pos="720"/>
-          <w:tab w:val="left" w:pos="0" w:leader="none"/>
-        </w:tabs>
-        <w:ind w:left="709" w:hanging="283"/>
-        <w:rPr/>
-      </w:pPr>
-      <w:r>
-        <w:rPr/>
-        <w:t>Allowing dynamic investment amounts per portfolio</w:t>
+        <w:bidi w:val="0"/>
+        <w:spacing w:before="0" w:after="140"/>
+        <w:jc w:val="left"/>
+        <w:rPr/>
+      </w:pPr>
+      <w:r>
+        <w:rPr/>
+        <w:t>use different investment amount for each portfolio</w:t>
       </w:r>
     </w:p>
     <w:p>
@@ -2639,18 +2638,16 @@
         <w:pStyle w:val="TextBody"/>
         <w:numPr>
           <w:ilvl w:val="0"/>
-          <w:numId w:val="11"/>
+          <w:numId w:val="2"/>
         </w:numPr>
-        <w:tabs>
-          <w:tab w:val="clear" w:pos="720"/>
-          <w:tab w:val="left" w:pos="0" w:leader="none"/>
-        </w:tabs>
-        <w:ind w:left="709" w:hanging="283"/>
-        <w:rPr/>
-      </w:pPr>
-      <w:r>
-        <w:rPr/>
-        <w:t>Varying the number of stocks in a portfolio</w:t>
+        <w:bidi w:val="0"/>
+        <w:spacing w:before="0" w:after="140"/>
+        <w:jc w:val="left"/>
+        <w:rPr/>
+      </w:pPr>
+      <w:r>
+        <w:rPr/>
+        <w:t>dynamically select the number of stocks per portfolio instead of fix amount</w:t>
       </w:r>
     </w:p>
     <w:p>
@@ -2658,18 +2655,16 @@
         <w:pStyle w:val="TextBody"/>
         <w:numPr>
           <w:ilvl w:val="0"/>
-          <w:numId w:val="11"/>
+          <w:numId w:val="2"/>
         </w:numPr>
-        <w:tabs>
-          <w:tab w:val="clear" w:pos="720"/>
-          <w:tab w:val="left" w:pos="0" w:leader="none"/>
-        </w:tabs>
-        <w:ind w:left="709" w:hanging="283"/>
-        <w:rPr/>
-      </w:pPr>
-      <w:r>
-        <w:rPr/>
-        <w:t>Optimising stop loss and take-profit levels</w:t>
+        <w:bidi w:val="0"/>
+        <w:spacing w:before="0" w:after="140"/>
+        <w:jc w:val="left"/>
+        <w:rPr/>
+      </w:pPr>
+      <w:r>
+        <w:rPr/>
+        <w:t xml:space="preserve">optimise the stop loss and profit limit. </w:t>
       </w:r>
     </w:p>
     <w:p>
@@ -2677,18 +2672,16 @@
         <w:pStyle w:val="TextBody"/>
         <w:numPr>
           <w:ilvl w:val="0"/>
-          <w:numId w:val="11"/>
+          <w:numId w:val="2"/>
         </w:numPr>
-        <w:tabs>
-          <w:tab w:val="clear" w:pos="720"/>
-          <w:tab w:val="left" w:pos="0" w:leader="none"/>
-        </w:tabs>
-        <w:ind w:left="709" w:hanging="283"/>
-        <w:rPr/>
-      </w:pPr>
-      <w:r>
-        <w:rPr/>
-        <w:t>Testing additional technical indicators</w:t>
+        <w:bidi w:val="0"/>
+        <w:spacing w:before="0" w:after="140"/>
+        <w:jc w:val="left"/>
+        <w:rPr/>
+      </w:pPr>
+      <w:r>
+        <w:rPr/>
+        <w:t>Using other technical indicators for signal generation</w:t>
       </w:r>
     </w:p>
     <w:p>
@@ -2696,31 +2689,8 @@
         <w:pStyle w:val="TextBody"/>
         <w:numPr>
           <w:ilvl w:val="0"/>
-          <w:numId w:val="11"/>
+          <w:numId w:val="2"/>
         </w:numPr>
-        <w:tabs>
-          <w:tab w:val="clear" w:pos="720"/>
-          <w:tab w:val="left" w:pos="0" w:leader="none"/>
-        </w:tabs>
-        <w:ind w:left="709" w:hanging="283"/>
-        <w:rPr/>
-      </w:pPr>
-      <w:r>
-        <w:rPr/>
-        <w:t xml:space="preserve">More frequent calibration (e.g., daily, </w:t>
-      </w:r>
-      <w:r>
-        <w:rPr/>
-        <w:t>weekly</w:t>
-      </w:r>
-      <w:r>
-        <w:rPr/>
-        <w:t>)</w:t>
-      </w:r>
-    </w:p>
-    <w:p>
-      <w:pPr>
-        <w:pStyle w:val="TextBody"/>
         <w:bidi w:val="0"/>
         <w:spacing w:before="0" w:after="140"/>
         <w:jc w:val="left"/>
@@ -2728,9 +2698,13 @@
       </w:pPr>
       <w:r>
         <w:rPr/>
+        <w:t>more frequent calibration. Maybe daily</w:t>
       </w:r>
     </w:p>
     <w:sectPr>
+      <w:footnotePr>
+        <w:numFmt w:val="decimal"/>
+      </w:footnotePr>
       <w:type w:val="nextPage"/>
       <w:pgSz w:w="11906" w:h="16838"/>
       <w:pgMar w:left="1134" w:right="1134" w:gutter="0" w:header="0" w:top="1134" w:footer="0" w:bottom="1134"/>
@@ -2743,6 +2717,75 @@
 </w:document>
 </file>
 
+<file path=word/footnotes.xml><?xml version="1.0" encoding="utf-8"?>
+<w:footnotes xmlns:o="urn:schemas-microsoft-com:office:office" xmlns:r="http://schemas.openxmlformats.org/officeDocument/2006/relationships" xmlns:v="urn:schemas-microsoft-com:vml" xmlns:w="http://schemas.openxmlformats.org/wordprocessingml/2006/main" xmlns:w10="urn:schemas-microsoft-com:office:word" xmlns:wp="http://schemas.openxmlformats.org/drawingml/2006/wordprocessingDrawing" xmlns:wps="http://schemas.microsoft.com/office/word/2010/wordprocessingShape" xmlns:wpg="http://schemas.microsoft.com/office/word/2010/wordprocessingGroup" xmlns:mc="http://schemas.openxmlformats.org/markup-compatibility/2006" xmlns:wp14="http://schemas.microsoft.com/office/word/2010/wordprocessingDrawing" xmlns:w14="http://schemas.microsoft.com/office/word/2010/wordml" xmlns:w15="http://schemas.microsoft.com/office/word/2012/wordml" mc:Ignorable="w14 wp14 w15">
+  <w:footnote w:id="0" w:type="separator">
+    <w:p>
+      <w:pPr>
+        <w:rPr>
+          <w:sz w:val="12"/>
+        </w:rPr>
+      </w:pPr>
+      <w:r>
+        <w:separator/>
+      </w:r>
+    </w:p>
+  </w:footnote>
+  <w:footnote w:id="1" w:type="continuationSeparator">
+    <w:p>
+      <w:pPr>
+        <w:rPr>
+          <w:sz w:val="12"/>
+        </w:rPr>
+      </w:pPr>
+      <w:r>
+        <w:continuationSeparator/>
+      </w:r>
+    </w:p>
+  </w:footnote>
+  <w:footnote w:id="2">
+    <w:p>
+      <w:pPr>
+        <w:pStyle w:val="Footnote"/>
+        <w:bidi w:val="0"/>
+        <w:jc w:val="left"/>
+        <w:rPr/>
+      </w:pPr>
+      <w:r>
+        <w:rPr>
+          <w:rStyle w:val="FootnoteCharacters"/>
+        </w:rPr>
+        <w:footnoteRef/>
+      </w:r>
+      <w:r>
+        <w:rPr/>
+        <w:tab/>
+        <w:t xml:space="preserve">The total weight in each portfolio sums to 1. </w:t>
+      </w:r>
+    </w:p>
+  </w:footnote>
+  <w:footnote w:id="3">
+    <w:p>
+      <w:pPr>
+        <w:pStyle w:val="Footnote"/>
+        <w:rPr/>
+      </w:pPr>
+      <w:r>
+        <w:rPr>
+          <w:rStyle w:val="FootnoteCharacters"/>
+        </w:rPr>
+        <w:footnoteRef/>
+      </w:r>
+      <w:r>
+        <w:rPr/>
+        <w:tab/>
+        <w:t>Currently the allocated investment amount is the same for all portfolio</w:t>
+      </w:r>
+    </w:p>
+  </w:footnote>
+</w:footnotes>
+</file>
+
 <file path=word/numbering.xml><?xml version="1.0" encoding="utf-8"?>
 <w:numbering xmlns:w="http://schemas.openxmlformats.org/wordprocessingml/2006/main" xmlns:o="urn:schemas-microsoft-com:office:office" xmlns:r="http://schemas.openxmlformats.org/officeDocument/2006/relationships" xmlns:v="urn:schemas-microsoft-com:vml" xmlns:mc="http://schemas.openxmlformats.org/markup-compatibility/2006" xmlns:w14="http://schemas.microsoft.com/office/word/2010/wordml" mc:Ignorable="w14">
   <w:abstractNum w:abstractNumId="1">
@@ -3025,9 +3068,9 @@
       <w:lvlJc w:val="left"/>
       <w:pPr>
         <w:tabs>
-          <w:tab w:val="num" w:pos="709"/>
-        </w:tabs>
-        <w:ind w:left="709" w:hanging="283"/>
+          <w:tab w:val="num" w:pos="720"/>
+        </w:tabs>
+        <w:ind w:left="720" w:hanging="360"/>
       </w:pPr>
       <w:rPr>
         <w:rFonts w:ascii="Symbol" w:hAnsi="Symbol" w:cs="Symbol" w:hint="default"/>
@@ -3036,121 +3079,121 @@
     <w:lvl w:ilvl="1">
       <w:start w:val="1"/>
       <w:numFmt w:val="bullet"/>
+      <w:lvlText w:val="◦"/>
+      <w:lvlJc w:val="left"/>
+      <w:pPr>
+        <w:tabs>
+          <w:tab w:val="num" w:pos="1080"/>
+        </w:tabs>
+        <w:ind w:left="1080" w:hanging="360"/>
+      </w:pPr>
+      <w:rPr>
+        <w:rFonts w:ascii="OpenSymbol" w:hAnsi="OpenSymbol" w:cs="OpenSymbol" w:hint="default"/>
+      </w:rPr>
+    </w:lvl>
+    <w:lvl w:ilvl="2">
+      <w:start w:val="1"/>
+      <w:numFmt w:val="bullet"/>
+      <w:lvlText w:val="▪"/>
+      <w:lvlJc w:val="left"/>
+      <w:pPr>
+        <w:tabs>
+          <w:tab w:val="num" w:pos="1440"/>
+        </w:tabs>
+        <w:ind w:left="1440" w:hanging="360"/>
+      </w:pPr>
+      <w:rPr>
+        <w:rFonts w:ascii="OpenSymbol" w:hAnsi="OpenSymbol" w:cs="OpenSymbol" w:hint="default"/>
+      </w:rPr>
+    </w:lvl>
+    <w:lvl w:ilvl="3">
+      <w:start w:val="1"/>
+      <w:numFmt w:val="bullet"/>
       <w:lvlText w:val=""/>
       <w:lvlJc w:val="left"/>
       <w:pPr>
         <w:tabs>
-          <w:tab w:val="num" w:pos="1418"/>
-        </w:tabs>
-        <w:ind w:left="1418" w:hanging="283"/>
+          <w:tab w:val="num" w:pos="1800"/>
+        </w:tabs>
+        <w:ind w:left="1800" w:hanging="360"/>
       </w:pPr>
       <w:rPr>
         <w:rFonts w:ascii="Symbol" w:hAnsi="Symbol" w:cs="Symbol" w:hint="default"/>
       </w:rPr>
     </w:lvl>
-    <w:lvl w:ilvl="2">
+    <w:lvl w:ilvl="4">
+      <w:start w:val="1"/>
+      <w:numFmt w:val="bullet"/>
+      <w:lvlText w:val="◦"/>
+      <w:lvlJc w:val="left"/>
+      <w:pPr>
+        <w:tabs>
+          <w:tab w:val="num" w:pos="2160"/>
+        </w:tabs>
+        <w:ind w:left="2160" w:hanging="360"/>
+      </w:pPr>
+      <w:rPr>
+        <w:rFonts w:ascii="OpenSymbol" w:hAnsi="OpenSymbol" w:cs="OpenSymbol" w:hint="default"/>
+      </w:rPr>
+    </w:lvl>
+    <w:lvl w:ilvl="5">
+      <w:start w:val="1"/>
+      <w:numFmt w:val="bullet"/>
+      <w:lvlText w:val="▪"/>
+      <w:lvlJc w:val="left"/>
+      <w:pPr>
+        <w:tabs>
+          <w:tab w:val="num" w:pos="2520"/>
+        </w:tabs>
+        <w:ind w:left="2520" w:hanging="360"/>
+      </w:pPr>
+      <w:rPr>
+        <w:rFonts w:ascii="OpenSymbol" w:hAnsi="OpenSymbol" w:cs="OpenSymbol" w:hint="default"/>
+      </w:rPr>
+    </w:lvl>
+    <w:lvl w:ilvl="6">
       <w:start w:val="1"/>
       <w:numFmt w:val="bullet"/>
       <w:lvlText w:val=""/>
       <w:lvlJc w:val="left"/>
       <w:pPr>
         <w:tabs>
-          <w:tab w:val="num" w:pos="2127"/>
-        </w:tabs>
-        <w:ind w:left="2127" w:hanging="283"/>
+          <w:tab w:val="num" w:pos="2880"/>
+        </w:tabs>
+        <w:ind w:left="2880" w:hanging="360"/>
       </w:pPr>
       <w:rPr>
         <w:rFonts w:ascii="Symbol" w:hAnsi="Symbol" w:cs="Symbol" w:hint="default"/>
       </w:rPr>
     </w:lvl>
-    <w:lvl w:ilvl="3">
-      <w:start w:val="1"/>
-      <w:numFmt w:val="bullet"/>
-      <w:lvlText w:val=""/>
-      <w:lvlJc w:val="left"/>
-      <w:pPr>
-        <w:tabs>
-          <w:tab w:val="num" w:pos="2836"/>
-        </w:tabs>
-        <w:ind w:left="2836" w:hanging="283"/>
-      </w:pPr>
-      <w:rPr>
-        <w:rFonts w:ascii="Symbol" w:hAnsi="Symbol" w:cs="Symbol" w:hint="default"/>
-      </w:rPr>
-    </w:lvl>
-    <w:lvl w:ilvl="4">
-      <w:start w:val="1"/>
-      <w:numFmt w:val="bullet"/>
-      <w:lvlText w:val=""/>
-      <w:lvlJc w:val="left"/>
-      <w:pPr>
-        <w:tabs>
-          <w:tab w:val="num" w:pos="3545"/>
-        </w:tabs>
-        <w:ind w:left="3545" w:hanging="283"/>
-      </w:pPr>
-      <w:rPr>
-        <w:rFonts w:ascii="Symbol" w:hAnsi="Symbol" w:cs="Symbol" w:hint="default"/>
-      </w:rPr>
-    </w:lvl>
-    <w:lvl w:ilvl="5">
-      <w:start w:val="1"/>
-      <w:numFmt w:val="bullet"/>
-      <w:lvlText w:val=""/>
-      <w:lvlJc w:val="left"/>
-      <w:pPr>
-        <w:tabs>
-          <w:tab w:val="num" w:pos="4254"/>
-        </w:tabs>
-        <w:ind w:left="4254" w:hanging="283"/>
-      </w:pPr>
-      <w:rPr>
-        <w:rFonts w:ascii="Symbol" w:hAnsi="Symbol" w:cs="Symbol" w:hint="default"/>
-      </w:rPr>
-    </w:lvl>
-    <w:lvl w:ilvl="6">
-      <w:start w:val="1"/>
-      <w:numFmt w:val="bullet"/>
-      <w:lvlText w:val=""/>
-      <w:lvlJc w:val="left"/>
-      <w:pPr>
-        <w:tabs>
-          <w:tab w:val="num" w:pos="4963"/>
-        </w:tabs>
-        <w:ind w:left="4963" w:hanging="283"/>
-      </w:pPr>
-      <w:rPr>
-        <w:rFonts w:ascii="Symbol" w:hAnsi="Symbol" w:cs="Symbol" w:hint="default"/>
-      </w:rPr>
-    </w:lvl>
     <w:lvl w:ilvl="7">
       <w:start w:val="1"/>
       <w:numFmt w:val="bullet"/>
-      <w:lvlText w:val=""/>
-      <w:lvlJc w:val="left"/>
-      <w:pPr>
-        <w:tabs>
-          <w:tab w:val="num" w:pos="5672"/>
-        </w:tabs>
-        <w:ind w:left="5672" w:hanging="283"/>
-      </w:pPr>
-      <w:rPr>
-        <w:rFonts w:ascii="Symbol" w:hAnsi="Symbol" w:cs="Symbol" w:hint="default"/>
+      <w:lvlText w:val="◦"/>
+      <w:lvlJc w:val="left"/>
+      <w:pPr>
+        <w:tabs>
+          <w:tab w:val="num" w:pos="3240"/>
+        </w:tabs>
+        <w:ind w:left="3240" w:hanging="360"/>
+      </w:pPr>
+      <w:rPr>
+        <w:rFonts w:ascii="OpenSymbol" w:hAnsi="OpenSymbol" w:cs="OpenSymbol" w:hint="default"/>
       </w:rPr>
     </w:lvl>
     <w:lvl w:ilvl="8">
       <w:start w:val="1"/>
       <w:numFmt w:val="bullet"/>
-      <w:lvlText w:val=""/>
-      <w:lvlJc w:val="left"/>
-      <w:pPr>
-        <w:tabs>
-          <w:tab w:val="num" w:pos="6381"/>
-        </w:tabs>
-        <w:ind w:left="6381" w:hanging="283"/>
-      </w:pPr>
-      <w:rPr>
-        <w:rFonts w:ascii="Symbol" w:hAnsi="Symbol" w:cs="Symbol" w:hint="default"/>
+      <w:lvlText w:val="▪"/>
+      <w:lvlJc w:val="left"/>
+      <w:pPr>
+        <w:tabs>
+          <w:tab w:val="num" w:pos="3600"/>
+        </w:tabs>
+        <w:ind w:left="3600" w:hanging="360"/>
+      </w:pPr>
+      <w:rPr>
+        <w:rFonts w:ascii="OpenSymbol" w:hAnsi="OpenSymbol" w:cs="OpenSymbol" w:hint="default"/>
       </w:rPr>
     </w:lvl>
   </w:abstractNum>
@@ -3162,9 +3205,9 @@
       <w:lvlJc w:val="left"/>
       <w:pPr>
         <w:tabs>
-          <w:tab w:val="num" w:pos="709"/>
-        </w:tabs>
-        <w:ind w:left="709" w:hanging="283"/>
+          <w:tab w:val="num" w:pos="720"/>
+        </w:tabs>
+        <w:ind w:left="720" w:hanging="360"/>
       </w:pPr>
       <w:rPr>
         <w:rFonts w:ascii="Symbol" w:hAnsi="Symbol" w:cs="Symbol" w:hint="default"/>
@@ -3173,121 +3216,121 @@
     <w:lvl w:ilvl="1">
       <w:start w:val="1"/>
       <w:numFmt w:val="bullet"/>
+      <w:lvlText w:val="◦"/>
+      <w:lvlJc w:val="left"/>
+      <w:pPr>
+        <w:tabs>
+          <w:tab w:val="num" w:pos="1080"/>
+        </w:tabs>
+        <w:ind w:left="1080" w:hanging="360"/>
+      </w:pPr>
+      <w:rPr>
+        <w:rFonts w:ascii="OpenSymbol" w:hAnsi="OpenSymbol" w:cs="OpenSymbol" w:hint="default"/>
+      </w:rPr>
+    </w:lvl>
+    <w:lvl w:ilvl="2">
+      <w:start w:val="1"/>
+      <w:numFmt w:val="bullet"/>
+      <w:lvlText w:val="▪"/>
+      <w:lvlJc w:val="left"/>
+      <w:pPr>
+        <w:tabs>
+          <w:tab w:val="num" w:pos="1440"/>
+        </w:tabs>
+        <w:ind w:left="1440" w:hanging="360"/>
+      </w:pPr>
+      <w:rPr>
+        <w:rFonts w:ascii="OpenSymbol" w:hAnsi="OpenSymbol" w:cs="OpenSymbol" w:hint="default"/>
+      </w:rPr>
+    </w:lvl>
+    <w:lvl w:ilvl="3">
+      <w:start w:val="1"/>
+      <w:numFmt w:val="bullet"/>
       <w:lvlText w:val=""/>
       <w:lvlJc w:val="left"/>
       <w:pPr>
         <w:tabs>
-          <w:tab w:val="num" w:pos="1418"/>
-        </w:tabs>
-        <w:ind w:left="1418" w:hanging="283"/>
+          <w:tab w:val="num" w:pos="1800"/>
+        </w:tabs>
+        <w:ind w:left="1800" w:hanging="360"/>
       </w:pPr>
       <w:rPr>
         <w:rFonts w:ascii="Symbol" w:hAnsi="Symbol" w:cs="Symbol" w:hint="default"/>
       </w:rPr>
     </w:lvl>
-    <w:lvl w:ilvl="2">
+    <w:lvl w:ilvl="4">
+      <w:start w:val="1"/>
+      <w:numFmt w:val="bullet"/>
+      <w:lvlText w:val="◦"/>
+      <w:lvlJc w:val="left"/>
+      <w:pPr>
+        <w:tabs>
+          <w:tab w:val="num" w:pos="2160"/>
+        </w:tabs>
+        <w:ind w:left="2160" w:hanging="360"/>
+      </w:pPr>
+      <w:rPr>
+        <w:rFonts w:ascii="OpenSymbol" w:hAnsi="OpenSymbol" w:cs="OpenSymbol" w:hint="default"/>
+      </w:rPr>
+    </w:lvl>
+    <w:lvl w:ilvl="5">
+      <w:start w:val="1"/>
+      <w:numFmt w:val="bullet"/>
+      <w:lvlText w:val="▪"/>
+      <w:lvlJc w:val="left"/>
+      <w:pPr>
+        <w:tabs>
+          <w:tab w:val="num" w:pos="2520"/>
+        </w:tabs>
+        <w:ind w:left="2520" w:hanging="360"/>
+      </w:pPr>
+      <w:rPr>
+        <w:rFonts w:ascii="OpenSymbol" w:hAnsi="OpenSymbol" w:cs="OpenSymbol" w:hint="default"/>
+      </w:rPr>
+    </w:lvl>
+    <w:lvl w:ilvl="6">
       <w:start w:val="1"/>
       <w:numFmt w:val="bullet"/>
       <w:lvlText w:val=""/>
       <w:lvlJc w:val="left"/>
       <w:pPr>
         <w:tabs>
-          <w:tab w:val="num" w:pos="2127"/>
-        </w:tabs>
-        <w:ind w:left="2127" w:hanging="283"/>
+          <w:tab w:val="num" w:pos="2880"/>
+        </w:tabs>
+        <w:ind w:left="2880" w:hanging="360"/>
       </w:pPr>
       <w:rPr>
         <w:rFonts w:ascii="Symbol" w:hAnsi="Symbol" w:cs="Symbol" w:hint="default"/>
       </w:rPr>
     </w:lvl>
-    <w:lvl w:ilvl="3">
-      <w:start w:val="1"/>
-      <w:numFmt w:val="bullet"/>
-      <w:lvlText w:val=""/>
-      <w:lvlJc w:val="left"/>
-      <w:pPr>
-        <w:tabs>
-          <w:tab w:val="num" w:pos="2836"/>
-        </w:tabs>
-        <w:ind w:left="2836" w:hanging="283"/>
-      </w:pPr>
-      <w:rPr>
-        <w:rFonts w:ascii="Symbol" w:hAnsi="Symbol" w:cs="Symbol" w:hint="default"/>
-      </w:rPr>
-    </w:lvl>
-    <w:lvl w:ilvl="4">
-      <w:start w:val="1"/>
-      <w:numFmt w:val="bullet"/>
-      <w:lvlText w:val=""/>
-      <w:lvlJc w:val="left"/>
-      <w:pPr>
-        <w:tabs>
-          <w:tab w:val="num" w:pos="3545"/>
-        </w:tabs>
-        <w:ind w:left="3545" w:hanging="283"/>
-      </w:pPr>
-      <w:rPr>
-        <w:rFonts w:ascii="Symbol" w:hAnsi="Symbol" w:cs="Symbol" w:hint="default"/>
-      </w:rPr>
-    </w:lvl>
-    <w:lvl w:ilvl="5">
-      <w:start w:val="1"/>
-      <w:numFmt w:val="bullet"/>
-      <w:lvlText w:val=""/>
-      <w:lvlJc w:val="left"/>
-      <w:pPr>
-        <w:tabs>
-          <w:tab w:val="num" w:pos="4254"/>
-        </w:tabs>
-        <w:ind w:left="4254" w:hanging="283"/>
-      </w:pPr>
-      <w:rPr>
-        <w:rFonts w:ascii="Symbol" w:hAnsi="Symbol" w:cs="Symbol" w:hint="default"/>
-      </w:rPr>
-    </w:lvl>
-    <w:lvl w:ilvl="6">
-      <w:start w:val="1"/>
-      <w:numFmt w:val="bullet"/>
-      <w:lvlText w:val=""/>
-      <w:lvlJc w:val="left"/>
-      <w:pPr>
-        <w:tabs>
-          <w:tab w:val="num" w:pos="4963"/>
-        </w:tabs>
-        <w:ind w:left="4963" w:hanging="283"/>
-      </w:pPr>
-      <w:rPr>
-        <w:rFonts w:ascii="Symbol" w:hAnsi="Symbol" w:cs="Symbol" w:hint="default"/>
-      </w:rPr>
-    </w:lvl>
     <w:lvl w:ilvl="7">
       <w:start w:val="1"/>
       <w:numFmt w:val="bullet"/>
-      <w:lvlText w:val=""/>
-      <w:lvlJc w:val="left"/>
-      <w:pPr>
-        <w:tabs>
-          <w:tab w:val="num" w:pos="5672"/>
-        </w:tabs>
-        <w:ind w:left="5672" w:hanging="283"/>
-      </w:pPr>
-      <w:rPr>
-        <w:rFonts w:ascii="Symbol" w:hAnsi="Symbol" w:cs="Symbol" w:hint="default"/>
+      <w:lvlText w:val="◦"/>
+      <w:lvlJc w:val="left"/>
+      <w:pPr>
+        <w:tabs>
+          <w:tab w:val="num" w:pos="3240"/>
+        </w:tabs>
+        <w:ind w:left="3240" w:hanging="360"/>
+      </w:pPr>
+      <w:rPr>
+        <w:rFonts w:ascii="OpenSymbol" w:hAnsi="OpenSymbol" w:cs="OpenSymbol" w:hint="default"/>
       </w:rPr>
     </w:lvl>
     <w:lvl w:ilvl="8">
       <w:start w:val="1"/>
       <w:numFmt w:val="bullet"/>
-      <w:lvlText w:val=""/>
-      <w:lvlJc w:val="left"/>
-      <w:pPr>
-        <w:tabs>
-          <w:tab w:val="num" w:pos="6381"/>
-        </w:tabs>
-        <w:ind w:left="6381" w:hanging="283"/>
-      </w:pPr>
-      <w:rPr>
-        <w:rFonts w:ascii="Symbol" w:hAnsi="Symbol" w:cs="Symbol" w:hint="default"/>
+      <w:lvlText w:val="▪"/>
+      <w:lvlJc w:val="left"/>
+      <w:pPr>
+        <w:tabs>
+          <w:tab w:val="num" w:pos="3600"/>
+        </w:tabs>
+        <w:ind w:left="3600" w:hanging="360"/>
+      </w:pPr>
+      <w:rPr>
+        <w:rFonts w:ascii="OpenSymbol" w:hAnsi="OpenSymbol" w:cs="OpenSymbol" w:hint="default"/>
       </w:rPr>
     </w:lvl>
   </w:abstractNum>
@@ -3299,9 +3342,9 @@
       <w:lvlJc w:val="left"/>
       <w:pPr>
         <w:tabs>
-          <w:tab w:val="num" w:pos="709"/>
-        </w:tabs>
-        <w:ind w:left="709" w:hanging="283"/>
+          <w:tab w:val="num" w:pos="720"/>
+        </w:tabs>
+        <w:ind w:left="720" w:hanging="360"/>
       </w:pPr>
       <w:rPr>
         <w:rFonts w:ascii="Symbol" w:hAnsi="Symbol" w:cs="Symbol" w:hint="default"/>
@@ -3310,121 +3353,121 @@
     <w:lvl w:ilvl="1">
       <w:start w:val="1"/>
       <w:numFmt w:val="bullet"/>
+      <w:lvlText w:val="◦"/>
+      <w:lvlJc w:val="left"/>
+      <w:pPr>
+        <w:tabs>
+          <w:tab w:val="num" w:pos="1080"/>
+        </w:tabs>
+        <w:ind w:left="1080" w:hanging="360"/>
+      </w:pPr>
+      <w:rPr>
+        <w:rFonts w:ascii="OpenSymbol" w:hAnsi="OpenSymbol" w:cs="OpenSymbol" w:hint="default"/>
+      </w:rPr>
+    </w:lvl>
+    <w:lvl w:ilvl="2">
+      <w:start w:val="1"/>
+      <w:numFmt w:val="bullet"/>
+      <w:lvlText w:val="▪"/>
+      <w:lvlJc w:val="left"/>
+      <w:pPr>
+        <w:tabs>
+          <w:tab w:val="num" w:pos="1440"/>
+        </w:tabs>
+        <w:ind w:left="1440" w:hanging="360"/>
+      </w:pPr>
+      <w:rPr>
+        <w:rFonts w:ascii="OpenSymbol" w:hAnsi="OpenSymbol" w:cs="OpenSymbol" w:hint="default"/>
+      </w:rPr>
+    </w:lvl>
+    <w:lvl w:ilvl="3">
+      <w:start w:val="1"/>
+      <w:numFmt w:val="bullet"/>
       <w:lvlText w:val=""/>
       <w:lvlJc w:val="left"/>
       <w:pPr>
         <w:tabs>
-          <w:tab w:val="num" w:pos="1418"/>
-        </w:tabs>
-        <w:ind w:left="1418" w:hanging="283"/>
+          <w:tab w:val="num" w:pos="1800"/>
+        </w:tabs>
+        <w:ind w:left="1800" w:hanging="360"/>
       </w:pPr>
       <w:rPr>
         <w:rFonts w:ascii="Symbol" w:hAnsi="Symbol" w:cs="Symbol" w:hint="default"/>
       </w:rPr>
     </w:lvl>
-    <w:lvl w:ilvl="2">
+    <w:lvl w:ilvl="4">
+      <w:start w:val="1"/>
+      <w:numFmt w:val="bullet"/>
+      <w:lvlText w:val="◦"/>
+      <w:lvlJc w:val="left"/>
+      <w:pPr>
+        <w:tabs>
+          <w:tab w:val="num" w:pos="2160"/>
+        </w:tabs>
+        <w:ind w:left="2160" w:hanging="360"/>
+      </w:pPr>
+      <w:rPr>
+        <w:rFonts w:ascii="OpenSymbol" w:hAnsi="OpenSymbol" w:cs="OpenSymbol" w:hint="default"/>
+      </w:rPr>
+    </w:lvl>
+    <w:lvl w:ilvl="5">
+      <w:start w:val="1"/>
+      <w:numFmt w:val="bullet"/>
+      <w:lvlText w:val="▪"/>
+      <w:lvlJc w:val="left"/>
+      <w:pPr>
+        <w:tabs>
+          <w:tab w:val="num" w:pos="2520"/>
+        </w:tabs>
+        <w:ind w:left="2520" w:hanging="360"/>
+      </w:pPr>
+      <w:rPr>
+        <w:rFonts w:ascii="OpenSymbol" w:hAnsi="OpenSymbol" w:cs="OpenSymbol" w:hint="default"/>
+      </w:rPr>
+    </w:lvl>
+    <w:lvl w:ilvl="6">
       <w:start w:val="1"/>
       <w:numFmt w:val="bullet"/>
       <w:lvlText w:val=""/>
       <w:lvlJc w:val="left"/>
       <w:pPr>
         <w:tabs>
-          <w:tab w:val="num" w:pos="2127"/>
-        </w:tabs>
-        <w:ind w:left="2127" w:hanging="283"/>
+          <w:tab w:val="num" w:pos="2880"/>
+        </w:tabs>
+        <w:ind w:left="2880" w:hanging="360"/>
       </w:pPr>
       <w:rPr>
         <w:rFonts w:ascii="Symbol" w:hAnsi="Symbol" w:cs="Symbol" w:hint="default"/>
       </w:rPr>
     </w:lvl>
-    <w:lvl w:ilvl="3">
-      <w:start w:val="1"/>
-      <w:numFmt w:val="bullet"/>
-      <w:lvlText w:val=""/>
-      <w:lvlJc w:val="left"/>
-      <w:pPr>
-        <w:tabs>
-          <w:tab w:val="num" w:pos="2836"/>
-        </w:tabs>
-        <w:ind w:left="2836" w:hanging="283"/>
-      </w:pPr>
-      <w:rPr>
-        <w:rFonts w:ascii="Symbol" w:hAnsi="Symbol" w:cs="Symbol" w:hint="default"/>
-      </w:rPr>
-    </w:lvl>
-    <w:lvl w:ilvl="4">
-      <w:start w:val="1"/>
-      <w:numFmt w:val="bullet"/>
-      <w:lvlText w:val=""/>
-      <w:lvlJc w:val="left"/>
-      <w:pPr>
-        <w:tabs>
-          <w:tab w:val="num" w:pos="3545"/>
-        </w:tabs>
-        <w:ind w:left="3545" w:hanging="283"/>
-      </w:pPr>
-      <w:rPr>
-        <w:rFonts w:ascii="Symbol" w:hAnsi="Symbol" w:cs="Symbol" w:hint="default"/>
-      </w:rPr>
-    </w:lvl>
-    <w:lvl w:ilvl="5">
-      <w:start w:val="1"/>
-      <w:numFmt w:val="bullet"/>
-      <w:lvlText w:val=""/>
-      <w:lvlJc w:val="left"/>
-      <w:pPr>
-        <w:tabs>
-          <w:tab w:val="num" w:pos="4254"/>
-        </w:tabs>
-        <w:ind w:left="4254" w:hanging="283"/>
-      </w:pPr>
-      <w:rPr>
-        <w:rFonts w:ascii="Symbol" w:hAnsi="Symbol" w:cs="Symbol" w:hint="default"/>
-      </w:rPr>
-    </w:lvl>
-    <w:lvl w:ilvl="6">
-      <w:start w:val="1"/>
-      <w:numFmt w:val="bullet"/>
-      <w:lvlText w:val=""/>
-      <w:lvlJc w:val="left"/>
-      <w:pPr>
-        <w:tabs>
-          <w:tab w:val="num" w:pos="4963"/>
-        </w:tabs>
-        <w:ind w:left="4963" w:hanging="283"/>
-      </w:pPr>
-      <w:rPr>
-        <w:rFonts w:ascii="Symbol" w:hAnsi="Symbol" w:cs="Symbol" w:hint="default"/>
-      </w:rPr>
-    </w:lvl>
     <w:lvl w:ilvl="7">
       <w:start w:val="1"/>
       <w:numFmt w:val="bullet"/>
-      <w:lvlText w:val=""/>
-      <w:lvlJc w:val="left"/>
-      <w:pPr>
-        <w:tabs>
-          <w:tab w:val="num" w:pos="5672"/>
-        </w:tabs>
-        <w:ind w:left="5672" w:hanging="283"/>
-      </w:pPr>
-      <w:rPr>
-        <w:rFonts w:ascii="Symbol" w:hAnsi="Symbol" w:cs="Symbol" w:hint="default"/>
+      <w:lvlText w:val="◦"/>
+      <w:lvlJc w:val="left"/>
+      <w:pPr>
+        <w:tabs>
+          <w:tab w:val="num" w:pos="3240"/>
+        </w:tabs>
+        <w:ind w:left="3240" w:hanging="360"/>
+      </w:pPr>
+      <w:rPr>
+        <w:rFonts w:ascii="OpenSymbol" w:hAnsi="OpenSymbol" w:cs="OpenSymbol" w:hint="default"/>
       </w:rPr>
     </w:lvl>
     <w:lvl w:ilvl="8">
       <w:start w:val="1"/>
       <w:numFmt w:val="bullet"/>
-      <w:lvlText w:val=""/>
-      <w:lvlJc w:val="left"/>
-      <w:pPr>
-        <w:tabs>
-          <w:tab w:val="num" w:pos="6381"/>
-        </w:tabs>
-        <w:ind w:left="6381" w:hanging="283"/>
-      </w:pPr>
-      <w:rPr>
-        <w:rFonts w:ascii="Symbol" w:hAnsi="Symbol" w:cs="Symbol" w:hint="default"/>
+      <w:lvlText w:val="▪"/>
+      <w:lvlJc w:val="left"/>
+      <w:pPr>
+        <w:tabs>
+          <w:tab w:val="num" w:pos="3600"/>
+        </w:tabs>
+        <w:ind w:left="3600" w:hanging="360"/>
+      </w:pPr>
+      <w:rPr>
+        <w:rFonts w:ascii="OpenSymbol" w:hAnsi="OpenSymbol" w:cs="OpenSymbol" w:hint="default"/>
       </w:rPr>
     </w:lvl>
   </w:abstractNum>
@@ -3436,9 +3479,9 @@
       <w:lvlJc w:val="left"/>
       <w:pPr>
         <w:tabs>
-          <w:tab w:val="num" w:pos="709"/>
-        </w:tabs>
-        <w:ind w:left="709" w:hanging="283"/>
+          <w:tab w:val="num" w:pos="720"/>
+        </w:tabs>
+        <w:ind w:left="720" w:hanging="360"/>
       </w:pPr>
       <w:rPr>
         <w:rFonts w:ascii="Symbol" w:hAnsi="Symbol" w:cs="Symbol" w:hint="default"/>
@@ -3447,806 +3490,121 @@
     <w:lvl w:ilvl="1">
       <w:start w:val="1"/>
       <w:numFmt w:val="bullet"/>
+      <w:lvlText w:val="◦"/>
+      <w:lvlJc w:val="left"/>
+      <w:pPr>
+        <w:tabs>
+          <w:tab w:val="num" w:pos="1080"/>
+        </w:tabs>
+        <w:ind w:left="1080" w:hanging="360"/>
+      </w:pPr>
+      <w:rPr>
+        <w:rFonts w:ascii="OpenSymbol" w:hAnsi="OpenSymbol" w:cs="OpenSymbol" w:hint="default"/>
+      </w:rPr>
+    </w:lvl>
+    <w:lvl w:ilvl="2">
+      <w:start w:val="1"/>
+      <w:numFmt w:val="bullet"/>
+      <w:lvlText w:val="▪"/>
+      <w:lvlJc w:val="left"/>
+      <w:pPr>
+        <w:tabs>
+          <w:tab w:val="num" w:pos="1440"/>
+        </w:tabs>
+        <w:ind w:left="1440" w:hanging="360"/>
+      </w:pPr>
+      <w:rPr>
+        <w:rFonts w:ascii="OpenSymbol" w:hAnsi="OpenSymbol" w:cs="OpenSymbol" w:hint="default"/>
+      </w:rPr>
+    </w:lvl>
+    <w:lvl w:ilvl="3">
+      <w:start w:val="1"/>
+      <w:numFmt w:val="bullet"/>
       <w:lvlText w:val=""/>
       <w:lvlJc w:val="left"/>
       <w:pPr>
         <w:tabs>
-          <w:tab w:val="num" w:pos="1418"/>
-        </w:tabs>
-        <w:ind w:left="1418" w:hanging="283"/>
+          <w:tab w:val="num" w:pos="1800"/>
+        </w:tabs>
+        <w:ind w:left="1800" w:hanging="360"/>
       </w:pPr>
       <w:rPr>
         <w:rFonts w:ascii="Symbol" w:hAnsi="Symbol" w:cs="Symbol" w:hint="default"/>
       </w:rPr>
     </w:lvl>
-    <w:lvl w:ilvl="2">
+    <w:lvl w:ilvl="4">
+      <w:start w:val="1"/>
+      <w:numFmt w:val="bullet"/>
+      <w:lvlText w:val="◦"/>
+      <w:lvlJc w:val="left"/>
+      <w:pPr>
+        <w:tabs>
+          <w:tab w:val="num" w:pos="2160"/>
+        </w:tabs>
+        <w:ind w:left="2160" w:hanging="360"/>
+      </w:pPr>
+      <w:rPr>
+        <w:rFonts w:ascii="OpenSymbol" w:hAnsi="OpenSymbol" w:cs="OpenSymbol" w:hint="default"/>
+      </w:rPr>
+    </w:lvl>
+    <w:lvl w:ilvl="5">
+      <w:start w:val="1"/>
+      <w:numFmt w:val="bullet"/>
+      <w:lvlText w:val="▪"/>
+      <w:lvlJc w:val="left"/>
+      <w:pPr>
+        <w:tabs>
+          <w:tab w:val="num" w:pos="2520"/>
+        </w:tabs>
+        <w:ind w:left="2520" w:hanging="360"/>
+      </w:pPr>
+      <w:rPr>
+        <w:rFonts w:ascii="OpenSymbol" w:hAnsi="OpenSymbol" w:cs="OpenSymbol" w:hint="default"/>
+      </w:rPr>
+    </w:lvl>
+    <w:lvl w:ilvl="6">
       <w:start w:val="1"/>
       <w:numFmt w:val="bullet"/>
       <w:lvlText w:val=""/>
       <w:lvlJc w:val="left"/>
       <w:pPr>
         <w:tabs>
-          <w:tab w:val="num" w:pos="2127"/>
-        </w:tabs>
-        <w:ind w:left="2127" w:hanging="283"/>
+          <w:tab w:val="num" w:pos="2880"/>
+        </w:tabs>
+        <w:ind w:left="2880" w:hanging="360"/>
       </w:pPr>
       <w:rPr>
         <w:rFonts w:ascii="Symbol" w:hAnsi="Symbol" w:cs="Symbol" w:hint="default"/>
       </w:rPr>
     </w:lvl>
-    <w:lvl w:ilvl="3">
-      <w:start w:val="1"/>
-      <w:numFmt w:val="bullet"/>
-      <w:lvlText w:val=""/>
-      <w:lvlJc w:val="left"/>
-      <w:pPr>
-        <w:tabs>
-          <w:tab w:val="num" w:pos="2836"/>
-        </w:tabs>
-        <w:ind w:left="2836" w:hanging="283"/>
-      </w:pPr>
-      <w:rPr>
-        <w:rFonts w:ascii="Symbol" w:hAnsi="Symbol" w:cs="Symbol" w:hint="default"/>
-      </w:rPr>
-    </w:lvl>
-    <w:lvl w:ilvl="4">
-      <w:start w:val="1"/>
-      <w:numFmt w:val="bullet"/>
-      <w:lvlText w:val=""/>
-      <w:lvlJc w:val="left"/>
-      <w:pPr>
-        <w:tabs>
-          <w:tab w:val="num" w:pos="3545"/>
-        </w:tabs>
-        <w:ind w:left="3545" w:hanging="283"/>
-      </w:pPr>
-      <w:rPr>
-        <w:rFonts w:ascii="Symbol" w:hAnsi="Symbol" w:cs="Symbol" w:hint="default"/>
-      </w:rPr>
-    </w:lvl>
-    <w:lvl w:ilvl="5">
-      <w:start w:val="1"/>
-      <w:numFmt w:val="bullet"/>
-      <w:lvlText w:val=""/>
-      <w:lvlJc w:val="left"/>
-      <w:pPr>
-        <w:tabs>
-          <w:tab w:val="num" w:pos="4254"/>
-        </w:tabs>
-        <w:ind w:left="4254" w:hanging="283"/>
-      </w:pPr>
-      <w:rPr>
-        <w:rFonts w:ascii="Symbol" w:hAnsi="Symbol" w:cs="Symbol" w:hint="default"/>
-      </w:rPr>
-    </w:lvl>
-    <w:lvl w:ilvl="6">
-      <w:start w:val="1"/>
-      <w:numFmt w:val="bullet"/>
-      <w:lvlText w:val=""/>
-      <w:lvlJc w:val="left"/>
-      <w:pPr>
-        <w:tabs>
-          <w:tab w:val="num" w:pos="4963"/>
-        </w:tabs>
-        <w:ind w:left="4963" w:hanging="283"/>
-      </w:pPr>
-      <w:rPr>
-        <w:rFonts w:ascii="Symbol" w:hAnsi="Symbol" w:cs="Symbol" w:hint="default"/>
-      </w:rPr>
-    </w:lvl>
     <w:lvl w:ilvl="7">
       <w:start w:val="1"/>
       <w:numFmt w:val="bullet"/>
-      <w:lvlText w:val=""/>
-      <w:lvlJc w:val="left"/>
-      <w:pPr>
-        <w:tabs>
-          <w:tab w:val="num" w:pos="5672"/>
-        </w:tabs>
-        <w:ind w:left="5672" w:hanging="283"/>
-      </w:pPr>
-      <w:rPr>
-        <w:rFonts w:ascii="Symbol" w:hAnsi="Symbol" w:cs="Symbol" w:hint="default"/>
+      <w:lvlText w:val="◦"/>
+      <w:lvlJc w:val="left"/>
+      <w:pPr>
+        <w:tabs>
+          <w:tab w:val="num" w:pos="3240"/>
+        </w:tabs>
+        <w:ind w:left="3240" w:hanging="360"/>
+      </w:pPr>
+      <w:rPr>
+        <w:rFonts w:ascii="OpenSymbol" w:hAnsi="OpenSymbol" w:cs="OpenSymbol" w:hint="default"/>
       </w:rPr>
     </w:lvl>
     <w:lvl w:ilvl="8">
       <w:start w:val="1"/>
       <w:numFmt w:val="bullet"/>
-      <w:lvlText w:val=""/>
-      <w:lvlJc w:val="left"/>
-      <w:pPr>
-        <w:tabs>
-          <w:tab w:val="num" w:pos="6381"/>
-        </w:tabs>
-        <w:ind w:left="6381" w:hanging="283"/>
-      </w:pPr>
-      <w:rPr>
-        <w:rFonts w:ascii="Symbol" w:hAnsi="Symbol" w:cs="Symbol" w:hint="default"/>
-      </w:rPr>
-    </w:lvl>
-  </w:abstractNum>
-  <w:abstractNum w:abstractNumId="7">
-    <w:lvl w:ilvl="0">
-      <w:start w:val="1"/>
-      <w:numFmt w:val="bullet"/>
-      <w:lvlText w:val=""/>
-      <w:lvlJc w:val="left"/>
-      <w:pPr>
-        <w:tabs>
-          <w:tab w:val="num" w:pos="709"/>
-        </w:tabs>
-        <w:ind w:left="709" w:hanging="283"/>
-      </w:pPr>
-      <w:rPr>
-        <w:rFonts w:ascii="Symbol" w:hAnsi="Symbol" w:cs="Symbol" w:hint="default"/>
-      </w:rPr>
-    </w:lvl>
-    <w:lvl w:ilvl="1">
-      <w:start w:val="1"/>
-      <w:numFmt w:val="bullet"/>
-      <w:lvlText w:val=""/>
-      <w:lvlJc w:val="left"/>
-      <w:pPr>
-        <w:tabs>
-          <w:tab w:val="num" w:pos="1418"/>
-        </w:tabs>
-        <w:ind w:left="1418" w:hanging="283"/>
-      </w:pPr>
-      <w:rPr>
-        <w:rFonts w:ascii="Symbol" w:hAnsi="Symbol" w:cs="Symbol" w:hint="default"/>
-      </w:rPr>
-    </w:lvl>
-    <w:lvl w:ilvl="2">
-      <w:start w:val="1"/>
-      <w:numFmt w:val="bullet"/>
-      <w:lvlText w:val=""/>
-      <w:lvlJc w:val="left"/>
-      <w:pPr>
-        <w:tabs>
-          <w:tab w:val="num" w:pos="2127"/>
-        </w:tabs>
-        <w:ind w:left="2127" w:hanging="283"/>
-      </w:pPr>
-      <w:rPr>
-        <w:rFonts w:ascii="Symbol" w:hAnsi="Symbol" w:cs="Symbol" w:hint="default"/>
-      </w:rPr>
-    </w:lvl>
-    <w:lvl w:ilvl="3">
-      <w:start w:val="1"/>
-      <w:numFmt w:val="bullet"/>
-      <w:lvlText w:val=""/>
-      <w:lvlJc w:val="left"/>
-      <w:pPr>
-        <w:tabs>
-          <w:tab w:val="num" w:pos="2836"/>
-        </w:tabs>
-        <w:ind w:left="2836" w:hanging="283"/>
-      </w:pPr>
-      <w:rPr>
-        <w:rFonts w:ascii="Symbol" w:hAnsi="Symbol" w:cs="Symbol" w:hint="default"/>
-      </w:rPr>
-    </w:lvl>
-    <w:lvl w:ilvl="4">
-      <w:start w:val="1"/>
-      <w:numFmt w:val="bullet"/>
-      <w:lvlText w:val=""/>
-      <w:lvlJc w:val="left"/>
-      <w:pPr>
-        <w:tabs>
-          <w:tab w:val="num" w:pos="3545"/>
-        </w:tabs>
-        <w:ind w:left="3545" w:hanging="283"/>
-      </w:pPr>
-      <w:rPr>
-        <w:rFonts w:ascii="Symbol" w:hAnsi="Symbol" w:cs="Symbol" w:hint="default"/>
-      </w:rPr>
-    </w:lvl>
-    <w:lvl w:ilvl="5">
-      <w:start w:val="1"/>
-      <w:numFmt w:val="bullet"/>
-      <w:lvlText w:val=""/>
-      <w:lvlJc w:val="left"/>
-      <w:pPr>
-        <w:tabs>
-          <w:tab w:val="num" w:pos="4254"/>
-        </w:tabs>
-        <w:ind w:left="4254" w:hanging="283"/>
-      </w:pPr>
-      <w:rPr>
-        <w:rFonts w:ascii="Symbol" w:hAnsi="Symbol" w:cs="Symbol" w:hint="default"/>
-      </w:rPr>
-    </w:lvl>
-    <w:lvl w:ilvl="6">
-      <w:start w:val="1"/>
-      <w:numFmt w:val="bullet"/>
-      <w:lvlText w:val=""/>
-      <w:lvlJc w:val="left"/>
-      <w:pPr>
-        <w:tabs>
-          <w:tab w:val="num" w:pos="4963"/>
-        </w:tabs>
-        <w:ind w:left="4963" w:hanging="283"/>
-      </w:pPr>
-      <w:rPr>
-        <w:rFonts w:ascii="Symbol" w:hAnsi="Symbol" w:cs="Symbol" w:hint="default"/>
-      </w:rPr>
-    </w:lvl>
-    <w:lvl w:ilvl="7">
-      <w:start w:val="1"/>
-      <w:numFmt w:val="bullet"/>
-      <w:lvlText w:val=""/>
-      <w:lvlJc w:val="left"/>
-      <w:pPr>
-        <w:tabs>
-          <w:tab w:val="num" w:pos="5672"/>
-        </w:tabs>
-        <w:ind w:left="5672" w:hanging="283"/>
-      </w:pPr>
-      <w:rPr>
-        <w:rFonts w:ascii="Symbol" w:hAnsi="Symbol" w:cs="Symbol" w:hint="default"/>
-      </w:rPr>
-    </w:lvl>
-    <w:lvl w:ilvl="8">
-      <w:start w:val="1"/>
-      <w:numFmt w:val="bullet"/>
-      <w:lvlText w:val=""/>
-      <w:lvlJc w:val="left"/>
-      <w:pPr>
-        <w:tabs>
-          <w:tab w:val="num" w:pos="6381"/>
-        </w:tabs>
-        <w:ind w:left="6381" w:hanging="283"/>
-      </w:pPr>
-      <w:rPr>
-        <w:rFonts w:ascii="Symbol" w:hAnsi="Symbol" w:cs="Symbol" w:hint="default"/>
-      </w:rPr>
-    </w:lvl>
-  </w:abstractNum>
-  <w:abstractNum w:abstractNumId="8">
-    <w:lvl w:ilvl="0">
-      <w:start w:val="1"/>
-      <w:numFmt w:val="bullet"/>
-      <w:lvlText w:val=""/>
-      <w:lvlJc w:val="left"/>
-      <w:pPr>
-        <w:tabs>
-          <w:tab w:val="num" w:pos="709"/>
-        </w:tabs>
-        <w:ind w:left="709" w:hanging="283"/>
-      </w:pPr>
-      <w:rPr>
-        <w:rFonts w:ascii="Symbol" w:hAnsi="Symbol" w:cs="Symbol" w:hint="default"/>
-      </w:rPr>
-    </w:lvl>
-    <w:lvl w:ilvl="1">
-      <w:start w:val="1"/>
-      <w:numFmt w:val="bullet"/>
-      <w:lvlText w:val=""/>
-      <w:lvlJc w:val="left"/>
-      <w:pPr>
-        <w:tabs>
-          <w:tab w:val="num" w:pos="1418"/>
-        </w:tabs>
-        <w:ind w:left="1418" w:hanging="283"/>
-      </w:pPr>
-      <w:rPr>
-        <w:rFonts w:ascii="Symbol" w:hAnsi="Symbol" w:cs="Symbol" w:hint="default"/>
-      </w:rPr>
-    </w:lvl>
-    <w:lvl w:ilvl="2">
-      <w:start w:val="1"/>
-      <w:numFmt w:val="bullet"/>
-      <w:lvlText w:val=""/>
-      <w:lvlJc w:val="left"/>
-      <w:pPr>
-        <w:tabs>
-          <w:tab w:val="num" w:pos="2127"/>
-        </w:tabs>
-        <w:ind w:left="2127" w:hanging="283"/>
-      </w:pPr>
-      <w:rPr>
-        <w:rFonts w:ascii="Symbol" w:hAnsi="Symbol" w:cs="Symbol" w:hint="default"/>
-      </w:rPr>
-    </w:lvl>
-    <w:lvl w:ilvl="3">
-      <w:start w:val="1"/>
-      <w:numFmt w:val="bullet"/>
-      <w:lvlText w:val=""/>
-      <w:lvlJc w:val="left"/>
-      <w:pPr>
-        <w:tabs>
-          <w:tab w:val="num" w:pos="2836"/>
-        </w:tabs>
-        <w:ind w:left="2836" w:hanging="283"/>
-      </w:pPr>
-      <w:rPr>
-        <w:rFonts w:ascii="Symbol" w:hAnsi="Symbol" w:cs="Symbol" w:hint="default"/>
-      </w:rPr>
-    </w:lvl>
-    <w:lvl w:ilvl="4">
-      <w:start w:val="1"/>
-      <w:numFmt w:val="bullet"/>
-      <w:lvlText w:val=""/>
-      <w:lvlJc w:val="left"/>
-      <w:pPr>
-        <w:tabs>
-          <w:tab w:val="num" w:pos="3545"/>
-        </w:tabs>
-        <w:ind w:left="3545" w:hanging="283"/>
-      </w:pPr>
-      <w:rPr>
-        <w:rFonts w:ascii="Symbol" w:hAnsi="Symbol" w:cs="Symbol" w:hint="default"/>
-      </w:rPr>
-    </w:lvl>
-    <w:lvl w:ilvl="5">
-      <w:start w:val="1"/>
-      <w:numFmt w:val="bullet"/>
-      <w:lvlText w:val=""/>
-      <w:lvlJc w:val="left"/>
-      <w:pPr>
-        <w:tabs>
-          <w:tab w:val="num" w:pos="4254"/>
-        </w:tabs>
-        <w:ind w:left="4254" w:hanging="283"/>
-      </w:pPr>
-      <w:rPr>
-        <w:rFonts w:ascii="Symbol" w:hAnsi="Symbol" w:cs="Symbol" w:hint="default"/>
-      </w:rPr>
-    </w:lvl>
-    <w:lvl w:ilvl="6">
-      <w:start w:val="1"/>
-      <w:numFmt w:val="bullet"/>
-      <w:lvlText w:val=""/>
-      <w:lvlJc w:val="left"/>
-      <w:pPr>
-        <w:tabs>
-          <w:tab w:val="num" w:pos="4963"/>
-        </w:tabs>
-        <w:ind w:left="4963" w:hanging="283"/>
-      </w:pPr>
-      <w:rPr>
-        <w:rFonts w:ascii="Symbol" w:hAnsi="Symbol" w:cs="Symbol" w:hint="default"/>
-      </w:rPr>
-    </w:lvl>
-    <w:lvl w:ilvl="7">
-      <w:start w:val="1"/>
-      <w:numFmt w:val="bullet"/>
-      <w:lvlText w:val=""/>
-      <w:lvlJc w:val="left"/>
-      <w:pPr>
-        <w:tabs>
-          <w:tab w:val="num" w:pos="5672"/>
-        </w:tabs>
-        <w:ind w:left="5672" w:hanging="283"/>
-      </w:pPr>
-      <w:rPr>
-        <w:rFonts w:ascii="Symbol" w:hAnsi="Symbol" w:cs="Symbol" w:hint="default"/>
-      </w:rPr>
-    </w:lvl>
-    <w:lvl w:ilvl="8">
-      <w:start w:val="1"/>
-      <w:numFmt w:val="bullet"/>
-      <w:lvlText w:val=""/>
-      <w:lvlJc w:val="left"/>
-      <w:pPr>
-        <w:tabs>
-          <w:tab w:val="num" w:pos="6381"/>
-        </w:tabs>
-        <w:ind w:left="6381" w:hanging="283"/>
-      </w:pPr>
-      <w:rPr>
-        <w:rFonts w:ascii="Symbol" w:hAnsi="Symbol" w:cs="Symbol" w:hint="default"/>
-      </w:rPr>
-    </w:lvl>
-  </w:abstractNum>
-  <w:abstractNum w:abstractNumId="9">
-    <w:lvl w:ilvl="0">
-      <w:start w:val="1"/>
-      <w:numFmt w:val="bullet"/>
-      <w:lvlText w:val=""/>
-      <w:lvlJc w:val="left"/>
-      <w:pPr>
-        <w:tabs>
-          <w:tab w:val="num" w:pos="709"/>
-        </w:tabs>
-        <w:ind w:left="709" w:hanging="283"/>
-      </w:pPr>
-      <w:rPr>
-        <w:rFonts w:ascii="Symbol" w:hAnsi="Symbol" w:cs="Symbol" w:hint="default"/>
-      </w:rPr>
-    </w:lvl>
-    <w:lvl w:ilvl="1">
-      <w:start w:val="1"/>
-      <w:numFmt w:val="bullet"/>
-      <w:lvlText w:val=""/>
-      <w:lvlJc w:val="left"/>
-      <w:pPr>
-        <w:tabs>
-          <w:tab w:val="num" w:pos="1418"/>
-        </w:tabs>
-        <w:ind w:left="1418" w:hanging="283"/>
-      </w:pPr>
-      <w:rPr>
-        <w:rFonts w:ascii="Symbol" w:hAnsi="Symbol" w:cs="Symbol" w:hint="default"/>
-      </w:rPr>
-    </w:lvl>
-    <w:lvl w:ilvl="2">
-      <w:start w:val="1"/>
-      <w:numFmt w:val="bullet"/>
-      <w:lvlText w:val=""/>
-      <w:lvlJc w:val="left"/>
-      <w:pPr>
-        <w:tabs>
-          <w:tab w:val="num" w:pos="2127"/>
-        </w:tabs>
-        <w:ind w:left="2127" w:hanging="283"/>
-      </w:pPr>
-      <w:rPr>
-        <w:rFonts w:ascii="Symbol" w:hAnsi="Symbol" w:cs="Symbol" w:hint="default"/>
-      </w:rPr>
-    </w:lvl>
-    <w:lvl w:ilvl="3">
-      <w:start w:val="1"/>
-      <w:numFmt w:val="bullet"/>
-      <w:lvlText w:val=""/>
-      <w:lvlJc w:val="left"/>
-      <w:pPr>
-        <w:tabs>
-          <w:tab w:val="num" w:pos="2836"/>
-        </w:tabs>
-        <w:ind w:left="2836" w:hanging="283"/>
-      </w:pPr>
-      <w:rPr>
-        <w:rFonts w:ascii="Symbol" w:hAnsi="Symbol" w:cs="Symbol" w:hint="default"/>
-      </w:rPr>
-    </w:lvl>
-    <w:lvl w:ilvl="4">
-      <w:start w:val="1"/>
-      <w:numFmt w:val="bullet"/>
-      <w:lvlText w:val=""/>
-      <w:lvlJc w:val="left"/>
-      <w:pPr>
-        <w:tabs>
-          <w:tab w:val="num" w:pos="3545"/>
-        </w:tabs>
-        <w:ind w:left="3545" w:hanging="283"/>
-      </w:pPr>
-      <w:rPr>
-        <w:rFonts w:ascii="Symbol" w:hAnsi="Symbol" w:cs="Symbol" w:hint="default"/>
-      </w:rPr>
-    </w:lvl>
-    <w:lvl w:ilvl="5">
-      <w:start w:val="1"/>
-      <w:numFmt w:val="bullet"/>
-      <w:lvlText w:val=""/>
-      <w:lvlJc w:val="left"/>
-      <w:pPr>
-        <w:tabs>
-          <w:tab w:val="num" w:pos="4254"/>
-        </w:tabs>
-        <w:ind w:left="4254" w:hanging="283"/>
-      </w:pPr>
-      <w:rPr>
-        <w:rFonts w:ascii="Symbol" w:hAnsi="Symbol" w:cs="Symbol" w:hint="default"/>
-      </w:rPr>
-    </w:lvl>
-    <w:lvl w:ilvl="6">
-      <w:start w:val="1"/>
-      <w:numFmt w:val="bullet"/>
-      <w:lvlText w:val=""/>
-      <w:lvlJc w:val="left"/>
-      <w:pPr>
-        <w:tabs>
-          <w:tab w:val="num" w:pos="4963"/>
-        </w:tabs>
-        <w:ind w:left="4963" w:hanging="283"/>
-      </w:pPr>
-      <w:rPr>
-        <w:rFonts w:ascii="Symbol" w:hAnsi="Symbol" w:cs="Symbol" w:hint="default"/>
-      </w:rPr>
-    </w:lvl>
-    <w:lvl w:ilvl="7">
-      <w:start w:val="1"/>
-      <w:numFmt w:val="bullet"/>
-      <w:lvlText w:val=""/>
-      <w:lvlJc w:val="left"/>
-      <w:pPr>
-        <w:tabs>
-          <w:tab w:val="num" w:pos="5672"/>
-        </w:tabs>
-        <w:ind w:left="5672" w:hanging="283"/>
-      </w:pPr>
-      <w:rPr>
-        <w:rFonts w:ascii="Symbol" w:hAnsi="Symbol" w:cs="Symbol" w:hint="default"/>
-      </w:rPr>
-    </w:lvl>
-    <w:lvl w:ilvl="8">
-      <w:start w:val="1"/>
-      <w:numFmt w:val="bullet"/>
-      <w:lvlText w:val=""/>
-      <w:lvlJc w:val="left"/>
-      <w:pPr>
-        <w:tabs>
-          <w:tab w:val="num" w:pos="6381"/>
-        </w:tabs>
-        <w:ind w:left="6381" w:hanging="283"/>
-      </w:pPr>
-      <w:rPr>
-        <w:rFonts w:ascii="Symbol" w:hAnsi="Symbol" w:cs="Symbol" w:hint="default"/>
-      </w:rPr>
-    </w:lvl>
-  </w:abstractNum>
-  <w:abstractNum w:abstractNumId="10">
-    <w:lvl w:ilvl="0">
-      <w:start w:val="1"/>
-      <w:numFmt w:val="bullet"/>
-      <w:lvlText w:val=""/>
-      <w:lvlJc w:val="left"/>
-      <w:pPr>
-        <w:tabs>
-          <w:tab w:val="num" w:pos="709"/>
-        </w:tabs>
-        <w:ind w:left="709" w:hanging="283"/>
-      </w:pPr>
-      <w:rPr>
-        <w:rFonts w:ascii="Symbol" w:hAnsi="Symbol" w:cs="Symbol" w:hint="default"/>
-      </w:rPr>
-    </w:lvl>
-    <w:lvl w:ilvl="1">
-      <w:start w:val="1"/>
-      <w:numFmt w:val="bullet"/>
-      <w:lvlText w:val=""/>
-      <w:lvlJc w:val="left"/>
-      <w:pPr>
-        <w:tabs>
-          <w:tab w:val="num" w:pos="1418"/>
-        </w:tabs>
-        <w:ind w:left="1418" w:hanging="283"/>
-      </w:pPr>
-      <w:rPr>
-        <w:rFonts w:ascii="Symbol" w:hAnsi="Symbol" w:cs="Symbol" w:hint="default"/>
-      </w:rPr>
-    </w:lvl>
-    <w:lvl w:ilvl="2">
-      <w:start w:val="1"/>
-      <w:numFmt w:val="bullet"/>
-      <w:lvlText w:val=""/>
-      <w:lvlJc w:val="left"/>
-      <w:pPr>
-        <w:tabs>
-          <w:tab w:val="num" w:pos="2127"/>
-        </w:tabs>
-        <w:ind w:left="2127" w:hanging="283"/>
-      </w:pPr>
-      <w:rPr>
-        <w:rFonts w:ascii="Symbol" w:hAnsi="Symbol" w:cs="Symbol" w:hint="default"/>
-      </w:rPr>
-    </w:lvl>
-    <w:lvl w:ilvl="3">
-      <w:start w:val="1"/>
-      <w:numFmt w:val="bullet"/>
-      <w:lvlText w:val=""/>
-      <w:lvlJc w:val="left"/>
-      <w:pPr>
-        <w:tabs>
-          <w:tab w:val="num" w:pos="2836"/>
-        </w:tabs>
-        <w:ind w:left="2836" w:hanging="283"/>
-      </w:pPr>
-      <w:rPr>
-        <w:rFonts w:ascii="Symbol" w:hAnsi="Symbol" w:cs="Symbol" w:hint="default"/>
-      </w:rPr>
-    </w:lvl>
-    <w:lvl w:ilvl="4">
-      <w:start w:val="1"/>
-      <w:numFmt w:val="bullet"/>
-      <w:lvlText w:val=""/>
-      <w:lvlJc w:val="left"/>
-      <w:pPr>
-        <w:tabs>
-          <w:tab w:val="num" w:pos="3545"/>
-        </w:tabs>
-        <w:ind w:left="3545" w:hanging="283"/>
-      </w:pPr>
-      <w:rPr>
-        <w:rFonts w:ascii="Symbol" w:hAnsi="Symbol" w:cs="Symbol" w:hint="default"/>
-      </w:rPr>
-    </w:lvl>
-    <w:lvl w:ilvl="5">
-      <w:start w:val="1"/>
-      <w:numFmt w:val="bullet"/>
-      <w:lvlText w:val=""/>
-      <w:lvlJc w:val="left"/>
-      <w:pPr>
-        <w:tabs>
-          <w:tab w:val="num" w:pos="4254"/>
-        </w:tabs>
-        <w:ind w:left="4254" w:hanging="283"/>
-      </w:pPr>
-      <w:rPr>
-        <w:rFonts w:ascii="Symbol" w:hAnsi="Symbol" w:cs="Symbol" w:hint="default"/>
-      </w:rPr>
-    </w:lvl>
-    <w:lvl w:ilvl="6">
-      <w:start w:val="1"/>
-      <w:numFmt w:val="bullet"/>
-      <w:lvlText w:val=""/>
-      <w:lvlJc w:val="left"/>
-      <w:pPr>
-        <w:tabs>
-          <w:tab w:val="num" w:pos="4963"/>
-        </w:tabs>
-        <w:ind w:left="4963" w:hanging="283"/>
-      </w:pPr>
-      <w:rPr>
-        <w:rFonts w:ascii="Symbol" w:hAnsi="Symbol" w:cs="Symbol" w:hint="default"/>
-      </w:rPr>
-    </w:lvl>
-    <w:lvl w:ilvl="7">
-      <w:start w:val="1"/>
-      <w:numFmt w:val="bullet"/>
-      <w:lvlText w:val=""/>
-      <w:lvlJc w:val="left"/>
-      <w:pPr>
-        <w:tabs>
-          <w:tab w:val="num" w:pos="5672"/>
-        </w:tabs>
-        <w:ind w:left="5672" w:hanging="283"/>
-      </w:pPr>
-      <w:rPr>
-        <w:rFonts w:ascii="Symbol" w:hAnsi="Symbol" w:cs="Symbol" w:hint="default"/>
-      </w:rPr>
-    </w:lvl>
-    <w:lvl w:ilvl="8">
-      <w:start w:val="1"/>
-      <w:numFmt w:val="bullet"/>
-      <w:lvlText w:val=""/>
-      <w:lvlJc w:val="left"/>
-      <w:pPr>
-        <w:tabs>
-          <w:tab w:val="num" w:pos="6381"/>
-        </w:tabs>
-        <w:ind w:left="6381" w:hanging="283"/>
-      </w:pPr>
-      <w:rPr>
-        <w:rFonts w:ascii="Symbol" w:hAnsi="Symbol" w:cs="Symbol" w:hint="default"/>
-      </w:rPr>
-    </w:lvl>
-  </w:abstractNum>
-  <w:abstractNum w:abstractNumId="11">
-    <w:lvl w:ilvl="0">
-      <w:start w:val="1"/>
-      <w:numFmt w:val="bullet"/>
-      <w:lvlText w:val=""/>
-      <w:lvlJc w:val="left"/>
-      <w:pPr>
-        <w:tabs>
-          <w:tab w:val="num" w:pos="709"/>
-        </w:tabs>
-        <w:ind w:left="709" w:hanging="283"/>
-      </w:pPr>
-      <w:rPr>
-        <w:rFonts w:ascii="Symbol" w:hAnsi="Symbol" w:cs="Symbol" w:hint="default"/>
-      </w:rPr>
-    </w:lvl>
-    <w:lvl w:ilvl="1">
-      <w:start w:val="1"/>
-      <w:numFmt w:val="bullet"/>
-      <w:lvlText w:val=""/>
-      <w:lvlJc w:val="left"/>
-      <w:pPr>
-        <w:tabs>
-          <w:tab w:val="num" w:pos="1418"/>
-        </w:tabs>
-        <w:ind w:left="1418" w:hanging="283"/>
-      </w:pPr>
-      <w:rPr>
-        <w:rFonts w:ascii="Symbol" w:hAnsi="Symbol" w:cs="Symbol" w:hint="default"/>
-      </w:rPr>
-    </w:lvl>
-    <w:lvl w:ilvl="2">
-      <w:start w:val="1"/>
-      <w:numFmt w:val="bullet"/>
-      <w:lvlText w:val=""/>
-      <w:lvlJc w:val="left"/>
-      <w:pPr>
-        <w:tabs>
-          <w:tab w:val="num" w:pos="2127"/>
-        </w:tabs>
-        <w:ind w:left="2127" w:hanging="283"/>
-      </w:pPr>
-      <w:rPr>
-        <w:rFonts w:ascii="Symbol" w:hAnsi="Symbol" w:cs="Symbol" w:hint="default"/>
-      </w:rPr>
-    </w:lvl>
-    <w:lvl w:ilvl="3">
-      <w:start w:val="1"/>
-      <w:numFmt w:val="bullet"/>
-      <w:lvlText w:val=""/>
-      <w:lvlJc w:val="left"/>
-      <w:pPr>
-        <w:tabs>
-          <w:tab w:val="num" w:pos="2836"/>
-        </w:tabs>
-        <w:ind w:left="2836" w:hanging="283"/>
-      </w:pPr>
-      <w:rPr>
-        <w:rFonts w:ascii="Symbol" w:hAnsi="Symbol" w:cs="Symbol" w:hint="default"/>
-      </w:rPr>
-    </w:lvl>
-    <w:lvl w:ilvl="4">
-      <w:start w:val="1"/>
-      <w:numFmt w:val="bullet"/>
-      <w:lvlText w:val=""/>
-      <w:lvlJc w:val="left"/>
-      <w:pPr>
-        <w:tabs>
-          <w:tab w:val="num" w:pos="3545"/>
-        </w:tabs>
-        <w:ind w:left="3545" w:hanging="283"/>
-      </w:pPr>
-      <w:rPr>
-        <w:rFonts w:ascii="Symbol" w:hAnsi="Symbol" w:cs="Symbol" w:hint="default"/>
-      </w:rPr>
-    </w:lvl>
-    <w:lvl w:ilvl="5">
-      <w:start w:val="1"/>
-      <w:numFmt w:val="bullet"/>
-      <w:lvlText w:val=""/>
-      <w:lvlJc w:val="left"/>
-      <w:pPr>
-        <w:tabs>
-          <w:tab w:val="num" w:pos="4254"/>
-        </w:tabs>
-        <w:ind w:left="4254" w:hanging="283"/>
-      </w:pPr>
-      <w:rPr>
-        <w:rFonts w:ascii="Symbol" w:hAnsi="Symbol" w:cs="Symbol" w:hint="default"/>
-      </w:rPr>
-    </w:lvl>
-    <w:lvl w:ilvl="6">
-      <w:start w:val="1"/>
-      <w:numFmt w:val="bullet"/>
-      <w:lvlText w:val=""/>
-      <w:lvlJc w:val="left"/>
-      <w:pPr>
-        <w:tabs>
-          <w:tab w:val="num" w:pos="4963"/>
-        </w:tabs>
-        <w:ind w:left="4963" w:hanging="283"/>
-      </w:pPr>
-      <w:rPr>
-        <w:rFonts w:ascii="Symbol" w:hAnsi="Symbol" w:cs="Symbol" w:hint="default"/>
-      </w:rPr>
-    </w:lvl>
-    <w:lvl w:ilvl="7">
-      <w:start w:val="1"/>
-      <w:numFmt w:val="bullet"/>
-      <w:lvlText w:val=""/>
-      <w:lvlJc w:val="left"/>
-      <w:pPr>
-        <w:tabs>
-          <w:tab w:val="num" w:pos="5672"/>
-        </w:tabs>
-        <w:ind w:left="5672" w:hanging="283"/>
-      </w:pPr>
-      <w:rPr>
-        <w:rFonts w:ascii="Symbol" w:hAnsi="Symbol" w:cs="Symbol" w:hint="default"/>
-      </w:rPr>
-    </w:lvl>
-    <w:lvl w:ilvl="8">
-      <w:start w:val="1"/>
-      <w:numFmt w:val="bullet"/>
-      <w:lvlText w:val=""/>
-      <w:lvlJc w:val="left"/>
-      <w:pPr>
-        <w:tabs>
-          <w:tab w:val="num" w:pos="6381"/>
-        </w:tabs>
-        <w:ind w:left="6381" w:hanging="283"/>
-      </w:pPr>
-      <w:rPr>
-        <w:rFonts w:ascii="Symbol" w:hAnsi="Symbol" w:cs="Symbol" w:hint="default"/>
+      <w:lvlText w:val="▪"/>
+      <w:lvlJc w:val="left"/>
+      <w:pPr>
+        <w:tabs>
+          <w:tab w:val="num" w:pos="3600"/>
+        </w:tabs>
+        <w:ind w:left="3600" w:hanging="360"/>
+      </w:pPr>
+      <w:rPr>
+        <w:rFonts w:ascii="OpenSymbol" w:hAnsi="OpenSymbol" w:cs="OpenSymbol" w:hint="default"/>
       </w:rPr>
     </w:lvl>
   </w:abstractNum>
@@ -4267,21 +3625,6 @@
   </w:num>
   <w:num w:numId="6">
     <w:abstractNumId w:val="6"/>
-  </w:num>
-  <w:num w:numId="7">
-    <w:abstractNumId w:val="7"/>
-  </w:num>
-  <w:num w:numId="8">
-    <w:abstractNumId w:val="8"/>
-  </w:num>
-  <w:num w:numId="9">
-    <w:abstractNumId w:val="9"/>
-  </w:num>
-  <w:num w:numId="10">
-    <w:abstractNumId w:val="10"/>
-  </w:num>
-  <w:num w:numId="11">
-    <w:abstractNumId w:val="11"/>
   </w:num>
 </w:numbering>
 </file>
@@ -4543,21 +3886,6 @@
       <w:rFonts w:ascii="OpenSymbol" w:hAnsi="OpenSymbol" w:eastAsia="OpenSymbol" w:cs="OpenSymbol"/>
     </w:rPr>
   </w:style>
-  <w:style w:type="character" w:styleId="SourceText">
-    <w:name w:val="Source Text"/>
-    <w:qFormat/>
-    <w:rPr>
-      <w:rFonts w:ascii="Liberation Mono" w:hAnsi="Liberation Mono" w:eastAsia="Noto Sans Mono CJK SC" w:cs="Liberation Mono"/>
-    </w:rPr>
-  </w:style>
-  <w:style w:type="character" w:styleId="StrongEmphasis">
-    <w:name w:val="Strong Emphasis"/>
-    <w:qFormat/>
-    <w:rPr>
-      <w:b/>
-      <w:bCs/>
-    </w:rPr>
-  </w:style>
   <w:style w:type="paragraph" w:styleId="Heading">
     <w:name w:val="Heading"/>
     <w:basedOn w:val="Normal"/>
